--- a/data/03_investment_memo/investment_memo_36.docx
+++ b/data/03_investment_memo/investment_memo_36.docx
@@ -21,11 +21,828 @@
     <w:p>
       <w:r>
         <w:br/>
-        <w:t>根据内部财务模型测算，新宇龙信息传媒有限公司 在未来三年</w:t>
+        <w:t>泰麒麟网络有限公司 是中国 云计算 行业的重要企业之一。</w:t>
         <w:br/>
-        <w:t>收入复合增长率预计可达到 17% 左右。</w:t>
+        <w:t>根据华辰资本 投资委员会 的研究，该公司成立于 2010 年，</w:t>
+        <w:br/>
+        <w:t>目前员工规模约 4251 人。公司近年来持续加大研发投入，</w:t>
+        <w:br/>
+        <w:t>在核心技术方面形成了较强的竞争壁垒。</w:t>
+        <w:br/>
+      </w:r>
+    </w:p>
+    <w:p>
+      <w:r>
+        <w:br/>
+        <w:t>风险管理部认为，云计算 行业仍然面临若干</w:t>
+        <w:br/>
+        <w:t>不确定性因素，包括技术迭代风险、政策变化、</w:t>
+        <w:br/>
+        <w:t>以及市场竞争加剧等问题。</w:t>
+        <w:br/>
+      </w:r>
+    </w:p>
+    <w:p>
+      <w:r>
+        <w:br/>
+        <w:t>根据内部财务模型测算，九方传媒有限公司 在未来三年</w:t>
+        <w:br/>
+        <w:t>收入复合增长率预计可达到 15% 左右。</w:t>
         <w:br/>
         <w:t>该预测基于行业需求增长以及公司产能扩张计划。</w:t>
+        <w:br/>
+      </w:r>
+    </w:p>
+    <w:p>
+      <w:r>
+        <w:br/>
+        <w:t>风险管理部认为，云计算 行业仍然面临若干</w:t>
+        <w:br/>
+        <w:t>不确定性因素，包括技术迭代风险、政策变化、</w:t>
+        <w:br/>
+        <w:t>以及市场竞争加剧等问题。</w:t>
+        <w:br/>
+      </w:r>
+    </w:p>
+    <w:p>
+      <w:r>
+        <w:br/>
+        <w:t>华辰资本旗下的 HC Energy Transition Fund 在最近的资产配置会议中</w:t>
+        <w:br/>
+        <w:t>讨论了 人工智能 行业的投资机会，并对 华成育卓传媒有限公司</w:t>
+        <w:br/>
+        <w:t>进行了重点评估。</w:t>
+        <w:br/>
+      </w:r>
+    </w:p>
+    <w:p>
+      <w:r>
+        <w:br/>
+        <w:t>根据内部财务模型测算，华成育卓传媒有限公司 在未来三年</w:t>
+        <w:br/>
+        <w:t>收入复合增长率预计可达到 25% 左右。</w:t>
+        <w:br/>
+        <w:t>该预测基于行业需求增长以及公司产能扩张计划。</w:t>
+        <w:br/>
+      </w:r>
+    </w:p>
+    <w:p>
+      <w:r>
+        <w:br/>
+        <w:t>从产业链角度看，机器人 行业主要由上游设备厂商、</w:t>
+        <w:br/>
+        <w:t>中游平台企业以及下游应用厂商组成。</w:t>
+        <w:br/>
+        <w:t>毕博诚信息有限公司 主要位于产业链的 下游 环节。</w:t>
+        <w:br/>
+      </w:r>
+    </w:p>
+    <w:p>
+      <w:r>
+        <w:br/>
+        <w:t>从产业链角度看，人工智能 行业主要由上游设备厂商、</w:t>
+        <w:br/>
+        <w:t>中游平台企业以及下游应用厂商组成。</w:t>
+        <w:br/>
+        <w:t>飞利信科技有限公司 主要位于产业链的 下游 环节。</w:t>
+        <w:br/>
+      </w:r>
+    </w:p>
+    <w:tbl>
+      <w:tblPr>
+        <w:tblW w:type="auto" w:w="0"/>
+        <w:tblLook w:firstColumn="1" w:firstRow="1" w:lastColumn="0" w:lastRow="0" w:noHBand="0" w:noVBand="1" w:val="04A0"/>
+      </w:tblPr>
+      <w:tblGrid>
+        <w:gridCol w:w="2160"/>
+        <w:gridCol w:w="2160"/>
+        <w:gridCol w:w="2160"/>
+        <w:gridCol w:w="2160"/>
+      </w:tblGrid>
+      <w:tr>
+        <w:tc>
+          <w:tcPr>
+            <w:tcW w:type="dxa" w:w="2160"/>
+          </w:tcPr>
+          <w:p>
+            <w:r>
+              <w:t>公司</w:t>
+            </w:r>
+          </w:p>
+        </w:tc>
+        <w:tc>
+          <w:tcPr>
+            <w:tcW w:type="dxa" w:w="2160"/>
+          </w:tcPr>
+          <w:p>
+            <w:r>
+              <w:t>行业</w:t>
+            </w:r>
+          </w:p>
+        </w:tc>
+        <w:tc>
+          <w:tcPr>
+            <w:tcW w:type="dxa" w:w="2160"/>
+          </w:tcPr>
+          <w:p>
+            <w:r>
+              <w:t>市值</w:t>
+            </w:r>
+          </w:p>
+        </w:tc>
+        <w:tc>
+          <w:tcPr>
+            <w:tcW w:type="dxa" w:w="2160"/>
+          </w:tcPr>
+          <w:p>
+            <w:r>
+              <w:t>增长率</w:t>
+            </w:r>
+          </w:p>
+        </w:tc>
+      </w:tr>
+      <w:tr>
+        <w:tc>
+          <w:tcPr>
+            <w:tcW w:type="dxa" w:w="2160"/>
+          </w:tcPr>
+          <w:p>
+            <w:r>
+              <w:t>通际名联科技有限公司</w:t>
+            </w:r>
+          </w:p>
+        </w:tc>
+        <w:tc>
+          <w:tcPr>
+            <w:tcW w:type="dxa" w:w="2160"/>
+          </w:tcPr>
+          <w:p>
+            <w:r>
+              <w:t>人工智能</w:t>
+            </w:r>
+          </w:p>
+        </w:tc>
+        <w:tc>
+          <w:tcPr>
+            <w:tcW w:type="dxa" w:w="2160"/>
+          </w:tcPr>
+          <w:p>
+            <w:r>
+              <w:t>118亿</w:t>
+            </w:r>
+          </w:p>
+        </w:tc>
+        <w:tc>
+          <w:tcPr>
+            <w:tcW w:type="dxa" w:w="2160"/>
+          </w:tcPr>
+          <w:p>
+            <w:r>
+              <w:t>18%</w:t>
+            </w:r>
+          </w:p>
+        </w:tc>
+      </w:tr>
+      <w:tr>
+        <w:tc>
+          <w:tcPr>
+            <w:tcW w:type="dxa" w:w="2160"/>
+          </w:tcPr>
+          <w:p>
+            <w:r>
+              <w:t>惠派国际公司科技有限公司</w:t>
+            </w:r>
+          </w:p>
+        </w:tc>
+        <w:tc>
+          <w:tcPr>
+            <w:tcW w:type="dxa" w:w="2160"/>
+          </w:tcPr>
+          <w:p>
+            <w:r>
+              <w:t>人工智能</w:t>
+            </w:r>
+          </w:p>
+        </w:tc>
+        <w:tc>
+          <w:tcPr>
+            <w:tcW w:type="dxa" w:w="2160"/>
+          </w:tcPr>
+          <w:p>
+            <w:r>
+              <w:t>669亿</w:t>
+            </w:r>
+          </w:p>
+        </w:tc>
+        <w:tc>
+          <w:tcPr>
+            <w:tcW w:type="dxa" w:w="2160"/>
+          </w:tcPr>
+          <w:p>
+            <w:r>
+              <w:t>30%</w:t>
+            </w:r>
+          </w:p>
+        </w:tc>
+      </w:tr>
+      <w:tr>
+        <w:tc>
+          <w:tcPr>
+            <w:tcW w:type="dxa" w:w="2160"/>
+          </w:tcPr>
+          <w:p>
+            <w:r>
+              <w:t>联软网络有限公司</w:t>
+            </w:r>
+          </w:p>
+        </w:tc>
+        <w:tc>
+          <w:tcPr>
+            <w:tcW w:type="dxa" w:w="2160"/>
+          </w:tcPr>
+          <w:p>
+            <w:r>
+              <w:t>半导体</w:t>
+            </w:r>
+          </w:p>
+        </w:tc>
+        <w:tc>
+          <w:tcPr>
+            <w:tcW w:type="dxa" w:w="2160"/>
+          </w:tcPr>
+          <w:p>
+            <w:r>
+              <w:t>287亿</w:t>
+            </w:r>
+          </w:p>
+        </w:tc>
+        <w:tc>
+          <w:tcPr>
+            <w:tcW w:type="dxa" w:w="2160"/>
+          </w:tcPr>
+          <w:p>
+            <w:r>
+              <w:t>5%</w:t>
+            </w:r>
+          </w:p>
+        </w:tc>
+      </w:tr>
+      <w:tr>
+        <w:tc>
+          <w:tcPr>
+            <w:tcW w:type="dxa" w:w="2160"/>
+          </w:tcPr>
+          <w:p>
+            <w:r>
+              <w:t>惠派国际公司科技有限公司</w:t>
+            </w:r>
+          </w:p>
+        </w:tc>
+        <w:tc>
+          <w:tcPr>
+            <w:tcW w:type="dxa" w:w="2160"/>
+          </w:tcPr>
+          <w:p>
+            <w:r>
+              <w:t>人工智能</w:t>
+            </w:r>
+          </w:p>
+        </w:tc>
+        <w:tc>
+          <w:tcPr>
+            <w:tcW w:type="dxa" w:w="2160"/>
+          </w:tcPr>
+          <w:p>
+            <w:r>
+              <w:t>112亿</w:t>
+            </w:r>
+          </w:p>
+        </w:tc>
+        <w:tc>
+          <w:tcPr>
+            <w:tcW w:type="dxa" w:w="2160"/>
+          </w:tcPr>
+          <w:p>
+            <w:r>
+              <w:t>8%</w:t>
+            </w:r>
+          </w:p>
+        </w:tc>
+      </w:tr>
+      <w:tr>
+        <w:tc>
+          <w:tcPr>
+            <w:tcW w:type="dxa" w:w="2160"/>
+          </w:tcPr>
+          <w:p>
+            <w:r>
+              <w:t>信诚致远科技有限公司</w:t>
+            </w:r>
+          </w:p>
+        </w:tc>
+        <w:tc>
+          <w:tcPr>
+            <w:tcW w:type="dxa" w:w="2160"/>
+          </w:tcPr>
+          <w:p>
+            <w:r>
+              <w:t>云计算</w:t>
+            </w:r>
+          </w:p>
+        </w:tc>
+        <w:tc>
+          <w:tcPr>
+            <w:tcW w:type="dxa" w:w="2160"/>
+          </w:tcPr>
+          <w:p>
+            <w:r>
+              <w:t>467亿</w:t>
+            </w:r>
+          </w:p>
+        </w:tc>
+        <w:tc>
+          <w:tcPr>
+            <w:tcW w:type="dxa" w:w="2160"/>
+          </w:tcPr>
+          <w:p>
+            <w:r>
+              <w:t>13%</w:t>
+            </w:r>
+          </w:p>
+        </w:tc>
+      </w:tr>
+      <w:tr>
+        <w:tc>
+          <w:tcPr>
+            <w:tcW w:type="dxa" w:w="2160"/>
+          </w:tcPr>
+          <w:p>
+            <w:r>
+              <w:t>雨林木风计算机科技有限公司</w:t>
+            </w:r>
+          </w:p>
+        </w:tc>
+        <w:tc>
+          <w:tcPr>
+            <w:tcW w:type="dxa" w:w="2160"/>
+          </w:tcPr>
+          <w:p>
+            <w:r>
+              <w:t>半导体</w:t>
+            </w:r>
+          </w:p>
+        </w:tc>
+        <w:tc>
+          <w:tcPr>
+            <w:tcW w:type="dxa" w:w="2160"/>
+          </w:tcPr>
+          <w:p>
+            <w:r>
+              <w:t>518亿</w:t>
+            </w:r>
+          </w:p>
+        </w:tc>
+        <w:tc>
+          <w:tcPr>
+            <w:tcW w:type="dxa" w:w="2160"/>
+          </w:tcPr>
+          <w:p>
+            <w:r>
+              <w:t>15%</w:t>
+            </w:r>
+          </w:p>
+        </w:tc>
+      </w:tr>
+      <w:tr>
+        <w:tc>
+          <w:tcPr>
+            <w:tcW w:type="dxa" w:w="2160"/>
+          </w:tcPr>
+          <w:p>
+            <w:r>
+              <w:t>方正科技信息有限公司</w:t>
+            </w:r>
+          </w:p>
+        </w:tc>
+        <w:tc>
+          <w:tcPr>
+            <w:tcW w:type="dxa" w:w="2160"/>
+          </w:tcPr>
+          <w:p>
+            <w:r>
+              <w:t>消费科技</w:t>
+            </w:r>
+          </w:p>
+        </w:tc>
+        <w:tc>
+          <w:tcPr>
+            <w:tcW w:type="dxa" w:w="2160"/>
+          </w:tcPr>
+          <w:p>
+            <w:r>
+              <w:t>429亿</w:t>
+            </w:r>
+          </w:p>
+        </w:tc>
+        <w:tc>
+          <w:tcPr>
+            <w:tcW w:type="dxa" w:w="2160"/>
+          </w:tcPr>
+          <w:p>
+            <w:r>
+              <w:t>20%</w:t>
+            </w:r>
+          </w:p>
+        </w:tc>
+      </w:tr>
+      <w:tr>
+        <w:tc>
+          <w:tcPr>
+            <w:tcW w:type="dxa" w:w="2160"/>
+          </w:tcPr>
+          <w:p>
+            <w:r>
+              <w:t>新格林耐特网络有限公司</w:t>
+            </w:r>
+          </w:p>
+        </w:tc>
+        <w:tc>
+          <w:tcPr>
+            <w:tcW w:type="dxa" w:w="2160"/>
+          </w:tcPr>
+          <w:p>
+            <w:r>
+              <w:t>人工智能</w:t>
+            </w:r>
+          </w:p>
+        </w:tc>
+        <w:tc>
+          <w:tcPr>
+            <w:tcW w:type="dxa" w:w="2160"/>
+          </w:tcPr>
+          <w:p>
+            <w:r>
+              <w:t>772亿</w:t>
+            </w:r>
+          </w:p>
+        </w:tc>
+        <w:tc>
+          <w:tcPr>
+            <w:tcW w:type="dxa" w:w="2160"/>
+          </w:tcPr>
+          <w:p>
+            <w:r>
+              <w:t>6%</w:t>
+            </w:r>
+          </w:p>
+        </w:tc>
+      </w:tr>
+      <w:tr>
+        <w:tc>
+          <w:tcPr>
+            <w:tcW w:type="dxa" w:w="2160"/>
+          </w:tcPr>
+          <w:p>
+            <w:r>
+              <w:t>佳禾传媒有限公司</w:t>
+            </w:r>
+          </w:p>
+        </w:tc>
+        <w:tc>
+          <w:tcPr>
+            <w:tcW w:type="dxa" w:w="2160"/>
+          </w:tcPr>
+          <w:p>
+            <w:r>
+              <w:t>云计算</w:t>
+            </w:r>
+          </w:p>
+        </w:tc>
+        <w:tc>
+          <w:tcPr>
+            <w:tcW w:type="dxa" w:w="2160"/>
+          </w:tcPr>
+          <w:p>
+            <w:r>
+              <w:t>412亿</w:t>
+            </w:r>
+          </w:p>
+        </w:tc>
+        <w:tc>
+          <w:tcPr>
+            <w:tcW w:type="dxa" w:w="2160"/>
+          </w:tcPr>
+          <w:p>
+            <w:r>
+              <w:t>23%</w:t>
+            </w:r>
+          </w:p>
+        </w:tc>
+      </w:tr>
+      <w:tr>
+        <w:tc>
+          <w:tcPr>
+            <w:tcW w:type="dxa" w:w="2160"/>
+          </w:tcPr>
+          <w:p>
+            <w:r>
+              <w:t>联软科技有限公司</w:t>
+            </w:r>
+          </w:p>
+        </w:tc>
+        <w:tc>
+          <w:tcPr>
+            <w:tcW w:type="dxa" w:w="2160"/>
+          </w:tcPr>
+          <w:p>
+            <w:r>
+              <w:t>消费科技</w:t>
+            </w:r>
+          </w:p>
+        </w:tc>
+        <w:tc>
+          <w:tcPr>
+            <w:tcW w:type="dxa" w:w="2160"/>
+          </w:tcPr>
+          <w:p>
+            <w:r>
+              <w:t>261亿</w:t>
+            </w:r>
+          </w:p>
+        </w:tc>
+        <w:tc>
+          <w:tcPr>
+            <w:tcW w:type="dxa" w:w="2160"/>
+          </w:tcPr>
+          <w:p>
+            <w:r>
+              <w:t>29%</w:t>
+            </w:r>
+          </w:p>
+        </w:tc>
+      </w:tr>
+      <w:tr>
+        <w:tc>
+          <w:tcPr>
+            <w:tcW w:type="dxa" w:w="2160"/>
+          </w:tcPr>
+          <w:p>
+            <w:r>
+              <w:t>雨林木风计算机科技有限公司</w:t>
+            </w:r>
+          </w:p>
+        </w:tc>
+        <w:tc>
+          <w:tcPr>
+            <w:tcW w:type="dxa" w:w="2160"/>
+          </w:tcPr>
+          <w:p>
+            <w:r>
+              <w:t>半导体</w:t>
+            </w:r>
+          </w:p>
+        </w:tc>
+        <w:tc>
+          <w:tcPr>
+            <w:tcW w:type="dxa" w:w="2160"/>
+          </w:tcPr>
+          <w:p>
+            <w:r>
+              <w:t>776亿</w:t>
+            </w:r>
+          </w:p>
+        </w:tc>
+        <w:tc>
+          <w:tcPr>
+            <w:tcW w:type="dxa" w:w="2160"/>
+          </w:tcPr>
+          <w:p>
+            <w:r>
+              <w:t>11%</w:t>
+            </w:r>
+          </w:p>
+        </w:tc>
+      </w:tr>
+      <w:tr>
+        <w:tc>
+          <w:tcPr>
+            <w:tcW w:type="dxa" w:w="2160"/>
+          </w:tcPr>
+          <w:p>
+            <w:r>
+              <w:t>信诚致远科技有限公司</w:t>
+            </w:r>
+          </w:p>
+        </w:tc>
+        <w:tc>
+          <w:tcPr>
+            <w:tcW w:type="dxa" w:w="2160"/>
+          </w:tcPr>
+          <w:p>
+            <w:r>
+              <w:t>云计算</w:t>
+            </w:r>
+          </w:p>
+        </w:tc>
+        <w:tc>
+          <w:tcPr>
+            <w:tcW w:type="dxa" w:w="2160"/>
+          </w:tcPr>
+          <w:p>
+            <w:r>
+              <w:t>553亿</w:t>
+            </w:r>
+          </w:p>
+        </w:tc>
+        <w:tc>
+          <w:tcPr>
+            <w:tcW w:type="dxa" w:w="2160"/>
+          </w:tcPr>
+          <w:p>
+            <w:r>
+              <w:t>8%</w:t>
+            </w:r>
+          </w:p>
+        </w:tc>
+      </w:tr>
+      <w:tr>
+        <w:tc>
+          <w:tcPr>
+            <w:tcW w:type="dxa" w:w="2160"/>
+          </w:tcPr>
+          <w:p>
+            <w:r>
+              <w:t>迪摩信息有限公司</w:t>
+            </w:r>
+          </w:p>
+        </w:tc>
+        <w:tc>
+          <w:tcPr>
+            <w:tcW w:type="dxa" w:w="2160"/>
+          </w:tcPr>
+          <w:p>
+            <w:r>
+              <w:t>医疗科技</w:t>
+            </w:r>
+          </w:p>
+        </w:tc>
+        <w:tc>
+          <w:tcPr>
+            <w:tcW w:type="dxa" w:w="2160"/>
+          </w:tcPr>
+          <w:p>
+            <w:r>
+              <w:t>272亿</w:t>
+            </w:r>
+          </w:p>
+        </w:tc>
+        <w:tc>
+          <w:tcPr>
+            <w:tcW w:type="dxa" w:w="2160"/>
+          </w:tcPr>
+          <w:p>
+            <w:r>
+              <w:t>6%</w:t>
+            </w:r>
+          </w:p>
+        </w:tc>
+      </w:tr>
+      <w:tr>
+        <w:tc>
+          <w:tcPr>
+            <w:tcW w:type="dxa" w:w="2160"/>
+          </w:tcPr>
+          <w:p>
+            <w:r>
+              <w:t>惠派国际公司科技有限公司</w:t>
+            </w:r>
+          </w:p>
+        </w:tc>
+        <w:tc>
+          <w:tcPr>
+            <w:tcW w:type="dxa" w:w="2160"/>
+          </w:tcPr>
+          <w:p>
+            <w:r>
+              <w:t>人工智能</w:t>
+            </w:r>
+          </w:p>
+        </w:tc>
+        <w:tc>
+          <w:tcPr>
+            <w:tcW w:type="dxa" w:w="2160"/>
+          </w:tcPr>
+          <w:p>
+            <w:r>
+              <w:t>759亿</w:t>
+            </w:r>
+          </w:p>
+        </w:tc>
+        <w:tc>
+          <w:tcPr>
+            <w:tcW w:type="dxa" w:w="2160"/>
+          </w:tcPr>
+          <w:p>
+            <w:r>
+              <w:t>24%</w:t>
+            </w:r>
+          </w:p>
+        </w:tc>
+      </w:tr>
+      <w:tr>
+        <w:tc>
+          <w:tcPr>
+            <w:tcW w:type="dxa" w:w="2160"/>
+          </w:tcPr>
+          <w:p>
+            <w:r>
+              <w:t>佳禾传媒有限公司</w:t>
+            </w:r>
+          </w:p>
+        </w:tc>
+        <w:tc>
+          <w:tcPr>
+            <w:tcW w:type="dxa" w:w="2160"/>
+          </w:tcPr>
+          <w:p>
+            <w:r>
+              <w:t>云计算</w:t>
+            </w:r>
+          </w:p>
+        </w:tc>
+        <w:tc>
+          <w:tcPr>
+            <w:tcW w:type="dxa" w:w="2160"/>
+          </w:tcPr>
+          <w:p>
+            <w:r>
+              <w:t>252亿</w:t>
+            </w:r>
+          </w:p>
+        </w:tc>
+        <w:tc>
+          <w:tcPr>
+            <w:tcW w:type="dxa" w:w="2160"/>
+          </w:tcPr>
+          <w:p>
+            <w:r>
+              <w:t>19%</w:t>
+            </w:r>
+          </w:p>
+        </w:tc>
+      </w:tr>
+    </w:tbl>
+    <w:p>
+      <w:pPr>
+        <w:pStyle w:val="Heading1"/>
+      </w:pPr>
+      <w:r>
+        <w:t>行业分析 2</w:t>
+      </w:r>
+    </w:p>
+    <w:p>
+      <w:r>
+        <w:br/>
+        <w:t>方正科技信息有限公司 是中国 消费科技 行业的重要企业之一。</w:t>
+        <w:br/>
+        <w:t>根据华辰资本 投资委员会 的研究，该公司成立于 2006 年，</w:t>
+        <w:br/>
+        <w:t>目前员工规模约 4942 人。公司近年来持续加大研发投入，</w:t>
+        <w:br/>
+        <w:t>在核心技术方面形成了较强的竞争壁垒。</w:t>
+        <w:br/>
+      </w:r>
+    </w:p>
+    <w:p>
+      <w:r>
+        <w:br/>
+        <w:t>从产业链角度看，人工智能 行业主要由上游设备厂商、</w:t>
+        <w:br/>
+        <w:t>中游平台企业以及下游应用厂商组成。</w:t>
+        <w:br/>
+        <w:t>明腾传媒有限公司 主要位于产业链的 下游 环节。</w:t>
+        <w:br/>
+      </w:r>
+    </w:p>
+    <w:p>
+      <w:r>
+        <w:br/>
+        <w:t>从产业链角度看，人工智能 行业主要由上游设备厂商、</w:t>
+        <w:br/>
+        <w:t>中游平台企业以及下游应用厂商组成。</w:t>
+        <w:br/>
+        <w:t>新格林耐特网络有限公司 主要位于产业链的 下游 环节。</w:t>
+        <w:br/>
+      </w:r>
+    </w:p>
+    <w:p>
+      <w:r>
+        <w:br/>
+        <w:t>从产业链角度看，消费科技 行业主要由上游设备厂商、</w:t>
+        <w:br/>
+        <w:t>中游平台企业以及下游应用厂商组成。</w:t>
+        <w:br/>
+        <w:t>飞海科技传媒有限公司 主要位于产业链的 中游 环节。</w:t>
         <w:br/>
       </w:r>
     </w:p>
@@ -43,9 +860,20 @@
     <w:p>
       <w:r>
         <w:br/>
-        <w:t>华辰资本旗下的 HC Quant Arbitrage Fund 在最近的资产配置会议中</w:t>
+        <w:t>风险管理部认为，医疗科技 行业仍然面临若干</w:t>
         <w:br/>
-        <w:t>讨论了 半导体 行业的投资机会，并对 浦华众城科技有限公司</w:t>
+        <w:t>不确定性因素，包括技术迭代风险、政策变化、</w:t>
+        <w:br/>
+        <w:t>以及市场竞争加剧等问题。</w:t>
+        <w:br/>
+      </w:r>
+    </w:p>
+    <w:p>
+      <w:r>
+        <w:br/>
+        <w:t>华辰资本旗下的 HC Alpha Growth Fund 在最近的资产配置会议中</w:t>
+        <w:br/>
+        <w:t>讨论了 消费科技 行业的投资机会，并对 昂歌信息信息有限公司</w:t>
         <w:br/>
         <w:t>进行了重点评估。</w:t>
         <w:br/>
@@ -54,9 +882,723 @@
     <w:p>
       <w:r>
         <w:br/>
-        <w:t>华辰资本旗下的 HC Energy Transition Fund 在最近的资产配置会议中</w:t>
+        <w:t>华辰资本旗下的 HC AI Innovation Fund 在最近的资产配置会议中</w:t>
         <w:br/>
-        <w:t>讨论了 人工智能 行业的投资机会，并对 和泰科技有限公司</w:t>
+        <w:t>讨论了 消费科技 行业的投资机会，并对 天开科技有限公司</w:t>
+        <w:br/>
+        <w:t>进行了重点评估。</w:t>
+        <w:br/>
+      </w:r>
+    </w:p>
+    <w:tbl>
+      <w:tblPr>
+        <w:tblW w:type="auto" w:w="0"/>
+        <w:tblLook w:firstColumn="1" w:firstRow="1" w:lastColumn="0" w:lastRow="0" w:noHBand="0" w:noVBand="1" w:val="04A0"/>
+      </w:tblPr>
+      <w:tblGrid>
+        <w:gridCol w:w="2160"/>
+        <w:gridCol w:w="2160"/>
+        <w:gridCol w:w="2160"/>
+        <w:gridCol w:w="2160"/>
+      </w:tblGrid>
+      <w:tr>
+        <w:tc>
+          <w:tcPr>
+            <w:tcW w:type="dxa" w:w="2160"/>
+          </w:tcPr>
+          <w:p>
+            <w:r>
+              <w:t>公司</w:t>
+            </w:r>
+          </w:p>
+        </w:tc>
+        <w:tc>
+          <w:tcPr>
+            <w:tcW w:type="dxa" w:w="2160"/>
+          </w:tcPr>
+          <w:p>
+            <w:r>
+              <w:t>行业</w:t>
+            </w:r>
+          </w:p>
+        </w:tc>
+        <w:tc>
+          <w:tcPr>
+            <w:tcW w:type="dxa" w:w="2160"/>
+          </w:tcPr>
+          <w:p>
+            <w:r>
+              <w:t>市值</w:t>
+            </w:r>
+          </w:p>
+        </w:tc>
+        <w:tc>
+          <w:tcPr>
+            <w:tcW w:type="dxa" w:w="2160"/>
+          </w:tcPr>
+          <w:p>
+            <w:r>
+              <w:t>增长率</w:t>
+            </w:r>
+          </w:p>
+        </w:tc>
+      </w:tr>
+      <w:tr>
+        <w:tc>
+          <w:tcPr>
+            <w:tcW w:type="dxa" w:w="2160"/>
+          </w:tcPr>
+          <w:p>
+            <w:r>
+              <w:t>戴硕电子网络有限公司</w:t>
+            </w:r>
+          </w:p>
+        </w:tc>
+        <w:tc>
+          <w:tcPr>
+            <w:tcW w:type="dxa" w:w="2160"/>
+          </w:tcPr>
+          <w:p>
+            <w:r>
+              <w:t>新能源</w:t>
+            </w:r>
+          </w:p>
+        </w:tc>
+        <w:tc>
+          <w:tcPr>
+            <w:tcW w:type="dxa" w:w="2160"/>
+          </w:tcPr>
+          <w:p>
+            <w:r>
+              <w:t>269亿</w:t>
+            </w:r>
+          </w:p>
+        </w:tc>
+        <w:tc>
+          <w:tcPr>
+            <w:tcW w:type="dxa" w:w="2160"/>
+          </w:tcPr>
+          <w:p>
+            <w:r>
+              <w:t>18%</w:t>
+            </w:r>
+          </w:p>
+        </w:tc>
+      </w:tr>
+      <w:tr>
+        <w:tc>
+          <w:tcPr>
+            <w:tcW w:type="dxa" w:w="2160"/>
+          </w:tcPr>
+          <w:p>
+            <w:r>
+              <w:t>联通时科传媒有限公司</w:t>
+            </w:r>
+          </w:p>
+        </w:tc>
+        <w:tc>
+          <w:tcPr>
+            <w:tcW w:type="dxa" w:w="2160"/>
+          </w:tcPr>
+          <w:p>
+            <w:r>
+              <w:t>消费科技</w:t>
+            </w:r>
+          </w:p>
+        </w:tc>
+        <w:tc>
+          <w:tcPr>
+            <w:tcW w:type="dxa" w:w="2160"/>
+          </w:tcPr>
+          <w:p>
+            <w:r>
+              <w:t>664亿</w:t>
+            </w:r>
+          </w:p>
+        </w:tc>
+        <w:tc>
+          <w:tcPr>
+            <w:tcW w:type="dxa" w:w="2160"/>
+          </w:tcPr>
+          <w:p>
+            <w:r>
+              <w:t>24%</w:t>
+            </w:r>
+          </w:p>
+        </w:tc>
+      </w:tr>
+      <w:tr>
+        <w:tc>
+          <w:tcPr>
+            <w:tcW w:type="dxa" w:w="2160"/>
+          </w:tcPr>
+          <w:p>
+            <w:r>
+              <w:t>佳禾传媒有限公司</w:t>
+            </w:r>
+          </w:p>
+        </w:tc>
+        <w:tc>
+          <w:tcPr>
+            <w:tcW w:type="dxa" w:w="2160"/>
+          </w:tcPr>
+          <w:p>
+            <w:r>
+              <w:t>云计算</w:t>
+            </w:r>
+          </w:p>
+        </w:tc>
+        <w:tc>
+          <w:tcPr>
+            <w:tcW w:type="dxa" w:w="2160"/>
+          </w:tcPr>
+          <w:p>
+            <w:r>
+              <w:t>191亿</w:t>
+            </w:r>
+          </w:p>
+        </w:tc>
+        <w:tc>
+          <w:tcPr>
+            <w:tcW w:type="dxa" w:w="2160"/>
+          </w:tcPr>
+          <w:p>
+            <w:r>
+              <w:t>26%</w:t>
+            </w:r>
+          </w:p>
+        </w:tc>
+      </w:tr>
+      <w:tr>
+        <w:tc>
+          <w:tcPr>
+            <w:tcW w:type="dxa" w:w="2160"/>
+          </w:tcPr>
+          <w:p>
+            <w:r>
+              <w:t>方正科技传媒有限公司</w:t>
+            </w:r>
+          </w:p>
+        </w:tc>
+        <w:tc>
+          <w:tcPr>
+            <w:tcW w:type="dxa" w:w="2160"/>
+          </w:tcPr>
+          <w:p>
+            <w:r>
+              <w:t>人工智能</w:t>
+            </w:r>
+          </w:p>
+        </w:tc>
+        <w:tc>
+          <w:tcPr>
+            <w:tcW w:type="dxa" w:w="2160"/>
+          </w:tcPr>
+          <w:p>
+            <w:r>
+              <w:t>561亿</w:t>
+            </w:r>
+          </w:p>
+        </w:tc>
+        <w:tc>
+          <w:tcPr>
+            <w:tcW w:type="dxa" w:w="2160"/>
+          </w:tcPr>
+          <w:p>
+            <w:r>
+              <w:t>26%</w:t>
+            </w:r>
+          </w:p>
+        </w:tc>
+      </w:tr>
+      <w:tr>
+        <w:tc>
+          <w:tcPr>
+            <w:tcW w:type="dxa" w:w="2160"/>
+          </w:tcPr>
+          <w:p>
+            <w:r>
+              <w:t>华泰通安传媒有限公司</w:t>
+            </w:r>
+          </w:p>
+        </w:tc>
+        <w:tc>
+          <w:tcPr>
+            <w:tcW w:type="dxa" w:w="2160"/>
+          </w:tcPr>
+          <w:p>
+            <w:r>
+              <w:t>消费科技</w:t>
+            </w:r>
+          </w:p>
+        </w:tc>
+        <w:tc>
+          <w:tcPr>
+            <w:tcW w:type="dxa" w:w="2160"/>
+          </w:tcPr>
+          <w:p>
+            <w:r>
+              <w:t>195亿</w:t>
+            </w:r>
+          </w:p>
+        </w:tc>
+        <w:tc>
+          <w:tcPr>
+            <w:tcW w:type="dxa" w:w="2160"/>
+          </w:tcPr>
+          <w:p>
+            <w:r>
+              <w:t>13%</w:t>
+            </w:r>
+          </w:p>
+        </w:tc>
+      </w:tr>
+      <w:tr>
+        <w:tc>
+          <w:tcPr>
+            <w:tcW w:type="dxa" w:w="2160"/>
+          </w:tcPr>
+          <w:p>
+            <w:r>
+              <w:t>中建创业科技有限公司</w:t>
+            </w:r>
+          </w:p>
+        </w:tc>
+        <w:tc>
+          <w:tcPr>
+            <w:tcW w:type="dxa" w:w="2160"/>
+          </w:tcPr>
+          <w:p>
+            <w:r>
+              <w:t>半导体</w:t>
+            </w:r>
+          </w:p>
+        </w:tc>
+        <w:tc>
+          <w:tcPr>
+            <w:tcW w:type="dxa" w:w="2160"/>
+          </w:tcPr>
+          <w:p>
+            <w:r>
+              <w:t>673亿</w:t>
+            </w:r>
+          </w:p>
+        </w:tc>
+        <w:tc>
+          <w:tcPr>
+            <w:tcW w:type="dxa" w:w="2160"/>
+          </w:tcPr>
+          <w:p>
+            <w:r>
+              <w:t>5%</w:t>
+            </w:r>
+          </w:p>
+        </w:tc>
+      </w:tr>
+      <w:tr>
+        <w:tc>
+          <w:tcPr>
+            <w:tcW w:type="dxa" w:w="2160"/>
+          </w:tcPr>
+          <w:p>
+            <w:r>
+              <w:t>华成育卓传媒有限公司</w:t>
+            </w:r>
+          </w:p>
+        </w:tc>
+        <w:tc>
+          <w:tcPr>
+            <w:tcW w:type="dxa" w:w="2160"/>
+          </w:tcPr>
+          <w:p>
+            <w:r>
+              <w:t>人工智能</w:t>
+            </w:r>
+          </w:p>
+        </w:tc>
+        <w:tc>
+          <w:tcPr>
+            <w:tcW w:type="dxa" w:w="2160"/>
+          </w:tcPr>
+          <w:p>
+            <w:r>
+              <w:t>396亿</w:t>
+            </w:r>
+          </w:p>
+        </w:tc>
+        <w:tc>
+          <w:tcPr>
+            <w:tcW w:type="dxa" w:w="2160"/>
+          </w:tcPr>
+          <w:p>
+            <w:r>
+              <w:t>6%</w:t>
+            </w:r>
+          </w:p>
+        </w:tc>
+      </w:tr>
+      <w:tr>
+        <w:tc>
+          <w:tcPr>
+            <w:tcW w:type="dxa" w:w="2160"/>
+          </w:tcPr>
+          <w:p>
+            <w:r>
+              <w:t>昂歌信息信息有限公司</w:t>
+            </w:r>
+          </w:p>
+        </w:tc>
+        <w:tc>
+          <w:tcPr>
+            <w:tcW w:type="dxa" w:w="2160"/>
+          </w:tcPr>
+          <w:p>
+            <w:r>
+              <w:t>消费科技</w:t>
+            </w:r>
+          </w:p>
+        </w:tc>
+        <w:tc>
+          <w:tcPr>
+            <w:tcW w:type="dxa" w:w="2160"/>
+          </w:tcPr>
+          <w:p>
+            <w:r>
+              <w:t>512亿</w:t>
+            </w:r>
+          </w:p>
+        </w:tc>
+        <w:tc>
+          <w:tcPr>
+            <w:tcW w:type="dxa" w:w="2160"/>
+          </w:tcPr>
+          <w:p>
+            <w:r>
+              <w:t>19%</w:t>
+            </w:r>
+          </w:p>
+        </w:tc>
+      </w:tr>
+      <w:tr>
+        <w:tc>
+          <w:tcPr>
+            <w:tcW w:type="dxa" w:w="2160"/>
+          </w:tcPr>
+          <w:p>
+            <w:r>
+              <w:t>巨奥传媒有限公司</w:t>
+            </w:r>
+          </w:p>
+        </w:tc>
+        <w:tc>
+          <w:tcPr>
+            <w:tcW w:type="dxa" w:w="2160"/>
+          </w:tcPr>
+          <w:p>
+            <w:r>
+              <w:t>人工智能</w:t>
+            </w:r>
+          </w:p>
+        </w:tc>
+        <w:tc>
+          <w:tcPr>
+            <w:tcW w:type="dxa" w:w="2160"/>
+          </w:tcPr>
+          <w:p>
+            <w:r>
+              <w:t>320亿</w:t>
+            </w:r>
+          </w:p>
+        </w:tc>
+        <w:tc>
+          <w:tcPr>
+            <w:tcW w:type="dxa" w:w="2160"/>
+          </w:tcPr>
+          <w:p>
+            <w:r>
+              <w:t>8%</w:t>
+            </w:r>
+          </w:p>
+        </w:tc>
+      </w:tr>
+      <w:tr>
+        <w:tc>
+          <w:tcPr>
+            <w:tcW w:type="dxa" w:w="2160"/>
+          </w:tcPr>
+          <w:p>
+            <w:r>
+              <w:t>天开科技有限公司</w:t>
+            </w:r>
+          </w:p>
+        </w:tc>
+        <w:tc>
+          <w:tcPr>
+            <w:tcW w:type="dxa" w:w="2160"/>
+          </w:tcPr>
+          <w:p>
+            <w:r>
+              <w:t>消费科技</w:t>
+            </w:r>
+          </w:p>
+        </w:tc>
+        <w:tc>
+          <w:tcPr>
+            <w:tcW w:type="dxa" w:w="2160"/>
+          </w:tcPr>
+          <w:p>
+            <w:r>
+              <w:t>328亿</w:t>
+            </w:r>
+          </w:p>
+        </w:tc>
+        <w:tc>
+          <w:tcPr>
+            <w:tcW w:type="dxa" w:w="2160"/>
+          </w:tcPr>
+          <w:p>
+            <w:r>
+              <w:t>13%</w:t>
+            </w:r>
+          </w:p>
+        </w:tc>
+      </w:tr>
+      <w:tr>
+        <w:tc>
+          <w:tcPr>
+            <w:tcW w:type="dxa" w:w="2160"/>
+          </w:tcPr>
+          <w:p>
+            <w:r>
+              <w:t>迪摩信息有限公司</w:t>
+            </w:r>
+          </w:p>
+        </w:tc>
+        <w:tc>
+          <w:tcPr>
+            <w:tcW w:type="dxa" w:w="2160"/>
+          </w:tcPr>
+          <w:p>
+            <w:r>
+              <w:t>医疗科技</w:t>
+            </w:r>
+          </w:p>
+        </w:tc>
+        <w:tc>
+          <w:tcPr>
+            <w:tcW w:type="dxa" w:w="2160"/>
+          </w:tcPr>
+          <w:p>
+            <w:r>
+              <w:t>150亿</w:t>
+            </w:r>
+          </w:p>
+        </w:tc>
+        <w:tc>
+          <w:tcPr>
+            <w:tcW w:type="dxa" w:w="2160"/>
+          </w:tcPr>
+          <w:p>
+            <w:r>
+              <w:t>13%</w:t>
+            </w:r>
+          </w:p>
+        </w:tc>
+      </w:tr>
+      <w:tr>
+        <w:tc>
+          <w:tcPr>
+            <w:tcW w:type="dxa" w:w="2160"/>
+          </w:tcPr>
+          <w:p>
+            <w:r>
+              <w:t>良诺科技有限公司</w:t>
+            </w:r>
+          </w:p>
+        </w:tc>
+        <w:tc>
+          <w:tcPr>
+            <w:tcW w:type="dxa" w:w="2160"/>
+          </w:tcPr>
+          <w:p>
+            <w:r>
+              <w:t>云计算</w:t>
+            </w:r>
+          </w:p>
+        </w:tc>
+        <w:tc>
+          <w:tcPr>
+            <w:tcW w:type="dxa" w:w="2160"/>
+          </w:tcPr>
+          <w:p>
+            <w:r>
+              <w:t>388亿</w:t>
+            </w:r>
+          </w:p>
+        </w:tc>
+        <w:tc>
+          <w:tcPr>
+            <w:tcW w:type="dxa" w:w="2160"/>
+          </w:tcPr>
+          <w:p>
+            <w:r>
+              <w:t>12%</w:t>
+            </w:r>
+          </w:p>
+        </w:tc>
+      </w:tr>
+      <w:tr>
+        <w:tc>
+          <w:tcPr>
+            <w:tcW w:type="dxa" w:w="2160"/>
+          </w:tcPr>
+          <w:p>
+            <w:r>
+              <w:t>昂歌信息信息有限公司</w:t>
+            </w:r>
+          </w:p>
+        </w:tc>
+        <w:tc>
+          <w:tcPr>
+            <w:tcW w:type="dxa" w:w="2160"/>
+          </w:tcPr>
+          <w:p>
+            <w:r>
+              <w:t>消费科技</w:t>
+            </w:r>
+          </w:p>
+        </w:tc>
+        <w:tc>
+          <w:tcPr>
+            <w:tcW w:type="dxa" w:w="2160"/>
+          </w:tcPr>
+          <w:p>
+            <w:r>
+              <w:t>669亿</w:t>
+            </w:r>
+          </w:p>
+        </w:tc>
+        <w:tc>
+          <w:tcPr>
+            <w:tcW w:type="dxa" w:w="2160"/>
+          </w:tcPr>
+          <w:p>
+            <w:r>
+              <w:t>15%</w:t>
+            </w:r>
+          </w:p>
+        </w:tc>
+      </w:tr>
+      <w:tr>
+        <w:tc>
+          <w:tcPr>
+            <w:tcW w:type="dxa" w:w="2160"/>
+          </w:tcPr>
+          <w:p>
+            <w:r>
+              <w:t>鑫博腾飞信息有限公司</w:t>
+            </w:r>
+          </w:p>
+        </w:tc>
+        <w:tc>
+          <w:tcPr>
+            <w:tcW w:type="dxa" w:w="2160"/>
+          </w:tcPr>
+          <w:p>
+            <w:r>
+              <w:t>消费科技</w:t>
+            </w:r>
+          </w:p>
+        </w:tc>
+        <w:tc>
+          <w:tcPr>
+            <w:tcW w:type="dxa" w:w="2160"/>
+          </w:tcPr>
+          <w:p>
+            <w:r>
+              <w:t>758亿</w:t>
+            </w:r>
+          </w:p>
+        </w:tc>
+        <w:tc>
+          <w:tcPr>
+            <w:tcW w:type="dxa" w:w="2160"/>
+          </w:tcPr>
+          <w:p>
+            <w:r>
+              <w:t>6%</w:t>
+            </w:r>
+          </w:p>
+        </w:tc>
+      </w:tr>
+      <w:tr>
+        <w:tc>
+          <w:tcPr>
+            <w:tcW w:type="dxa" w:w="2160"/>
+          </w:tcPr>
+          <w:p>
+            <w:r>
+              <w:t>戴硕电子网络有限公司</w:t>
+            </w:r>
+          </w:p>
+        </w:tc>
+        <w:tc>
+          <w:tcPr>
+            <w:tcW w:type="dxa" w:w="2160"/>
+          </w:tcPr>
+          <w:p>
+            <w:r>
+              <w:t>新能源</w:t>
+            </w:r>
+          </w:p>
+        </w:tc>
+        <w:tc>
+          <w:tcPr>
+            <w:tcW w:type="dxa" w:w="2160"/>
+          </w:tcPr>
+          <w:p>
+            <w:r>
+              <w:t>493亿</w:t>
+            </w:r>
+          </w:p>
+        </w:tc>
+        <w:tc>
+          <w:tcPr>
+            <w:tcW w:type="dxa" w:w="2160"/>
+          </w:tcPr>
+          <w:p>
+            <w:r>
+              <w:t>11%</w:t>
+            </w:r>
+          </w:p>
+        </w:tc>
+      </w:tr>
+    </w:tbl>
+    <w:p>
+      <w:pPr>
+        <w:pStyle w:val="Heading1"/>
+      </w:pPr>
+      <w:r>
+        <w:t>行业分析 3</w:t>
+      </w:r>
+    </w:p>
+    <w:p>
+      <w:r>
+        <w:br/>
+        <w:t>从产业链角度看，消费科技 行业主要由上游设备厂商、</w:t>
+        <w:br/>
+        <w:t>中游平台企业以及下游应用厂商组成。</w:t>
+        <w:br/>
+        <w:t>方正科技信息有限公司 主要位于产业链的 上游 环节。</w:t>
+        <w:br/>
+      </w:r>
+    </w:p>
+    <w:p>
+      <w:r>
+        <w:br/>
+        <w:t>华辰资本旗下的 HC AI Innovation Fund 在最近的资产配置会议中</w:t>
+        <w:br/>
+        <w:t>讨论了 医疗科技 行业的投资机会，并对 九方传媒有限公司</w:t>
         <w:br/>
         <w:t>进行了重点评估。</w:t>
         <w:br/>
@@ -65,11 +1607,1557 @@
     <w:p>
       <w:r>
         <w:br/>
-        <w:t>根据内部财务模型测算，鸿睿思博网络有限公司 在未来三年</w:t>
+        <w:t>华辰资本旗下的 HC Alpha Growth Fund 在最近的资产配置会议中</w:t>
         <w:br/>
-        <w:t>收入复合增长率预计可达到 22% 左右。</w:t>
+        <w:t>讨论了 消费科技 行业的投资机会，并对 方正科技信息有限公司</w:t>
+        <w:br/>
+        <w:t>进行了重点评估。</w:t>
+        <w:br/>
+      </w:r>
+    </w:p>
+    <w:p>
+      <w:r>
+        <w:br/>
+        <w:t>毕博诚信息有限公司 是中国 机器人 行业的重要企业之一。</w:t>
+        <w:br/>
+        <w:t>根据华辰资本 资产配置委员会 的研究，该公司成立于 2017 年，</w:t>
+        <w:br/>
+        <w:t>目前员工规模约 508 人。公司近年来持续加大研发投入，</w:t>
+        <w:br/>
+        <w:t>在核心技术方面形成了较强的竞争壁垒。</w:t>
+        <w:br/>
+      </w:r>
+    </w:p>
+    <w:p>
+      <w:r>
+        <w:br/>
+        <w:t>华辰资本旗下的 HC AI Innovation Fund 在最近的资产配置会议中</w:t>
+        <w:br/>
+        <w:t>讨论了 医疗科技 行业的投资机会，并对 九方传媒有限公司</w:t>
+        <w:br/>
+        <w:t>进行了重点评估。</w:t>
+        <w:br/>
+      </w:r>
+    </w:p>
+    <w:p>
+      <w:r>
+        <w:br/>
+        <w:t>创汇传媒有限公司 是中国 新能源 行业的重要企业之一。</w:t>
+        <w:br/>
+        <w:t>根据华辰资本 量化研究部 的研究，该公司成立于 2017 年，</w:t>
+        <w:br/>
+        <w:t>目前员工规模约 7084 人。公司近年来持续加大研发投入，</w:t>
+        <w:br/>
+        <w:t>在核心技术方面形成了较强的竞争壁垒。</w:t>
+        <w:br/>
+      </w:r>
+    </w:p>
+    <w:p>
+      <w:r>
+        <w:br/>
+        <w:t>从产业链角度看，半导体 行业主要由上游设备厂商、</w:t>
+        <w:br/>
+        <w:t>中游平台企业以及下游应用厂商组成。</w:t>
+        <w:br/>
+        <w:t>精芯信息有限公司 主要位于产业链的 上游 环节。</w:t>
+        <w:br/>
+      </w:r>
+    </w:p>
+    <w:p>
+      <w:r>
+        <w:br/>
+        <w:t>华辰资本旗下的 HC Alpha Growth Fund 在最近的资产配置会议中</w:t>
+        <w:br/>
+        <w:t>讨论了 人工智能 行业的投资机会，并对 华成育卓传媒有限公司</w:t>
+        <w:br/>
+        <w:t>进行了重点评估。</w:t>
+        <w:br/>
+      </w:r>
+    </w:p>
+    <w:tbl>
+      <w:tblPr>
+        <w:tblW w:type="auto" w:w="0"/>
+        <w:tblLook w:firstColumn="1" w:firstRow="1" w:lastColumn="0" w:lastRow="0" w:noHBand="0" w:noVBand="1" w:val="04A0"/>
+      </w:tblPr>
+      <w:tblGrid>
+        <w:gridCol w:w="2160"/>
+        <w:gridCol w:w="2160"/>
+        <w:gridCol w:w="2160"/>
+        <w:gridCol w:w="2160"/>
+      </w:tblGrid>
+      <w:tr>
+        <w:tc>
+          <w:tcPr>
+            <w:tcW w:type="dxa" w:w="2160"/>
+          </w:tcPr>
+          <w:p>
+            <w:r>
+              <w:t>公司</w:t>
+            </w:r>
+          </w:p>
+        </w:tc>
+        <w:tc>
+          <w:tcPr>
+            <w:tcW w:type="dxa" w:w="2160"/>
+          </w:tcPr>
+          <w:p>
+            <w:r>
+              <w:t>行业</w:t>
+            </w:r>
+          </w:p>
+        </w:tc>
+        <w:tc>
+          <w:tcPr>
+            <w:tcW w:type="dxa" w:w="2160"/>
+          </w:tcPr>
+          <w:p>
+            <w:r>
+              <w:t>市值</w:t>
+            </w:r>
+          </w:p>
+        </w:tc>
+        <w:tc>
+          <w:tcPr>
+            <w:tcW w:type="dxa" w:w="2160"/>
+          </w:tcPr>
+          <w:p>
+            <w:r>
+              <w:t>增长率</w:t>
+            </w:r>
+          </w:p>
+        </w:tc>
+      </w:tr>
+      <w:tr>
+        <w:tc>
+          <w:tcPr>
+            <w:tcW w:type="dxa" w:w="2160"/>
+          </w:tcPr>
+          <w:p>
+            <w:r>
+              <w:t>鑫博腾飞信息有限公司</w:t>
+            </w:r>
+          </w:p>
+        </w:tc>
+        <w:tc>
+          <w:tcPr>
+            <w:tcW w:type="dxa" w:w="2160"/>
+          </w:tcPr>
+          <w:p>
+            <w:r>
+              <w:t>消费科技</w:t>
+            </w:r>
+          </w:p>
+        </w:tc>
+        <w:tc>
+          <w:tcPr>
+            <w:tcW w:type="dxa" w:w="2160"/>
+          </w:tcPr>
+          <w:p>
+            <w:r>
+              <w:t>318亿</w:t>
+            </w:r>
+          </w:p>
+        </w:tc>
+        <w:tc>
+          <w:tcPr>
+            <w:tcW w:type="dxa" w:w="2160"/>
+          </w:tcPr>
+          <w:p>
+            <w:r>
+              <w:t>7%</w:t>
+            </w:r>
+          </w:p>
+        </w:tc>
+      </w:tr>
+      <w:tr>
+        <w:tc>
+          <w:tcPr>
+            <w:tcW w:type="dxa" w:w="2160"/>
+          </w:tcPr>
+          <w:p>
+            <w:r>
+              <w:t>联通时科传媒有限公司</w:t>
+            </w:r>
+          </w:p>
+        </w:tc>
+        <w:tc>
+          <w:tcPr>
+            <w:tcW w:type="dxa" w:w="2160"/>
+          </w:tcPr>
+          <w:p>
+            <w:r>
+              <w:t>消费科技</w:t>
+            </w:r>
+          </w:p>
+        </w:tc>
+        <w:tc>
+          <w:tcPr>
+            <w:tcW w:type="dxa" w:w="2160"/>
+          </w:tcPr>
+          <w:p>
+            <w:r>
+              <w:t>222亿</w:t>
+            </w:r>
+          </w:p>
+        </w:tc>
+        <w:tc>
+          <w:tcPr>
+            <w:tcW w:type="dxa" w:w="2160"/>
+          </w:tcPr>
+          <w:p>
+            <w:r>
+              <w:t>18%</w:t>
+            </w:r>
+          </w:p>
+        </w:tc>
+      </w:tr>
+      <w:tr>
+        <w:tc>
+          <w:tcPr>
+            <w:tcW w:type="dxa" w:w="2160"/>
+          </w:tcPr>
+          <w:p>
+            <w:r>
+              <w:t>通际名联科技有限公司</w:t>
+            </w:r>
+          </w:p>
+        </w:tc>
+        <w:tc>
+          <w:tcPr>
+            <w:tcW w:type="dxa" w:w="2160"/>
+          </w:tcPr>
+          <w:p>
+            <w:r>
+              <w:t>人工智能</w:t>
+            </w:r>
+          </w:p>
+        </w:tc>
+        <w:tc>
+          <w:tcPr>
+            <w:tcW w:type="dxa" w:w="2160"/>
+          </w:tcPr>
+          <w:p>
+            <w:r>
+              <w:t>756亿</w:t>
+            </w:r>
+          </w:p>
+        </w:tc>
+        <w:tc>
+          <w:tcPr>
+            <w:tcW w:type="dxa" w:w="2160"/>
+          </w:tcPr>
+          <w:p>
+            <w:r>
+              <w:t>6%</w:t>
+            </w:r>
+          </w:p>
+        </w:tc>
+      </w:tr>
+      <w:tr>
+        <w:tc>
+          <w:tcPr>
+            <w:tcW w:type="dxa" w:w="2160"/>
+          </w:tcPr>
+          <w:p>
+            <w:r>
+              <w:t>毕博诚信息有限公司</w:t>
+            </w:r>
+          </w:p>
+        </w:tc>
+        <w:tc>
+          <w:tcPr>
+            <w:tcW w:type="dxa" w:w="2160"/>
+          </w:tcPr>
+          <w:p>
+            <w:r>
+              <w:t>机器人</w:t>
+            </w:r>
+          </w:p>
+        </w:tc>
+        <w:tc>
+          <w:tcPr>
+            <w:tcW w:type="dxa" w:w="2160"/>
+          </w:tcPr>
+          <w:p>
+            <w:r>
+              <w:t>178亿</w:t>
+            </w:r>
+          </w:p>
+        </w:tc>
+        <w:tc>
+          <w:tcPr>
+            <w:tcW w:type="dxa" w:w="2160"/>
+          </w:tcPr>
+          <w:p>
+            <w:r>
+              <w:t>15%</w:t>
+            </w:r>
+          </w:p>
+        </w:tc>
+      </w:tr>
+      <w:tr>
+        <w:tc>
+          <w:tcPr>
+            <w:tcW w:type="dxa" w:w="2160"/>
+          </w:tcPr>
+          <w:p>
+            <w:r>
+              <w:t>昂歌信息信息有限公司</w:t>
+            </w:r>
+          </w:p>
+        </w:tc>
+        <w:tc>
+          <w:tcPr>
+            <w:tcW w:type="dxa" w:w="2160"/>
+          </w:tcPr>
+          <w:p>
+            <w:r>
+              <w:t>消费科技</w:t>
+            </w:r>
+          </w:p>
+        </w:tc>
+        <w:tc>
+          <w:tcPr>
+            <w:tcW w:type="dxa" w:w="2160"/>
+          </w:tcPr>
+          <w:p>
+            <w:r>
+              <w:t>774亿</w:t>
+            </w:r>
+          </w:p>
+        </w:tc>
+        <w:tc>
+          <w:tcPr>
+            <w:tcW w:type="dxa" w:w="2160"/>
+          </w:tcPr>
+          <w:p>
+            <w:r>
+              <w:t>15%</w:t>
+            </w:r>
+          </w:p>
+        </w:tc>
+      </w:tr>
+      <w:tr>
+        <w:tc>
+          <w:tcPr>
+            <w:tcW w:type="dxa" w:w="2160"/>
+          </w:tcPr>
+          <w:p>
+            <w:r>
+              <w:t>巨奥传媒有限公司</w:t>
+            </w:r>
+          </w:p>
+        </w:tc>
+        <w:tc>
+          <w:tcPr>
+            <w:tcW w:type="dxa" w:w="2160"/>
+          </w:tcPr>
+          <w:p>
+            <w:r>
+              <w:t>人工智能</w:t>
+            </w:r>
+          </w:p>
+        </w:tc>
+        <w:tc>
+          <w:tcPr>
+            <w:tcW w:type="dxa" w:w="2160"/>
+          </w:tcPr>
+          <w:p>
+            <w:r>
+              <w:t>607亿</w:t>
+            </w:r>
+          </w:p>
+        </w:tc>
+        <w:tc>
+          <w:tcPr>
+            <w:tcW w:type="dxa" w:w="2160"/>
+          </w:tcPr>
+          <w:p>
+            <w:r>
+              <w:t>7%</w:t>
+            </w:r>
+          </w:p>
+        </w:tc>
+      </w:tr>
+      <w:tr>
+        <w:tc>
+          <w:tcPr>
+            <w:tcW w:type="dxa" w:w="2160"/>
+          </w:tcPr>
+          <w:p>
+            <w:r>
+              <w:t>恩悌网络有限公司</w:t>
+            </w:r>
+          </w:p>
+        </w:tc>
+        <w:tc>
+          <w:tcPr>
+            <w:tcW w:type="dxa" w:w="2160"/>
+          </w:tcPr>
+          <w:p>
+            <w:r>
+              <w:t>新能源</w:t>
+            </w:r>
+          </w:p>
+        </w:tc>
+        <w:tc>
+          <w:tcPr>
+            <w:tcW w:type="dxa" w:w="2160"/>
+          </w:tcPr>
+          <w:p>
+            <w:r>
+              <w:t>318亿</w:t>
+            </w:r>
+          </w:p>
+        </w:tc>
+        <w:tc>
+          <w:tcPr>
+            <w:tcW w:type="dxa" w:w="2160"/>
+          </w:tcPr>
+          <w:p>
+            <w:r>
+              <w:t>28%</w:t>
+            </w:r>
+          </w:p>
+        </w:tc>
+      </w:tr>
+      <w:tr>
+        <w:tc>
+          <w:tcPr>
+            <w:tcW w:type="dxa" w:w="2160"/>
+          </w:tcPr>
+          <w:p>
+            <w:r>
+              <w:t>良诺科技有限公司</w:t>
+            </w:r>
+          </w:p>
+        </w:tc>
+        <w:tc>
+          <w:tcPr>
+            <w:tcW w:type="dxa" w:w="2160"/>
+          </w:tcPr>
+          <w:p>
+            <w:r>
+              <w:t>云计算</w:t>
+            </w:r>
+          </w:p>
+        </w:tc>
+        <w:tc>
+          <w:tcPr>
+            <w:tcW w:type="dxa" w:w="2160"/>
+          </w:tcPr>
+          <w:p>
+            <w:r>
+              <w:t>294亿</w:t>
+            </w:r>
+          </w:p>
+        </w:tc>
+        <w:tc>
+          <w:tcPr>
+            <w:tcW w:type="dxa" w:w="2160"/>
+          </w:tcPr>
+          <w:p>
+            <w:r>
+              <w:t>22%</w:t>
+            </w:r>
+          </w:p>
+        </w:tc>
+      </w:tr>
+      <w:tr>
+        <w:tc>
+          <w:tcPr>
+            <w:tcW w:type="dxa" w:w="2160"/>
+          </w:tcPr>
+          <w:p>
+            <w:r>
+              <w:t>雨林木风计算机科技有限公司</w:t>
+            </w:r>
+          </w:p>
+        </w:tc>
+        <w:tc>
+          <w:tcPr>
+            <w:tcW w:type="dxa" w:w="2160"/>
+          </w:tcPr>
+          <w:p>
+            <w:r>
+              <w:t>半导体</w:t>
+            </w:r>
+          </w:p>
+        </w:tc>
+        <w:tc>
+          <w:tcPr>
+            <w:tcW w:type="dxa" w:w="2160"/>
+          </w:tcPr>
+          <w:p>
+            <w:r>
+              <w:t>412亿</w:t>
+            </w:r>
+          </w:p>
+        </w:tc>
+        <w:tc>
+          <w:tcPr>
+            <w:tcW w:type="dxa" w:w="2160"/>
+          </w:tcPr>
+          <w:p>
+            <w:r>
+              <w:t>8%</w:t>
+            </w:r>
+          </w:p>
+        </w:tc>
+      </w:tr>
+      <w:tr>
+        <w:tc>
+          <w:tcPr>
+            <w:tcW w:type="dxa" w:w="2160"/>
+          </w:tcPr>
+          <w:p>
+            <w:r>
+              <w:t>通际名联网络有限公司</w:t>
+            </w:r>
+          </w:p>
+        </w:tc>
+        <w:tc>
+          <w:tcPr>
+            <w:tcW w:type="dxa" w:w="2160"/>
+          </w:tcPr>
+          <w:p>
+            <w:r>
+              <w:t>机器人</w:t>
+            </w:r>
+          </w:p>
+        </w:tc>
+        <w:tc>
+          <w:tcPr>
+            <w:tcW w:type="dxa" w:w="2160"/>
+          </w:tcPr>
+          <w:p>
+            <w:r>
+              <w:t>466亿</w:t>
+            </w:r>
+          </w:p>
+        </w:tc>
+        <w:tc>
+          <w:tcPr>
+            <w:tcW w:type="dxa" w:w="2160"/>
+          </w:tcPr>
+          <w:p>
+            <w:r>
+              <w:t>29%</w:t>
+            </w:r>
+          </w:p>
+        </w:tc>
+      </w:tr>
+      <w:tr>
+        <w:tc>
+          <w:tcPr>
+            <w:tcW w:type="dxa" w:w="2160"/>
+          </w:tcPr>
+          <w:p>
+            <w:r>
+              <w:t>方正科技信息有限公司</w:t>
+            </w:r>
+          </w:p>
+        </w:tc>
+        <w:tc>
+          <w:tcPr>
+            <w:tcW w:type="dxa" w:w="2160"/>
+          </w:tcPr>
+          <w:p>
+            <w:r>
+              <w:t>消费科技</w:t>
+            </w:r>
+          </w:p>
+        </w:tc>
+        <w:tc>
+          <w:tcPr>
+            <w:tcW w:type="dxa" w:w="2160"/>
+          </w:tcPr>
+          <w:p>
+            <w:r>
+              <w:t>557亿</w:t>
+            </w:r>
+          </w:p>
+        </w:tc>
+        <w:tc>
+          <w:tcPr>
+            <w:tcW w:type="dxa" w:w="2160"/>
+          </w:tcPr>
+          <w:p>
+            <w:r>
+              <w:t>7%</w:t>
+            </w:r>
+          </w:p>
+        </w:tc>
+      </w:tr>
+      <w:tr>
+        <w:tc>
+          <w:tcPr>
+            <w:tcW w:type="dxa" w:w="2160"/>
+          </w:tcPr>
+          <w:p>
+            <w:r>
+              <w:t>鑫博腾飞信息有限公司</w:t>
+            </w:r>
+          </w:p>
+        </w:tc>
+        <w:tc>
+          <w:tcPr>
+            <w:tcW w:type="dxa" w:w="2160"/>
+          </w:tcPr>
+          <w:p>
+            <w:r>
+              <w:t>消费科技</w:t>
+            </w:r>
+          </w:p>
+        </w:tc>
+        <w:tc>
+          <w:tcPr>
+            <w:tcW w:type="dxa" w:w="2160"/>
+          </w:tcPr>
+          <w:p>
+            <w:r>
+              <w:t>385亿</w:t>
+            </w:r>
+          </w:p>
+        </w:tc>
+        <w:tc>
+          <w:tcPr>
+            <w:tcW w:type="dxa" w:w="2160"/>
+          </w:tcPr>
+          <w:p>
+            <w:r>
+              <w:t>6%</w:t>
+            </w:r>
+          </w:p>
+        </w:tc>
+      </w:tr>
+      <w:tr>
+        <w:tc>
+          <w:tcPr>
+            <w:tcW w:type="dxa" w:w="2160"/>
+          </w:tcPr>
+          <w:p>
+            <w:r>
+              <w:t>华成育卓科技有限公司</w:t>
+            </w:r>
+          </w:p>
+        </w:tc>
+        <w:tc>
+          <w:tcPr>
+            <w:tcW w:type="dxa" w:w="2160"/>
+          </w:tcPr>
+          <w:p>
+            <w:r>
+              <w:t>医疗科技</w:t>
+            </w:r>
+          </w:p>
+        </w:tc>
+        <w:tc>
+          <w:tcPr>
+            <w:tcW w:type="dxa" w:w="2160"/>
+          </w:tcPr>
+          <w:p>
+            <w:r>
+              <w:t>444亿</w:t>
+            </w:r>
+          </w:p>
+        </w:tc>
+        <w:tc>
+          <w:tcPr>
+            <w:tcW w:type="dxa" w:w="2160"/>
+          </w:tcPr>
+          <w:p>
+            <w:r>
+              <w:t>27%</w:t>
+            </w:r>
+          </w:p>
+        </w:tc>
+      </w:tr>
+      <w:tr>
+        <w:tc>
+          <w:tcPr>
+            <w:tcW w:type="dxa" w:w="2160"/>
+          </w:tcPr>
+          <w:p>
+            <w:r>
+              <w:t>华泰通安传媒有限公司</w:t>
+            </w:r>
+          </w:p>
+        </w:tc>
+        <w:tc>
+          <w:tcPr>
+            <w:tcW w:type="dxa" w:w="2160"/>
+          </w:tcPr>
+          <w:p>
+            <w:r>
+              <w:t>消费科技</w:t>
+            </w:r>
+          </w:p>
+        </w:tc>
+        <w:tc>
+          <w:tcPr>
+            <w:tcW w:type="dxa" w:w="2160"/>
+          </w:tcPr>
+          <w:p>
+            <w:r>
+              <w:t>650亿</w:t>
+            </w:r>
+          </w:p>
+        </w:tc>
+        <w:tc>
+          <w:tcPr>
+            <w:tcW w:type="dxa" w:w="2160"/>
+          </w:tcPr>
+          <w:p>
+            <w:r>
+              <w:t>25%</w:t>
+            </w:r>
+          </w:p>
+        </w:tc>
+      </w:tr>
+      <w:tr>
+        <w:tc>
+          <w:tcPr>
+            <w:tcW w:type="dxa" w:w="2160"/>
+          </w:tcPr>
+          <w:p>
+            <w:r>
+              <w:t>毕博诚信息有限公司</w:t>
+            </w:r>
+          </w:p>
+        </w:tc>
+        <w:tc>
+          <w:tcPr>
+            <w:tcW w:type="dxa" w:w="2160"/>
+          </w:tcPr>
+          <w:p>
+            <w:r>
+              <w:t>机器人</w:t>
+            </w:r>
+          </w:p>
+        </w:tc>
+        <w:tc>
+          <w:tcPr>
+            <w:tcW w:type="dxa" w:w="2160"/>
+          </w:tcPr>
+          <w:p>
+            <w:r>
+              <w:t>458亿</w:t>
+            </w:r>
+          </w:p>
+        </w:tc>
+        <w:tc>
+          <w:tcPr>
+            <w:tcW w:type="dxa" w:w="2160"/>
+          </w:tcPr>
+          <w:p>
+            <w:r>
+              <w:t>11%</w:t>
+            </w:r>
+          </w:p>
+        </w:tc>
+      </w:tr>
+    </w:tbl>
+    <w:p>
+      <w:pPr>
+        <w:pStyle w:val="Heading1"/>
+      </w:pPr>
+      <w:r>
+        <w:t>行业分析 4</w:t>
+      </w:r>
+    </w:p>
+    <w:p>
+      <w:r>
+        <w:br/>
+        <w:t>从产业链角度看，人工智能 行业主要由上游设备厂商、</w:t>
+        <w:br/>
+        <w:t>中游平台企业以及下游应用厂商组成。</w:t>
+        <w:br/>
+        <w:t>通际名联科技有限公司 主要位于产业链的 上游 环节。</w:t>
+        <w:br/>
+      </w:r>
+    </w:p>
+    <w:p>
+      <w:r>
+        <w:br/>
+        <w:t>从产业链角度看，人工智能 行业主要由上游设备厂商、</w:t>
+        <w:br/>
+        <w:t>中游平台企业以及下游应用厂商组成。</w:t>
+        <w:br/>
+        <w:t>明腾传媒有限公司 主要位于产业链的 下游 环节。</w:t>
+        <w:br/>
+      </w:r>
+    </w:p>
+    <w:p>
+      <w:r>
+        <w:br/>
+        <w:t>风险管理部认为，半导体 行业仍然面临若干</w:t>
+        <w:br/>
+        <w:t>不确定性因素，包括技术迭代风险、政策变化、</w:t>
+        <w:br/>
+        <w:t>以及市场竞争加剧等问题。</w:t>
+        <w:br/>
+      </w:r>
+    </w:p>
+    <w:p>
+      <w:r>
+        <w:br/>
+        <w:t>华辰资本旗下的 HC Energy Transition Fund 在最近的资产配置会议中</w:t>
+        <w:br/>
+        <w:t>讨论了 云计算 行业的投资机会，并对 佳禾传媒有限公司</w:t>
+        <w:br/>
+        <w:t>进行了重点评估。</w:t>
+        <w:br/>
+      </w:r>
+    </w:p>
+    <w:p>
+      <w:r>
+        <w:br/>
+        <w:t>天开科技有限公司 是中国 消费科技 行业的重要企业之一。</w:t>
+        <w:br/>
+        <w:t>根据华辰资本 风险管理部 的研究，该公司成立于 2010 年，</w:t>
+        <w:br/>
+        <w:t>目前员工规模约 2726 人。公司近年来持续加大研发投入，</w:t>
+        <w:br/>
+        <w:t>在核心技术方面形成了较强的竞争壁垒。</w:t>
+        <w:br/>
+      </w:r>
+    </w:p>
+    <w:p>
+      <w:r>
+        <w:br/>
+        <w:t>根据内部财务模型测算，良诺科技有限公司 在未来三年</w:t>
+        <w:br/>
+        <w:t>收入复合增长率预计可达到 14% 左右。</w:t>
         <w:br/>
         <w:t>该预测基于行业需求增长以及公司产能扩张计划。</w:t>
+        <w:br/>
+      </w:r>
+    </w:p>
+    <w:p>
+      <w:r>
+        <w:br/>
+        <w:t>根据内部财务模型测算，华泰通安传媒有限公司 在未来三年</w:t>
+        <w:br/>
+        <w:t>收入复合增长率预计可达到 17% 左右。</w:t>
+        <w:br/>
+        <w:t>该预测基于行业需求增长以及公司产能扩张计划。</w:t>
+        <w:br/>
+      </w:r>
+    </w:p>
+    <w:p>
+      <w:r>
+        <w:br/>
+        <w:t>通际名联网络有限公司 是中国 机器人 行业的重要企业之一。</w:t>
+        <w:br/>
+        <w:t>根据华辰资本 风险管理部 的研究，该公司成立于 2016 年，</w:t>
+        <w:br/>
+        <w:t>目前员工规模约 3310 人。公司近年来持续加大研发投入，</w:t>
+        <w:br/>
+        <w:t>在核心技术方面形成了较强的竞争壁垒。</w:t>
+        <w:br/>
+      </w:r>
+    </w:p>
+    <w:tbl>
+      <w:tblPr>
+        <w:tblW w:type="auto" w:w="0"/>
+        <w:tblLook w:firstColumn="1" w:firstRow="1" w:lastColumn="0" w:lastRow="0" w:noHBand="0" w:noVBand="1" w:val="04A0"/>
+      </w:tblPr>
+      <w:tblGrid>
+        <w:gridCol w:w="2160"/>
+        <w:gridCol w:w="2160"/>
+        <w:gridCol w:w="2160"/>
+        <w:gridCol w:w="2160"/>
+      </w:tblGrid>
+      <w:tr>
+        <w:tc>
+          <w:tcPr>
+            <w:tcW w:type="dxa" w:w="2160"/>
+          </w:tcPr>
+          <w:p>
+            <w:r>
+              <w:t>公司</w:t>
+            </w:r>
+          </w:p>
+        </w:tc>
+        <w:tc>
+          <w:tcPr>
+            <w:tcW w:type="dxa" w:w="2160"/>
+          </w:tcPr>
+          <w:p>
+            <w:r>
+              <w:t>行业</w:t>
+            </w:r>
+          </w:p>
+        </w:tc>
+        <w:tc>
+          <w:tcPr>
+            <w:tcW w:type="dxa" w:w="2160"/>
+          </w:tcPr>
+          <w:p>
+            <w:r>
+              <w:t>市值</w:t>
+            </w:r>
+          </w:p>
+        </w:tc>
+        <w:tc>
+          <w:tcPr>
+            <w:tcW w:type="dxa" w:w="2160"/>
+          </w:tcPr>
+          <w:p>
+            <w:r>
+              <w:t>增长率</w:t>
+            </w:r>
+          </w:p>
+        </w:tc>
+      </w:tr>
+      <w:tr>
+        <w:tc>
+          <w:tcPr>
+            <w:tcW w:type="dxa" w:w="2160"/>
+          </w:tcPr>
+          <w:p>
+            <w:r>
+              <w:t>昊嘉科技有限公司</w:t>
+            </w:r>
+          </w:p>
+        </w:tc>
+        <w:tc>
+          <w:tcPr>
+            <w:tcW w:type="dxa" w:w="2160"/>
+          </w:tcPr>
+          <w:p>
+            <w:r>
+              <w:t>医疗科技</w:t>
+            </w:r>
+          </w:p>
+        </w:tc>
+        <w:tc>
+          <w:tcPr>
+            <w:tcW w:type="dxa" w:w="2160"/>
+          </w:tcPr>
+          <w:p>
+            <w:r>
+              <w:t>535亿</w:t>
+            </w:r>
+          </w:p>
+        </w:tc>
+        <w:tc>
+          <w:tcPr>
+            <w:tcW w:type="dxa" w:w="2160"/>
+          </w:tcPr>
+          <w:p>
+            <w:r>
+              <w:t>19%</w:t>
+            </w:r>
+          </w:p>
+        </w:tc>
+      </w:tr>
+      <w:tr>
+        <w:tc>
+          <w:tcPr>
+            <w:tcW w:type="dxa" w:w="2160"/>
+          </w:tcPr>
+          <w:p>
+            <w:r>
+              <w:t>信诚致远科技有限公司</w:t>
+            </w:r>
+          </w:p>
+        </w:tc>
+        <w:tc>
+          <w:tcPr>
+            <w:tcW w:type="dxa" w:w="2160"/>
+          </w:tcPr>
+          <w:p>
+            <w:r>
+              <w:t>云计算</w:t>
+            </w:r>
+          </w:p>
+        </w:tc>
+        <w:tc>
+          <w:tcPr>
+            <w:tcW w:type="dxa" w:w="2160"/>
+          </w:tcPr>
+          <w:p>
+            <w:r>
+              <w:t>629亿</w:t>
+            </w:r>
+          </w:p>
+        </w:tc>
+        <w:tc>
+          <w:tcPr>
+            <w:tcW w:type="dxa" w:w="2160"/>
+          </w:tcPr>
+          <w:p>
+            <w:r>
+              <w:t>20%</w:t>
+            </w:r>
+          </w:p>
+        </w:tc>
+      </w:tr>
+      <w:tr>
+        <w:tc>
+          <w:tcPr>
+            <w:tcW w:type="dxa" w:w="2160"/>
+          </w:tcPr>
+          <w:p>
+            <w:r>
+              <w:t>恩悌网络有限公司</w:t>
+            </w:r>
+          </w:p>
+        </w:tc>
+        <w:tc>
+          <w:tcPr>
+            <w:tcW w:type="dxa" w:w="2160"/>
+          </w:tcPr>
+          <w:p>
+            <w:r>
+              <w:t>新能源</w:t>
+            </w:r>
+          </w:p>
+        </w:tc>
+        <w:tc>
+          <w:tcPr>
+            <w:tcW w:type="dxa" w:w="2160"/>
+          </w:tcPr>
+          <w:p>
+            <w:r>
+              <w:t>484亿</w:t>
+            </w:r>
+          </w:p>
+        </w:tc>
+        <w:tc>
+          <w:tcPr>
+            <w:tcW w:type="dxa" w:w="2160"/>
+          </w:tcPr>
+          <w:p>
+            <w:r>
+              <w:t>27%</w:t>
+            </w:r>
+          </w:p>
+        </w:tc>
+      </w:tr>
+      <w:tr>
+        <w:tc>
+          <w:tcPr>
+            <w:tcW w:type="dxa" w:w="2160"/>
+          </w:tcPr>
+          <w:p>
+            <w:r>
+              <w:t>方正科技信息有限公司</w:t>
+            </w:r>
+          </w:p>
+        </w:tc>
+        <w:tc>
+          <w:tcPr>
+            <w:tcW w:type="dxa" w:w="2160"/>
+          </w:tcPr>
+          <w:p>
+            <w:r>
+              <w:t>消费科技</w:t>
+            </w:r>
+          </w:p>
+        </w:tc>
+        <w:tc>
+          <w:tcPr>
+            <w:tcW w:type="dxa" w:w="2160"/>
+          </w:tcPr>
+          <w:p>
+            <w:r>
+              <w:t>286亿</w:t>
+            </w:r>
+          </w:p>
+        </w:tc>
+        <w:tc>
+          <w:tcPr>
+            <w:tcW w:type="dxa" w:w="2160"/>
+          </w:tcPr>
+          <w:p>
+            <w:r>
+              <w:t>12%</w:t>
+            </w:r>
+          </w:p>
+        </w:tc>
+      </w:tr>
+      <w:tr>
+        <w:tc>
+          <w:tcPr>
+            <w:tcW w:type="dxa" w:w="2160"/>
+          </w:tcPr>
+          <w:p>
+            <w:r>
+              <w:t>创联世纪信息有限公司</w:t>
+            </w:r>
+          </w:p>
+        </w:tc>
+        <w:tc>
+          <w:tcPr>
+            <w:tcW w:type="dxa" w:w="2160"/>
+          </w:tcPr>
+          <w:p>
+            <w:r>
+              <w:t>云计算</w:t>
+            </w:r>
+          </w:p>
+        </w:tc>
+        <w:tc>
+          <w:tcPr>
+            <w:tcW w:type="dxa" w:w="2160"/>
+          </w:tcPr>
+          <w:p>
+            <w:r>
+              <w:t>793亿</w:t>
+            </w:r>
+          </w:p>
+        </w:tc>
+        <w:tc>
+          <w:tcPr>
+            <w:tcW w:type="dxa" w:w="2160"/>
+          </w:tcPr>
+          <w:p>
+            <w:r>
+              <w:t>21%</w:t>
+            </w:r>
+          </w:p>
+        </w:tc>
+      </w:tr>
+      <w:tr>
+        <w:tc>
+          <w:tcPr>
+            <w:tcW w:type="dxa" w:w="2160"/>
+          </w:tcPr>
+          <w:p>
+            <w:r>
+              <w:t>创汇传媒有限公司</w:t>
+            </w:r>
+          </w:p>
+        </w:tc>
+        <w:tc>
+          <w:tcPr>
+            <w:tcW w:type="dxa" w:w="2160"/>
+          </w:tcPr>
+          <w:p>
+            <w:r>
+              <w:t>新能源</w:t>
+            </w:r>
+          </w:p>
+        </w:tc>
+        <w:tc>
+          <w:tcPr>
+            <w:tcW w:type="dxa" w:w="2160"/>
+          </w:tcPr>
+          <w:p>
+            <w:r>
+              <w:t>572亿</w:t>
+            </w:r>
+          </w:p>
+        </w:tc>
+        <w:tc>
+          <w:tcPr>
+            <w:tcW w:type="dxa" w:w="2160"/>
+          </w:tcPr>
+          <w:p>
+            <w:r>
+              <w:t>11%</w:t>
+            </w:r>
+          </w:p>
+        </w:tc>
+      </w:tr>
+      <w:tr>
+        <w:tc>
+          <w:tcPr>
+            <w:tcW w:type="dxa" w:w="2160"/>
+          </w:tcPr>
+          <w:p>
+            <w:r>
+              <w:t>信诚致远科技有限公司</w:t>
+            </w:r>
+          </w:p>
+        </w:tc>
+        <w:tc>
+          <w:tcPr>
+            <w:tcW w:type="dxa" w:w="2160"/>
+          </w:tcPr>
+          <w:p>
+            <w:r>
+              <w:t>云计算</w:t>
+            </w:r>
+          </w:p>
+        </w:tc>
+        <w:tc>
+          <w:tcPr>
+            <w:tcW w:type="dxa" w:w="2160"/>
+          </w:tcPr>
+          <w:p>
+            <w:r>
+              <w:t>569亿</w:t>
+            </w:r>
+          </w:p>
+        </w:tc>
+        <w:tc>
+          <w:tcPr>
+            <w:tcW w:type="dxa" w:w="2160"/>
+          </w:tcPr>
+          <w:p>
+            <w:r>
+              <w:t>24%</w:t>
+            </w:r>
+          </w:p>
+        </w:tc>
+      </w:tr>
+      <w:tr>
+        <w:tc>
+          <w:tcPr>
+            <w:tcW w:type="dxa" w:w="2160"/>
+          </w:tcPr>
+          <w:p>
+            <w:r>
+              <w:t>创联世纪信息有限公司</w:t>
+            </w:r>
+          </w:p>
+        </w:tc>
+        <w:tc>
+          <w:tcPr>
+            <w:tcW w:type="dxa" w:w="2160"/>
+          </w:tcPr>
+          <w:p>
+            <w:r>
+              <w:t>云计算</w:t>
+            </w:r>
+          </w:p>
+        </w:tc>
+        <w:tc>
+          <w:tcPr>
+            <w:tcW w:type="dxa" w:w="2160"/>
+          </w:tcPr>
+          <w:p>
+            <w:r>
+              <w:t>680亿</w:t>
+            </w:r>
+          </w:p>
+        </w:tc>
+        <w:tc>
+          <w:tcPr>
+            <w:tcW w:type="dxa" w:w="2160"/>
+          </w:tcPr>
+          <w:p>
+            <w:r>
+              <w:t>28%</w:t>
+            </w:r>
+          </w:p>
+        </w:tc>
+      </w:tr>
+      <w:tr>
+        <w:tc>
+          <w:tcPr>
+            <w:tcW w:type="dxa" w:w="2160"/>
+          </w:tcPr>
+          <w:p>
+            <w:r>
+              <w:t>巨奥传媒有限公司</w:t>
+            </w:r>
+          </w:p>
+        </w:tc>
+        <w:tc>
+          <w:tcPr>
+            <w:tcW w:type="dxa" w:w="2160"/>
+          </w:tcPr>
+          <w:p>
+            <w:r>
+              <w:t>人工智能</w:t>
+            </w:r>
+          </w:p>
+        </w:tc>
+        <w:tc>
+          <w:tcPr>
+            <w:tcW w:type="dxa" w:w="2160"/>
+          </w:tcPr>
+          <w:p>
+            <w:r>
+              <w:t>557亿</w:t>
+            </w:r>
+          </w:p>
+        </w:tc>
+        <w:tc>
+          <w:tcPr>
+            <w:tcW w:type="dxa" w:w="2160"/>
+          </w:tcPr>
+          <w:p>
+            <w:r>
+              <w:t>10%</w:t>
+            </w:r>
+          </w:p>
+        </w:tc>
+      </w:tr>
+      <w:tr>
+        <w:tc>
+          <w:tcPr>
+            <w:tcW w:type="dxa" w:w="2160"/>
+          </w:tcPr>
+          <w:p>
+            <w:r>
+              <w:t>艾提科信科技有限公司</w:t>
+            </w:r>
+          </w:p>
+        </w:tc>
+        <w:tc>
+          <w:tcPr>
+            <w:tcW w:type="dxa" w:w="2160"/>
+          </w:tcPr>
+          <w:p>
+            <w:r>
+              <w:t>云计算</w:t>
+            </w:r>
+          </w:p>
+        </w:tc>
+        <w:tc>
+          <w:tcPr>
+            <w:tcW w:type="dxa" w:w="2160"/>
+          </w:tcPr>
+          <w:p>
+            <w:r>
+              <w:t>727亿</w:t>
+            </w:r>
+          </w:p>
+        </w:tc>
+        <w:tc>
+          <w:tcPr>
+            <w:tcW w:type="dxa" w:w="2160"/>
+          </w:tcPr>
+          <w:p>
+            <w:r>
+              <w:t>23%</w:t>
+            </w:r>
+          </w:p>
+        </w:tc>
+      </w:tr>
+      <w:tr>
+        <w:tc>
+          <w:tcPr>
+            <w:tcW w:type="dxa" w:w="2160"/>
+          </w:tcPr>
+          <w:p>
+            <w:r>
+              <w:t>昊嘉科技有限公司</w:t>
+            </w:r>
+          </w:p>
+        </w:tc>
+        <w:tc>
+          <w:tcPr>
+            <w:tcW w:type="dxa" w:w="2160"/>
+          </w:tcPr>
+          <w:p>
+            <w:r>
+              <w:t>医疗科技</w:t>
+            </w:r>
+          </w:p>
+        </w:tc>
+        <w:tc>
+          <w:tcPr>
+            <w:tcW w:type="dxa" w:w="2160"/>
+          </w:tcPr>
+          <w:p>
+            <w:r>
+              <w:t>420亿</w:t>
+            </w:r>
+          </w:p>
+        </w:tc>
+        <w:tc>
+          <w:tcPr>
+            <w:tcW w:type="dxa" w:w="2160"/>
+          </w:tcPr>
+          <w:p>
+            <w:r>
+              <w:t>13%</w:t>
+            </w:r>
+          </w:p>
+        </w:tc>
+      </w:tr>
+      <w:tr>
+        <w:tc>
+          <w:tcPr>
+            <w:tcW w:type="dxa" w:w="2160"/>
+          </w:tcPr>
+          <w:p>
+            <w:r>
+              <w:t>富罳网络有限公司</w:t>
+            </w:r>
+          </w:p>
+        </w:tc>
+        <w:tc>
+          <w:tcPr>
+            <w:tcW w:type="dxa" w:w="2160"/>
+          </w:tcPr>
+          <w:p>
+            <w:r>
+              <w:t>新能源</w:t>
+            </w:r>
+          </w:p>
+        </w:tc>
+        <w:tc>
+          <w:tcPr>
+            <w:tcW w:type="dxa" w:w="2160"/>
+          </w:tcPr>
+          <w:p>
+            <w:r>
+              <w:t>153亿</w:t>
+            </w:r>
+          </w:p>
+        </w:tc>
+        <w:tc>
+          <w:tcPr>
+            <w:tcW w:type="dxa" w:w="2160"/>
+          </w:tcPr>
+          <w:p>
+            <w:r>
+              <w:t>29%</w:t>
+            </w:r>
+          </w:p>
+        </w:tc>
+      </w:tr>
+      <w:tr>
+        <w:tc>
+          <w:tcPr>
+            <w:tcW w:type="dxa" w:w="2160"/>
+          </w:tcPr>
+          <w:p>
+            <w:r>
+              <w:t>富罳网络有限公司</w:t>
+            </w:r>
+          </w:p>
+        </w:tc>
+        <w:tc>
+          <w:tcPr>
+            <w:tcW w:type="dxa" w:w="2160"/>
+          </w:tcPr>
+          <w:p>
+            <w:r>
+              <w:t>新能源</w:t>
+            </w:r>
+          </w:p>
+        </w:tc>
+        <w:tc>
+          <w:tcPr>
+            <w:tcW w:type="dxa" w:w="2160"/>
+          </w:tcPr>
+          <w:p>
+            <w:r>
+              <w:t>337亿</w:t>
+            </w:r>
+          </w:p>
+        </w:tc>
+        <w:tc>
+          <w:tcPr>
+            <w:tcW w:type="dxa" w:w="2160"/>
+          </w:tcPr>
+          <w:p>
+            <w:r>
+              <w:t>8%</w:t>
+            </w:r>
+          </w:p>
+        </w:tc>
+      </w:tr>
+      <w:tr>
+        <w:tc>
+          <w:tcPr>
+            <w:tcW w:type="dxa" w:w="2160"/>
+          </w:tcPr>
+          <w:p>
+            <w:r>
+              <w:t>昊嘉科技有限公司</w:t>
+            </w:r>
+          </w:p>
+        </w:tc>
+        <w:tc>
+          <w:tcPr>
+            <w:tcW w:type="dxa" w:w="2160"/>
+          </w:tcPr>
+          <w:p>
+            <w:r>
+              <w:t>医疗科技</w:t>
+            </w:r>
+          </w:p>
+        </w:tc>
+        <w:tc>
+          <w:tcPr>
+            <w:tcW w:type="dxa" w:w="2160"/>
+          </w:tcPr>
+          <w:p>
+            <w:r>
+              <w:t>432亿</w:t>
+            </w:r>
+          </w:p>
+        </w:tc>
+        <w:tc>
+          <w:tcPr>
+            <w:tcW w:type="dxa" w:w="2160"/>
+          </w:tcPr>
+          <w:p>
+            <w:r>
+              <w:t>27%</w:t>
+            </w:r>
+          </w:p>
+        </w:tc>
+      </w:tr>
+      <w:tr>
+        <w:tc>
+          <w:tcPr>
+            <w:tcW w:type="dxa" w:w="2160"/>
+          </w:tcPr>
+          <w:p>
+            <w:r>
+              <w:t>联软网络有限公司</w:t>
+            </w:r>
+          </w:p>
+        </w:tc>
+        <w:tc>
+          <w:tcPr>
+            <w:tcW w:type="dxa" w:w="2160"/>
+          </w:tcPr>
+          <w:p>
+            <w:r>
+              <w:t>半导体</w:t>
+            </w:r>
+          </w:p>
+        </w:tc>
+        <w:tc>
+          <w:tcPr>
+            <w:tcW w:type="dxa" w:w="2160"/>
+          </w:tcPr>
+          <w:p>
+            <w:r>
+              <w:t>489亿</w:t>
+            </w:r>
+          </w:p>
+        </w:tc>
+        <w:tc>
+          <w:tcPr>
+            <w:tcW w:type="dxa" w:w="2160"/>
+          </w:tcPr>
+          <w:p>
+            <w:r>
+              <w:t>7%</w:t>
+            </w:r>
+          </w:p>
+        </w:tc>
+      </w:tr>
+    </w:tbl>
+    <w:p>
+      <w:pPr>
+        <w:pStyle w:val="Heading1"/>
+      </w:pPr>
+      <w:r>
+        <w:t>行业分析 5</w:t>
+      </w:r>
+    </w:p>
+    <w:p>
+      <w:r>
+        <w:br/>
+        <w:t>华辰资本旗下的 HC Energy Transition Fund 在最近的资产配置会议中</w:t>
+        <w:br/>
+        <w:t>讨论了 云计算 行业的投资机会，并对 泰麒麟网络有限公司</w:t>
+        <w:br/>
+        <w:t>进行了重点评估。</w:t>
         <w:br/>
       </w:r>
     </w:p>
@@ -87,11 +3175,57 @@
     <w:p>
       <w:r>
         <w:br/>
-        <w:t>创亿网络有限公司 是中国 云计算 行业的重要企业之一。</w:t>
+        <w:t>飞利信科技有限公司 是中国 人工智能 行业的重要企业之一。</w:t>
         <w:br/>
-        <w:t>根据华辰资本 投资策略部 的研究，该公司成立于 2010 年，</w:t>
+        <w:t>根据华辰资本 投资委员会 的研究，该公司成立于 2018 年，</w:t>
         <w:br/>
-        <w:t>目前员工规模约 4041 人。公司近年来持续加大研发投入，</w:t>
+        <w:t>目前员工规模约 1801 人。公司近年来持续加大研发投入，</w:t>
+        <w:br/>
+        <w:t>在核心技术方面形成了较强的竞争壁垒。</w:t>
+        <w:br/>
+      </w:r>
+    </w:p>
+    <w:p>
+      <w:r>
+        <w:br/>
+        <w:t>根据内部财务模型测算，良诺科技有限公司 在未来三年</w:t>
+        <w:br/>
+        <w:t>收入复合增长率预计可达到 14% 左右。</w:t>
+        <w:br/>
+        <w:t>该预测基于行业需求增长以及公司产能扩张计划。</w:t>
+        <w:br/>
+      </w:r>
+    </w:p>
+    <w:p>
+      <w:r>
+        <w:br/>
+        <w:t>风险管理部认为，机器人 行业仍然面临若干</w:t>
+        <w:br/>
+        <w:t>不确定性因素，包括技术迭代风险、政策变化、</w:t>
+        <w:br/>
+        <w:t>以及市场竞争加剧等问题。</w:t>
+        <w:br/>
+      </w:r>
+    </w:p>
+    <w:p>
+      <w:r>
+        <w:br/>
+        <w:t>从产业链角度看，半导体 行业主要由上游设备厂商、</w:t>
+        <w:br/>
+        <w:t>中游平台企业以及下游应用厂商组成。</w:t>
+        <w:br/>
+        <w:t>雨林木风计算机科技有限公司 主要位于产业链的 上游 环节。</w:t>
+        <w:br/>
+      </w:r>
+    </w:p>
+    <w:p>
+      <w:r>
+        <w:br/>
+        <w:t>华泰通安网络有限公司 是中国 半导体 行业的重要企业之一。</w:t>
+        <w:br/>
+        <w:t>根据华辰资本 投资委员会 的研究，该公司成立于 2007 年，</w:t>
+        <w:br/>
+        <w:t>目前员工规模约 3086 人。公司近年来持续加大研发投入，</w:t>
         <w:br/>
         <w:t>在核心技术方面形成了较强的竞争壁垒。</w:t>
         <w:br/>
@@ -104,7 +3238,7 @@
         <w:br/>
         <w:t>中游平台企业以及下游应用厂商组成。</w:t>
         <w:br/>
-        <w:t>天益信息有限公司 主要位于产业链的 下游 环节。</w:t>
+        <w:t>泰麒麟网络有限公司 主要位于产业链的 下游 环节。</w:t>
         <w:br/>
       </w:r>
     </w:p>
@@ -168,27 +3302,27 @@
           </w:tcPr>
           <w:p>
             <w:r>
-              <w:t>精芯科技有限公司</w:t>
-            </w:r>
-          </w:p>
-        </w:tc>
-        <w:tc>
-          <w:tcPr>
-            <w:tcW w:type="dxa" w:w="2160"/>
-          </w:tcPr>
-          <w:p>
-            <w:r>
-              <w:t>云计算</w:t>
-            </w:r>
-          </w:p>
-        </w:tc>
-        <w:tc>
-          <w:tcPr>
-            <w:tcW w:type="dxa" w:w="2160"/>
-          </w:tcPr>
-          <w:p>
-            <w:r>
-              <w:t>292亿</w:t>
+              <w:t>图龙信息传媒有限公司</w:t>
+            </w:r>
+          </w:p>
+        </w:tc>
+        <w:tc>
+          <w:tcPr>
+            <w:tcW w:type="dxa" w:w="2160"/>
+          </w:tcPr>
+          <w:p>
+            <w:r>
+              <w:t>机器人</w:t>
+            </w:r>
+          </w:p>
+        </w:tc>
+        <w:tc>
+          <w:tcPr>
+            <w:tcW w:type="dxa" w:w="2160"/>
+          </w:tcPr>
+          <w:p>
+            <w:r>
+              <w:t>582亿</w:t>
             </w:r>
           </w:p>
         </w:tc>
@@ -210,37 +3344,37 @@
           </w:tcPr>
           <w:p>
             <w:r>
-              <w:t>雨林木风计算机科技有限公司</w:t>
-            </w:r>
-          </w:p>
-        </w:tc>
-        <w:tc>
-          <w:tcPr>
-            <w:tcW w:type="dxa" w:w="2160"/>
-          </w:tcPr>
-          <w:p>
-            <w:r>
-              <w:t>人工智能</w:t>
-            </w:r>
-          </w:p>
-        </w:tc>
-        <w:tc>
-          <w:tcPr>
-            <w:tcW w:type="dxa" w:w="2160"/>
-          </w:tcPr>
-          <w:p>
-            <w:r>
-              <w:t>228亿</w:t>
-            </w:r>
-          </w:p>
-        </w:tc>
-        <w:tc>
-          <w:tcPr>
-            <w:tcW w:type="dxa" w:w="2160"/>
-          </w:tcPr>
-          <w:p>
-            <w:r>
-              <w:t>11%</w:t>
+              <w:t>通际名联网络有限公司</w:t>
+            </w:r>
+          </w:p>
+        </w:tc>
+        <w:tc>
+          <w:tcPr>
+            <w:tcW w:type="dxa" w:w="2160"/>
+          </w:tcPr>
+          <w:p>
+            <w:r>
+              <w:t>机器人</w:t>
+            </w:r>
+          </w:p>
+        </w:tc>
+        <w:tc>
+          <w:tcPr>
+            <w:tcW w:type="dxa" w:w="2160"/>
+          </w:tcPr>
+          <w:p>
+            <w:r>
+              <w:t>437亿</w:t>
+            </w:r>
+          </w:p>
+        </w:tc>
+        <w:tc>
+          <w:tcPr>
+            <w:tcW w:type="dxa" w:w="2160"/>
+          </w:tcPr>
+          <w:p>
+            <w:r>
+              <w:t>14%</w:t>
             </w:r>
           </w:p>
         </w:tc>
@@ -252,27 +3386,27 @@
           </w:tcPr>
           <w:p>
             <w:r>
-              <w:t>凌云网络有限公司</w:t>
-            </w:r>
-          </w:p>
-        </w:tc>
-        <w:tc>
-          <w:tcPr>
-            <w:tcW w:type="dxa" w:w="2160"/>
-          </w:tcPr>
-          <w:p>
-            <w:r>
-              <w:t>医疗科技</w:t>
-            </w:r>
-          </w:p>
-        </w:tc>
-        <w:tc>
-          <w:tcPr>
-            <w:tcW w:type="dxa" w:w="2160"/>
-          </w:tcPr>
-          <w:p>
-            <w:r>
-              <w:t>360亿</w:t>
+              <w:t>飞利信科技有限公司</w:t>
+            </w:r>
+          </w:p>
+        </w:tc>
+        <w:tc>
+          <w:tcPr>
+            <w:tcW w:type="dxa" w:w="2160"/>
+          </w:tcPr>
+          <w:p>
+            <w:r>
+              <w:t>人工智能</w:t>
+            </w:r>
+          </w:p>
+        </w:tc>
+        <w:tc>
+          <w:tcPr>
+            <w:tcW w:type="dxa" w:w="2160"/>
+          </w:tcPr>
+          <w:p>
+            <w:r>
+              <w:t>375亿</w:t>
             </w:r>
           </w:p>
         </w:tc>
@@ -294,37 +3428,37 @@
           </w:tcPr>
           <w:p>
             <w:r>
-              <w:t>九方网络有限公司</w:t>
-            </w:r>
-          </w:p>
-        </w:tc>
-        <w:tc>
-          <w:tcPr>
-            <w:tcW w:type="dxa" w:w="2160"/>
-          </w:tcPr>
-          <w:p>
-            <w:r>
-              <w:t>新能源</w:t>
-            </w:r>
-          </w:p>
-        </w:tc>
-        <w:tc>
-          <w:tcPr>
-            <w:tcW w:type="dxa" w:w="2160"/>
-          </w:tcPr>
-          <w:p>
-            <w:r>
-              <w:t>622亿</w:t>
-            </w:r>
-          </w:p>
-        </w:tc>
-        <w:tc>
-          <w:tcPr>
-            <w:tcW w:type="dxa" w:w="2160"/>
-          </w:tcPr>
-          <w:p>
-            <w:r>
-              <w:t>7%</w:t>
+              <w:t>通际名联科技有限公司</w:t>
+            </w:r>
+          </w:p>
+        </w:tc>
+        <w:tc>
+          <w:tcPr>
+            <w:tcW w:type="dxa" w:w="2160"/>
+          </w:tcPr>
+          <w:p>
+            <w:r>
+              <w:t>人工智能</w:t>
+            </w:r>
+          </w:p>
+        </w:tc>
+        <w:tc>
+          <w:tcPr>
+            <w:tcW w:type="dxa" w:w="2160"/>
+          </w:tcPr>
+          <w:p>
+            <w:r>
+              <w:t>517亿</w:t>
+            </w:r>
+          </w:p>
+        </w:tc>
+        <w:tc>
+          <w:tcPr>
+            <w:tcW w:type="dxa" w:w="2160"/>
+          </w:tcPr>
+          <w:p>
+            <w:r>
+              <w:t>22%</w:t>
             </w:r>
           </w:p>
         </w:tc>
@@ -336,37 +3470,37 @@
           </w:tcPr>
           <w:p>
             <w:r>
-              <w:t>银嘉信息有限公司</w:t>
-            </w:r>
-          </w:p>
-        </w:tc>
-        <w:tc>
-          <w:tcPr>
-            <w:tcW w:type="dxa" w:w="2160"/>
-          </w:tcPr>
-          <w:p>
-            <w:r>
-              <w:t>消费科技</w:t>
-            </w:r>
-          </w:p>
-        </w:tc>
-        <w:tc>
-          <w:tcPr>
-            <w:tcW w:type="dxa" w:w="2160"/>
-          </w:tcPr>
-          <w:p>
-            <w:r>
-              <w:t>800亿</w:t>
-            </w:r>
-          </w:p>
-        </w:tc>
-        <w:tc>
-          <w:tcPr>
-            <w:tcW w:type="dxa" w:w="2160"/>
-          </w:tcPr>
-          <w:p>
-            <w:r>
-              <w:t>20%</w:t>
+              <w:t>明腾传媒有限公司</w:t>
+            </w:r>
+          </w:p>
+        </w:tc>
+        <w:tc>
+          <w:tcPr>
+            <w:tcW w:type="dxa" w:w="2160"/>
+          </w:tcPr>
+          <w:p>
+            <w:r>
+              <w:t>人工智能</w:t>
+            </w:r>
+          </w:p>
+        </w:tc>
+        <w:tc>
+          <w:tcPr>
+            <w:tcW w:type="dxa" w:w="2160"/>
+          </w:tcPr>
+          <w:p>
+            <w:r>
+              <w:t>559亿</w:t>
+            </w:r>
+          </w:p>
+        </w:tc>
+        <w:tc>
+          <w:tcPr>
+            <w:tcW w:type="dxa" w:w="2160"/>
+          </w:tcPr>
+          <w:p>
+            <w:r>
+              <w:t>8%</w:t>
             </w:r>
           </w:p>
         </w:tc>
@@ -378,37 +3512,37 @@
           </w:tcPr>
           <w:p>
             <w:r>
-              <w:t>创汇传媒有限公司</w:t>
-            </w:r>
-          </w:p>
-        </w:tc>
-        <w:tc>
-          <w:tcPr>
-            <w:tcW w:type="dxa" w:w="2160"/>
-          </w:tcPr>
-          <w:p>
-            <w:r>
-              <w:t>新能源</w:t>
-            </w:r>
-          </w:p>
-        </w:tc>
-        <w:tc>
-          <w:tcPr>
-            <w:tcW w:type="dxa" w:w="2160"/>
-          </w:tcPr>
-          <w:p>
-            <w:r>
-              <w:t>303亿</w:t>
-            </w:r>
-          </w:p>
-        </w:tc>
-        <w:tc>
-          <w:tcPr>
-            <w:tcW w:type="dxa" w:w="2160"/>
-          </w:tcPr>
-          <w:p>
-            <w:r>
-              <w:t>24%</w:t>
+              <w:t>图龙信息传媒有限公司</w:t>
+            </w:r>
+          </w:p>
+        </w:tc>
+        <w:tc>
+          <w:tcPr>
+            <w:tcW w:type="dxa" w:w="2160"/>
+          </w:tcPr>
+          <w:p>
+            <w:r>
+              <w:t>机器人</w:t>
+            </w:r>
+          </w:p>
+        </w:tc>
+        <w:tc>
+          <w:tcPr>
+            <w:tcW w:type="dxa" w:w="2160"/>
+          </w:tcPr>
+          <w:p>
+            <w:r>
+              <w:t>659亿</w:t>
+            </w:r>
+          </w:p>
+        </w:tc>
+        <w:tc>
+          <w:tcPr>
+            <w:tcW w:type="dxa" w:w="2160"/>
+          </w:tcPr>
+          <w:p>
+            <w:r>
+              <w:t>29%</w:t>
             </w:r>
           </w:p>
         </w:tc>
@@ -420,37 +3554,37 @@
           </w:tcPr>
           <w:p>
             <w:r>
-              <w:t>华远软件信息有限公司</w:t>
-            </w:r>
-          </w:p>
-        </w:tc>
-        <w:tc>
-          <w:tcPr>
-            <w:tcW w:type="dxa" w:w="2160"/>
-          </w:tcPr>
-          <w:p>
-            <w:r>
-              <w:t>半导体</w:t>
-            </w:r>
-          </w:p>
-        </w:tc>
-        <w:tc>
-          <w:tcPr>
-            <w:tcW w:type="dxa" w:w="2160"/>
-          </w:tcPr>
-          <w:p>
-            <w:r>
-              <w:t>727亿</w:t>
-            </w:r>
-          </w:p>
-        </w:tc>
-        <w:tc>
-          <w:tcPr>
-            <w:tcW w:type="dxa" w:w="2160"/>
-          </w:tcPr>
-          <w:p>
-            <w:r>
-              <w:t>9%</w:t>
+              <w:t>新格林耐特网络有限公司</w:t>
+            </w:r>
+          </w:p>
+        </w:tc>
+        <w:tc>
+          <w:tcPr>
+            <w:tcW w:type="dxa" w:w="2160"/>
+          </w:tcPr>
+          <w:p>
+            <w:r>
+              <w:t>人工智能</w:t>
+            </w:r>
+          </w:p>
+        </w:tc>
+        <w:tc>
+          <w:tcPr>
+            <w:tcW w:type="dxa" w:w="2160"/>
+          </w:tcPr>
+          <w:p>
+            <w:r>
+              <w:t>521亿</w:t>
+            </w:r>
+          </w:p>
+        </w:tc>
+        <w:tc>
+          <w:tcPr>
+            <w:tcW w:type="dxa" w:w="2160"/>
+          </w:tcPr>
+          <w:p>
+            <w:r>
+              <w:t>23%</w:t>
             </w:r>
           </w:p>
         </w:tc>
@@ -462,37 +3596,37 @@
           </w:tcPr>
           <w:p>
             <w:r>
-              <w:t>和泰传媒有限公司</w:t>
-            </w:r>
-          </w:p>
-        </w:tc>
-        <w:tc>
-          <w:tcPr>
-            <w:tcW w:type="dxa" w:w="2160"/>
-          </w:tcPr>
-          <w:p>
-            <w:r>
-              <w:t>消费科技</w:t>
-            </w:r>
-          </w:p>
-        </w:tc>
-        <w:tc>
-          <w:tcPr>
-            <w:tcW w:type="dxa" w:w="2160"/>
-          </w:tcPr>
-          <w:p>
-            <w:r>
-              <w:t>215亿</w:t>
-            </w:r>
-          </w:p>
-        </w:tc>
-        <w:tc>
-          <w:tcPr>
-            <w:tcW w:type="dxa" w:w="2160"/>
-          </w:tcPr>
-          <w:p>
-            <w:r>
-              <w:t>28%</w:t>
+              <w:t>信诚致远科技有限公司</w:t>
+            </w:r>
+          </w:p>
+        </w:tc>
+        <w:tc>
+          <w:tcPr>
+            <w:tcW w:type="dxa" w:w="2160"/>
+          </w:tcPr>
+          <w:p>
+            <w:r>
+              <w:t>云计算</w:t>
+            </w:r>
+          </w:p>
+        </w:tc>
+        <w:tc>
+          <w:tcPr>
+            <w:tcW w:type="dxa" w:w="2160"/>
+          </w:tcPr>
+          <w:p>
+            <w:r>
+              <w:t>774亿</w:t>
+            </w:r>
+          </w:p>
+        </w:tc>
+        <w:tc>
+          <w:tcPr>
+            <w:tcW w:type="dxa" w:w="2160"/>
+          </w:tcPr>
+          <w:p>
+            <w:r>
+              <w:t>22%</w:t>
             </w:r>
           </w:p>
         </w:tc>
@@ -504,37 +3638,37 @@
           </w:tcPr>
           <w:p>
             <w:r>
-              <w:t>佳禾科技有限公司</w:t>
-            </w:r>
-          </w:p>
-        </w:tc>
-        <w:tc>
-          <w:tcPr>
-            <w:tcW w:type="dxa" w:w="2160"/>
-          </w:tcPr>
-          <w:p>
-            <w:r>
-              <w:t>半导体</w:t>
-            </w:r>
-          </w:p>
-        </w:tc>
-        <w:tc>
-          <w:tcPr>
-            <w:tcW w:type="dxa" w:w="2160"/>
-          </w:tcPr>
-          <w:p>
-            <w:r>
-              <w:t>551亿</w:t>
-            </w:r>
-          </w:p>
-        </w:tc>
-        <w:tc>
-          <w:tcPr>
-            <w:tcW w:type="dxa" w:w="2160"/>
-          </w:tcPr>
-          <w:p>
-            <w:r>
-              <w:t>14%</w:t>
+              <w:t>巨奥传媒有限公司</w:t>
+            </w:r>
+          </w:p>
+        </w:tc>
+        <w:tc>
+          <w:tcPr>
+            <w:tcW w:type="dxa" w:w="2160"/>
+          </w:tcPr>
+          <w:p>
+            <w:r>
+              <w:t>人工智能</w:t>
+            </w:r>
+          </w:p>
+        </w:tc>
+        <w:tc>
+          <w:tcPr>
+            <w:tcW w:type="dxa" w:w="2160"/>
+          </w:tcPr>
+          <w:p>
+            <w:r>
+              <w:t>163亿</w:t>
+            </w:r>
+          </w:p>
+        </w:tc>
+        <w:tc>
+          <w:tcPr>
+            <w:tcW w:type="dxa" w:w="2160"/>
+          </w:tcPr>
+          <w:p>
+            <w:r>
+              <w:t>19%</w:t>
             </w:r>
           </w:p>
         </w:tc>
@@ -546,27 +3680,27 @@
           </w:tcPr>
           <w:p>
             <w:r>
-              <w:t>九方网络有限公司</w:t>
-            </w:r>
-          </w:p>
-        </w:tc>
-        <w:tc>
-          <w:tcPr>
-            <w:tcW w:type="dxa" w:w="2160"/>
-          </w:tcPr>
-          <w:p>
-            <w:r>
-              <w:t>新能源</w:t>
-            </w:r>
-          </w:p>
-        </w:tc>
-        <w:tc>
-          <w:tcPr>
-            <w:tcW w:type="dxa" w:w="2160"/>
-          </w:tcPr>
-          <w:p>
-            <w:r>
-              <w:t>205亿</w:t>
+              <w:t>昂歌信息信息有限公司</w:t>
+            </w:r>
+          </w:p>
+        </w:tc>
+        <w:tc>
+          <w:tcPr>
+            <w:tcW w:type="dxa" w:w="2160"/>
+          </w:tcPr>
+          <w:p>
+            <w:r>
+              <w:t>消费科技</w:t>
+            </w:r>
+          </w:p>
+        </w:tc>
+        <w:tc>
+          <w:tcPr>
+            <w:tcW w:type="dxa" w:w="2160"/>
+          </w:tcPr>
+          <w:p>
+            <w:r>
+              <w:t>606亿</w:t>
             </w:r>
           </w:p>
         </w:tc>
@@ -588,37 +3722,37 @@
           </w:tcPr>
           <w:p>
             <w:r>
-              <w:t>万迅电脑网络有限公司</w:t>
-            </w:r>
-          </w:p>
-        </w:tc>
-        <w:tc>
-          <w:tcPr>
-            <w:tcW w:type="dxa" w:w="2160"/>
-          </w:tcPr>
-          <w:p>
-            <w:r>
-              <w:t>半导体</w:t>
-            </w:r>
-          </w:p>
-        </w:tc>
-        <w:tc>
-          <w:tcPr>
-            <w:tcW w:type="dxa" w:w="2160"/>
-          </w:tcPr>
-          <w:p>
-            <w:r>
-              <w:t>546亿</w:t>
-            </w:r>
-          </w:p>
-        </w:tc>
-        <w:tc>
-          <w:tcPr>
-            <w:tcW w:type="dxa" w:w="2160"/>
-          </w:tcPr>
-          <w:p>
-            <w:r>
-              <w:t>28%</w:t>
+              <w:t>通际名联科技有限公司</w:t>
+            </w:r>
+          </w:p>
+        </w:tc>
+        <w:tc>
+          <w:tcPr>
+            <w:tcW w:type="dxa" w:w="2160"/>
+          </w:tcPr>
+          <w:p>
+            <w:r>
+              <w:t>人工智能</w:t>
+            </w:r>
+          </w:p>
+        </w:tc>
+        <w:tc>
+          <w:tcPr>
+            <w:tcW w:type="dxa" w:w="2160"/>
+          </w:tcPr>
+          <w:p>
+            <w:r>
+              <w:t>696亿</w:t>
+            </w:r>
+          </w:p>
+        </w:tc>
+        <w:tc>
+          <w:tcPr>
+            <w:tcW w:type="dxa" w:w="2160"/>
+          </w:tcPr>
+          <w:p>
+            <w:r>
+              <w:t>25%</w:t>
             </w:r>
           </w:p>
         </w:tc>
@@ -630,37 +3764,37 @@
           </w:tcPr>
           <w:p>
             <w:r>
-              <w:t>雨林木风计算机网络有限公司</w:t>
-            </w:r>
-          </w:p>
-        </w:tc>
-        <w:tc>
-          <w:tcPr>
-            <w:tcW w:type="dxa" w:w="2160"/>
-          </w:tcPr>
-          <w:p>
-            <w:r>
-              <w:t>医疗科技</w:t>
-            </w:r>
-          </w:p>
-        </w:tc>
-        <w:tc>
-          <w:tcPr>
-            <w:tcW w:type="dxa" w:w="2160"/>
-          </w:tcPr>
-          <w:p>
-            <w:r>
-              <w:t>756亿</w:t>
-            </w:r>
-          </w:p>
-        </w:tc>
-        <w:tc>
-          <w:tcPr>
-            <w:tcW w:type="dxa" w:w="2160"/>
-          </w:tcPr>
-          <w:p>
-            <w:r>
-              <w:t>5%</w:t>
+              <w:t>方正科技传媒有限公司</w:t>
+            </w:r>
+          </w:p>
+        </w:tc>
+        <w:tc>
+          <w:tcPr>
+            <w:tcW w:type="dxa" w:w="2160"/>
+          </w:tcPr>
+          <w:p>
+            <w:r>
+              <w:t>人工智能</w:t>
+            </w:r>
+          </w:p>
+        </w:tc>
+        <w:tc>
+          <w:tcPr>
+            <w:tcW w:type="dxa" w:w="2160"/>
+          </w:tcPr>
+          <w:p>
+            <w:r>
+              <w:t>543亿</w:t>
+            </w:r>
+          </w:p>
+        </w:tc>
+        <w:tc>
+          <w:tcPr>
+            <w:tcW w:type="dxa" w:w="2160"/>
+          </w:tcPr>
+          <w:p>
+            <w:r>
+              <w:t>13%</w:t>
             </w:r>
           </w:p>
         </w:tc>
@@ -672,37 +3806,37 @@
           </w:tcPr>
           <w:p>
             <w:r>
-              <w:t>浦华众城信息有限公司</w:t>
-            </w:r>
-          </w:p>
-        </w:tc>
-        <w:tc>
-          <w:tcPr>
-            <w:tcW w:type="dxa" w:w="2160"/>
-          </w:tcPr>
-          <w:p>
-            <w:r>
-              <w:t>云计算</w:t>
-            </w:r>
-          </w:p>
-        </w:tc>
-        <w:tc>
-          <w:tcPr>
-            <w:tcW w:type="dxa" w:w="2160"/>
-          </w:tcPr>
-          <w:p>
-            <w:r>
-              <w:t>787亿</w:t>
-            </w:r>
-          </w:p>
-        </w:tc>
-        <w:tc>
-          <w:tcPr>
-            <w:tcW w:type="dxa" w:w="2160"/>
-          </w:tcPr>
-          <w:p>
-            <w:r>
-              <w:t>19%</w:t>
+              <w:t>昊嘉科技有限公司</w:t>
+            </w:r>
+          </w:p>
+        </w:tc>
+        <w:tc>
+          <w:tcPr>
+            <w:tcW w:type="dxa" w:w="2160"/>
+          </w:tcPr>
+          <w:p>
+            <w:r>
+              <w:t>医疗科技</w:t>
+            </w:r>
+          </w:p>
+        </w:tc>
+        <w:tc>
+          <w:tcPr>
+            <w:tcW w:type="dxa" w:w="2160"/>
+          </w:tcPr>
+          <w:p>
+            <w:r>
+              <w:t>651亿</w:t>
+            </w:r>
+          </w:p>
+        </w:tc>
+        <w:tc>
+          <w:tcPr>
+            <w:tcW w:type="dxa" w:w="2160"/>
+          </w:tcPr>
+          <w:p>
+            <w:r>
+              <w:t>7%</w:t>
             </w:r>
           </w:p>
         </w:tc>
@@ -714,37 +3848,37 @@
           </w:tcPr>
           <w:p>
             <w:r>
-              <w:t>国讯网络有限公司</w:t>
-            </w:r>
-          </w:p>
-        </w:tc>
-        <w:tc>
-          <w:tcPr>
-            <w:tcW w:type="dxa" w:w="2160"/>
-          </w:tcPr>
-          <w:p>
-            <w:r>
-              <w:t>云计算</w:t>
-            </w:r>
-          </w:p>
-        </w:tc>
-        <w:tc>
-          <w:tcPr>
-            <w:tcW w:type="dxa" w:w="2160"/>
-          </w:tcPr>
-          <w:p>
-            <w:r>
-              <w:t>633亿</w:t>
-            </w:r>
-          </w:p>
-        </w:tc>
-        <w:tc>
-          <w:tcPr>
-            <w:tcW w:type="dxa" w:w="2160"/>
-          </w:tcPr>
-          <w:p>
-            <w:r>
-              <w:t>18%</w:t>
+              <w:t>浦华众城网络有限公司</w:t>
+            </w:r>
+          </w:p>
+        </w:tc>
+        <w:tc>
+          <w:tcPr>
+            <w:tcW w:type="dxa" w:w="2160"/>
+          </w:tcPr>
+          <w:p>
+            <w:r>
+              <w:t>新能源</w:t>
+            </w:r>
+          </w:p>
+        </w:tc>
+        <w:tc>
+          <w:tcPr>
+            <w:tcW w:type="dxa" w:w="2160"/>
+          </w:tcPr>
+          <w:p>
+            <w:r>
+              <w:t>389亿</w:t>
+            </w:r>
+          </w:p>
+        </w:tc>
+        <w:tc>
+          <w:tcPr>
+            <w:tcW w:type="dxa" w:w="2160"/>
+          </w:tcPr>
+          <w:p>
+            <w:r>
+              <w:t>19%</w:t>
             </w:r>
           </w:p>
         </w:tc>
@@ -756,455 +3890,7 @@
           </w:tcPr>
           <w:p>
             <w:r>
-              <w:t>快讯网络有限公司</w:t>
-            </w:r>
-          </w:p>
-        </w:tc>
-        <w:tc>
-          <w:tcPr>
-            <w:tcW w:type="dxa" w:w="2160"/>
-          </w:tcPr>
-          <w:p>
-            <w:r>
-              <w:t>新能源</w:t>
-            </w:r>
-          </w:p>
-        </w:tc>
-        <w:tc>
-          <w:tcPr>
-            <w:tcW w:type="dxa" w:w="2160"/>
-          </w:tcPr>
-          <w:p>
-            <w:r>
-              <w:t>593亿</w:t>
-            </w:r>
-          </w:p>
-        </w:tc>
-        <w:tc>
-          <w:tcPr>
-            <w:tcW w:type="dxa" w:w="2160"/>
-          </w:tcPr>
-          <w:p>
-            <w:r>
-              <w:t>5%</w:t>
-            </w:r>
-          </w:p>
-        </w:tc>
-      </w:tr>
-    </w:tbl>
-    <w:p>
-      <w:pPr>
-        <w:pStyle w:val="Heading1"/>
-      </w:pPr>
-      <w:r>
-        <w:t>行业分析 2</w:t>
-      </w:r>
-    </w:p>
-    <w:p>
-      <w:r>
-        <w:br/>
-        <w:t>风险管理部认为，云计算 行业仍然面临若干</w:t>
-        <w:br/>
-        <w:t>不确定性因素，包括技术迭代风险、政策变化、</w:t>
-        <w:br/>
-        <w:t>以及市场竞争加剧等问题。</w:t>
-        <w:br/>
-      </w:r>
-    </w:p>
-    <w:p>
-      <w:r>
-        <w:br/>
-        <w:t>从产业链角度看，新能源 行业主要由上游设备厂商、</w:t>
-        <w:br/>
-        <w:t>中游平台企业以及下游应用厂商组成。</w:t>
-        <w:br/>
-        <w:t>昊嘉网络有限公司 主要位于产业链的 上游 环节。</w:t>
-        <w:br/>
-      </w:r>
-    </w:p>
-    <w:p>
-      <w:r>
-        <w:br/>
-        <w:t>根据内部财务模型测算，创亿信息有限公司 在未来三年</w:t>
-        <w:br/>
-        <w:t>收入复合增长率预计可达到 12% 左右。</w:t>
-        <w:br/>
-        <w:t>该预测基于行业需求增长以及公司产能扩张计划。</w:t>
-        <w:br/>
-      </w:r>
-    </w:p>
-    <w:p>
-      <w:r>
-        <w:br/>
-        <w:t>华辰资本旗下的 HC AI Innovation Fund 在最近的资产配置会议中</w:t>
-        <w:br/>
-        <w:t>讨论了 医疗科技 行业的投资机会，并对 雨林木风计算机网络有限公司</w:t>
-        <w:br/>
-        <w:t>进行了重点评估。</w:t>
-        <w:br/>
-      </w:r>
-    </w:p>
-    <w:p>
-      <w:r>
-        <w:br/>
-        <w:t>风险管理部认为，云计算 行业仍然面临若干</w:t>
-        <w:br/>
-        <w:t>不确定性因素，包括技术迭代风险、政策变化、</w:t>
-        <w:br/>
-        <w:t>以及市场竞争加剧等问题。</w:t>
-        <w:br/>
-      </w:r>
-    </w:p>
-    <w:p>
-      <w:r>
-        <w:br/>
-        <w:t>精芯科技有限公司 是中国 云计算 行业的重要企业之一。</w:t>
-        <w:br/>
-        <w:t>根据华辰资本 投资委员会 的研究，该公司成立于 2005 年，</w:t>
-        <w:br/>
-        <w:t>目前员工规模约 3520 人。公司近年来持续加大研发投入，</w:t>
-        <w:br/>
-        <w:t>在核心技术方面形成了较强的竞争壁垒。</w:t>
-        <w:br/>
-      </w:r>
-    </w:p>
-    <w:p>
-      <w:r>
-        <w:br/>
-        <w:t>鸿睿思博网络有限公司 是中国 新能源 行业的重要企业之一。</w:t>
-        <w:br/>
-        <w:t>根据华辰资本 资产配置委员会 的研究，该公司成立于 2015 年，</w:t>
-        <w:br/>
-        <w:t>目前员工规模约 1240 人。公司近年来持续加大研发投入，</w:t>
-        <w:br/>
-        <w:t>在核心技术方面形成了较强的竞争壁垒。</w:t>
-        <w:br/>
-      </w:r>
-    </w:p>
-    <w:p>
-      <w:r>
-        <w:br/>
-        <w:t>从产业链角度看，人工智能 行业主要由上游设备厂商、</w:t>
-        <w:br/>
-        <w:t>中游平台企业以及下游应用厂商组成。</w:t>
-        <w:br/>
-        <w:t>信诚致远传媒有限公司 主要位于产业链的 下游 环节。</w:t>
-        <w:br/>
-      </w:r>
-    </w:p>
-    <w:tbl>
-      <w:tblPr>
-        <w:tblW w:type="auto" w:w="0"/>
-        <w:tblLook w:firstColumn="1" w:firstRow="1" w:lastColumn="0" w:lastRow="0" w:noHBand="0" w:noVBand="1" w:val="04A0"/>
-      </w:tblPr>
-      <w:tblGrid>
-        <w:gridCol w:w="2160"/>
-        <w:gridCol w:w="2160"/>
-        <w:gridCol w:w="2160"/>
-        <w:gridCol w:w="2160"/>
-      </w:tblGrid>
-      <w:tr>
-        <w:tc>
-          <w:tcPr>
-            <w:tcW w:type="dxa" w:w="2160"/>
-          </w:tcPr>
-          <w:p>
-            <w:r>
-              <w:t>公司</w:t>
-            </w:r>
-          </w:p>
-        </w:tc>
-        <w:tc>
-          <w:tcPr>
-            <w:tcW w:type="dxa" w:w="2160"/>
-          </w:tcPr>
-          <w:p>
-            <w:r>
-              <w:t>行业</w:t>
-            </w:r>
-          </w:p>
-        </w:tc>
-        <w:tc>
-          <w:tcPr>
-            <w:tcW w:type="dxa" w:w="2160"/>
-          </w:tcPr>
-          <w:p>
-            <w:r>
-              <w:t>市值</w:t>
-            </w:r>
-          </w:p>
-        </w:tc>
-        <w:tc>
-          <w:tcPr>
-            <w:tcW w:type="dxa" w:w="2160"/>
-          </w:tcPr>
-          <w:p>
-            <w:r>
-              <w:t>增长率</w:t>
-            </w:r>
-          </w:p>
-        </w:tc>
-      </w:tr>
-      <w:tr>
-        <w:tc>
-          <w:tcPr>
-            <w:tcW w:type="dxa" w:w="2160"/>
-          </w:tcPr>
-          <w:p>
-            <w:r>
-              <w:t>艾提科信科技有限公司</w:t>
-            </w:r>
-          </w:p>
-        </w:tc>
-        <w:tc>
-          <w:tcPr>
-            <w:tcW w:type="dxa" w:w="2160"/>
-          </w:tcPr>
-          <w:p>
-            <w:r>
-              <w:t>机器人</w:t>
-            </w:r>
-          </w:p>
-        </w:tc>
-        <w:tc>
-          <w:tcPr>
-            <w:tcW w:type="dxa" w:w="2160"/>
-          </w:tcPr>
-          <w:p>
-            <w:r>
-              <w:t>281亿</w:t>
-            </w:r>
-          </w:p>
-        </w:tc>
-        <w:tc>
-          <w:tcPr>
-            <w:tcW w:type="dxa" w:w="2160"/>
-          </w:tcPr>
-          <w:p>
-            <w:r>
-              <w:t>20%</w:t>
-            </w:r>
-          </w:p>
-        </w:tc>
-      </w:tr>
-      <w:tr>
-        <w:tc>
-          <w:tcPr>
-            <w:tcW w:type="dxa" w:w="2160"/>
-          </w:tcPr>
-          <w:p>
-            <w:r>
-              <w:t>精芯信息有限公司</w:t>
-            </w:r>
-          </w:p>
-        </w:tc>
-        <w:tc>
-          <w:tcPr>
-            <w:tcW w:type="dxa" w:w="2160"/>
-          </w:tcPr>
-          <w:p>
-            <w:r>
-              <w:t>消费科技</w:t>
-            </w:r>
-          </w:p>
-        </w:tc>
-        <w:tc>
-          <w:tcPr>
-            <w:tcW w:type="dxa" w:w="2160"/>
-          </w:tcPr>
-          <w:p>
-            <w:r>
-              <w:t>460亿</w:t>
-            </w:r>
-          </w:p>
-        </w:tc>
-        <w:tc>
-          <w:tcPr>
-            <w:tcW w:type="dxa" w:w="2160"/>
-          </w:tcPr>
-          <w:p>
-            <w:r>
-              <w:t>5%</w:t>
-            </w:r>
-          </w:p>
-        </w:tc>
-      </w:tr>
-      <w:tr>
-        <w:tc>
-          <w:tcPr>
-            <w:tcW w:type="dxa" w:w="2160"/>
-          </w:tcPr>
-          <w:p>
-            <w:r>
-              <w:t>昊嘉网络有限公司</w:t>
-            </w:r>
-          </w:p>
-        </w:tc>
-        <w:tc>
-          <w:tcPr>
-            <w:tcW w:type="dxa" w:w="2160"/>
-          </w:tcPr>
-          <w:p>
-            <w:r>
-              <w:t>新能源</w:t>
-            </w:r>
-          </w:p>
-        </w:tc>
-        <w:tc>
-          <w:tcPr>
-            <w:tcW w:type="dxa" w:w="2160"/>
-          </w:tcPr>
-          <w:p>
-            <w:r>
-              <w:t>677亿</w:t>
-            </w:r>
-          </w:p>
-        </w:tc>
-        <w:tc>
-          <w:tcPr>
-            <w:tcW w:type="dxa" w:w="2160"/>
-          </w:tcPr>
-          <w:p>
-            <w:r>
-              <w:t>28%</w:t>
-            </w:r>
-          </w:p>
-        </w:tc>
-      </w:tr>
-      <w:tr>
-        <w:tc>
-          <w:tcPr>
-            <w:tcW w:type="dxa" w:w="2160"/>
-          </w:tcPr>
-          <w:p>
-            <w:r>
-              <w:t>银嘉信息有限公司</w:t>
-            </w:r>
-          </w:p>
-        </w:tc>
-        <w:tc>
-          <w:tcPr>
-            <w:tcW w:type="dxa" w:w="2160"/>
-          </w:tcPr>
-          <w:p>
-            <w:r>
-              <w:t>消费科技</w:t>
-            </w:r>
-          </w:p>
-        </w:tc>
-        <w:tc>
-          <w:tcPr>
-            <w:tcW w:type="dxa" w:w="2160"/>
-          </w:tcPr>
-          <w:p>
-            <w:r>
-              <w:t>601亿</w:t>
-            </w:r>
-          </w:p>
-        </w:tc>
-        <w:tc>
-          <w:tcPr>
-            <w:tcW w:type="dxa" w:w="2160"/>
-          </w:tcPr>
-          <w:p>
-            <w:r>
-              <w:t>12%</w:t>
-            </w:r>
-          </w:p>
-        </w:tc>
-      </w:tr>
-      <w:tr>
-        <w:tc>
-          <w:tcPr>
-            <w:tcW w:type="dxa" w:w="2160"/>
-          </w:tcPr>
-          <w:p>
-            <w:r>
-              <w:t>精芯科技有限公司</w:t>
-            </w:r>
-          </w:p>
-        </w:tc>
-        <w:tc>
-          <w:tcPr>
-            <w:tcW w:type="dxa" w:w="2160"/>
-          </w:tcPr>
-          <w:p>
-            <w:r>
-              <w:t>云计算</w:t>
-            </w:r>
-          </w:p>
-        </w:tc>
-        <w:tc>
-          <w:tcPr>
-            <w:tcW w:type="dxa" w:w="2160"/>
-          </w:tcPr>
-          <w:p>
-            <w:r>
-              <w:t>286亿</w:t>
-            </w:r>
-          </w:p>
-        </w:tc>
-        <w:tc>
-          <w:tcPr>
-            <w:tcW w:type="dxa" w:w="2160"/>
-          </w:tcPr>
-          <w:p>
-            <w:r>
-              <w:t>6%</w:t>
-            </w:r>
-          </w:p>
-        </w:tc>
-      </w:tr>
-      <w:tr>
-        <w:tc>
-          <w:tcPr>
-            <w:tcW w:type="dxa" w:w="2160"/>
-          </w:tcPr>
-          <w:p>
-            <w:r>
-              <w:t>东方峻景传媒有限公司</w:t>
-            </w:r>
-          </w:p>
-        </w:tc>
-        <w:tc>
-          <w:tcPr>
-            <w:tcW w:type="dxa" w:w="2160"/>
-          </w:tcPr>
-          <w:p>
-            <w:r>
-              <w:t>新能源</w:t>
-            </w:r>
-          </w:p>
-        </w:tc>
-        <w:tc>
-          <w:tcPr>
-            <w:tcW w:type="dxa" w:w="2160"/>
-          </w:tcPr>
-          <w:p>
-            <w:r>
-              <w:t>234亿</w:t>
-            </w:r>
-          </w:p>
-        </w:tc>
-        <w:tc>
-          <w:tcPr>
-            <w:tcW w:type="dxa" w:w="2160"/>
-          </w:tcPr>
-          <w:p>
-            <w:r>
-              <w:t>8%</w:t>
-            </w:r>
-          </w:p>
-        </w:tc>
-      </w:tr>
-      <w:tr>
-        <w:tc>
-          <w:tcPr>
-            <w:tcW w:type="dxa" w:w="2160"/>
-          </w:tcPr>
-          <w:p>
-            <w:r>
-              <w:t>万迅电脑网络有限公司</w:t>
+              <w:t>雨林木风计算机科技有限公司</w:t>
             </w:r>
           </w:p>
         </w:tc>
@@ -1224,873 +3910,7 @@
           </w:tcPr>
           <w:p>
             <w:r>
-              <w:t>399亿</w:t>
-            </w:r>
-          </w:p>
-        </w:tc>
-        <w:tc>
-          <w:tcPr>
-            <w:tcW w:type="dxa" w:w="2160"/>
-          </w:tcPr>
-          <w:p>
-            <w:r>
-              <w:t>30%</w:t>
-            </w:r>
-          </w:p>
-        </w:tc>
-      </w:tr>
-      <w:tr>
-        <w:tc>
-          <w:tcPr>
-            <w:tcW w:type="dxa" w:w="2160"/>
-          </w:tcPr>
-          <w:p>
-            <w:r>
-              <w:t>九方信息有限公司</w:t>
-            </w:r>
-          </w:p>
-        </w:tc>
-        <w:tc>
-          <w:tcPr>
-            <w:tcW w:type="dxa" w:w="2160"/>
-          </w:tcPr>
-          <w:p>
-            <w:r>
-              <w:t>新能源</w:t>
-            </w:r>
-          </w:p>
-        </w:tc>
-        <w:tc>
-          <w:tcPr>
-            <w:tcW w:type="dxa" w:w="2160"/>
-          </w:tcPr>
-          <w:p>
-            <w:r>
-              <w:t>270亿</w:t>
-            </w:r>
-          </w:p>
-        </w:tc>
-        <w:tc>
-          <w:tcPr>
-            <w:tcW w:type="dxa" w:w="2160"/>
-          </w:tcPr>
-          <w:p>
-            <w:r>
-              <w:t>6%</w:t>
-            </w:r>
-          </w:p>
-        </w:tc>
-      </w:tr>
-      <w:tr>
-        <w:tc>
-          <w:tcPr>
-            <w:tcW w:type="dxa" w:w="2160"/>
-          </w:tcPr>
-          <w:p>
-            <w:r>
-              <w:t>天益科技有限公司</w:t>
-            </w:r>
-          </w:p>
-        </w:tc>
-        <w:tc>
-          <w:tcPr>
-            <w:tcW w:type="dxa" w:w="2160"/>
-          </w:tcPr>
-          <w:p>
-            <w:r>
-              <w:t>半导体</w:t>
-            </w:r>
-          </w:p>
-        </w:tc>
-        <w:tc>
-          <w:tcPr>
-            <w:tcW w:type="dxa" w:w="2160"/>
-          </w:tcPr>
-          <w:p>
-            <w:r>
-              <w:t>220亿</w:t>
-            </w:r>
-          </w:p>
-        </w:tc>
-        <w:tc>
-          <w:tcPr>
-            <w:tcW w:type="dxa" w:w="2160"/>
-          </w:tcPr>
-          <w:p>
-            <w:r>
-              <w:t>26%</w:t>
-            </w:r>
-          </w:p>
-        </w:tc>
-      </w:tr>
-      <w:tr>
-        <w:tc>
-          <w:tcPr>
-            <w:tcW w:type="dxa" w:w="2160"/>
-          </w:tcPr>
-          <w:p>
-            <w:r>
-              <w:t>立信电子网络有限公司</w:t>
-            </w:r>
-          </w:p>
-        </w:tc>
-        <w:tc>
-          <w:tcPr>
-            <w:tcW w:type="dxa" w:w="2160"/>
-          </w:tcPr>
-          <w:p>
-            <w:r>
-              <w:t>云计算</w:t>
-            </w:r>
-          </w:p>
-        </w:tc>
-        <w:tc>
-          <w:tcPr>
-            <w:tcW w:type="dxa" w:w="2160"/>
-          </w:tcPr>
-          <w:p>
-            <w:r>
-              <w:t>760亿</w:t>
-            </w:r>
-          </w:p>
-        </w:tc>
-        <w:tc>
-          <w:tcPr>
-            <w:tcW w:type="dxa" w:w="2160"/>
-          </w:tcPr>
-          <w:p>
-            <w:r>
-              <w:t>17%</w:t>
-            </w:r>
-          </w:p>
-        </w:tc>
-      </w:tr>
-      <w:tr>
-        <w:tc>
-          <w:tcPr>
-            <w:tcW w:type="dxa" w:w="2160"/>
-          </w:tcPr>
-          <w:p>
-            <w:r>
-              <w:t>九方网络有限公司</w:t>
-            </w:r>
-          </w:p>
-        </w:tc>
-        <w:tc>
-          <w:tcPr>
-            <w:tcW w:type="dxa" w:w="2160"/>
-          </w:tcPr>
-          <w:p>
-            <w:r>
-              <w:t>新能源</w:t>
-            </w:r>
-          </w:p>
-        </w:tc>
-        <w:tc>
-          <w:tcPr>
-            <w:tcW w:type="dxa" w:w="2160"/>
-          </w:tcPr>
-          <w:p>
-            <w:r>
-              <w:t>577亿</w:t>
-            </w:r>
-          </w:p>
-        </w:tc>
-        <w:tc>
-          <w:tcPr>
-            <w:tcW w:type="dxa" w:w="2160"/>
-          </w:tcPr>
-          <w:p>
-            <w:r>
-              <w:t>14%</w:t>
-            </w:r>
-          </w:p>
-        </w:tc>
-      </w:tr>
-      <w:tr>
-        <w:tc>
-          <w:tcPr>
-            <w:tcW w:type="dxa" w:w="2160"/>
-          </w:tcPr>
-          <w:p>
-            <w:r>
-              <w:t>昂歌信息科技有限公司</w:t>
-            </w:r>
-          </w:p>
-        </w:tc>
-        <w:tc>
-          <w:tcPr>
-            <w:tcW w:type="dxa" w:w="2160"/>
-          </w:tcPr>
-          <w:p>
-            <w:r>
-              <w:t>消费科技</w:t>
-            </w:r>
-          </w:p>
-        </w:tc>
-        <w:tc>
-          <w:tcPr>
-            <w:tcW w:type="dxa" w:w="2160"/>
-          </w:tcPr>
-          <w:p>
-            <w:r>
-              <w:t>720亿</w:t>
-            </w:r>
-          </w:p>
-        </w:tc>
-        <w:tc>
-          <w:tcPr>
-            <w:tcW w:type="dxa" w:w="2160"/>
-          </w:tcPr>
-          <w:p>
-            <w:r>
-              <w:t>12%</w:t>
-            </w:r>
-          </w:p>
-        </w:tc>
-      </w:tr>
-      <w:tr>
-        <w:tc>
-          <w:tcPr>
-            <w:tcW w:type="dxa" w:w="2160"/>
-          </w:tcPr>
-          <w:p>
-            <w:r>
-              <w:t>南康网络有限公司</w:t>
-            </w:r>
-          </w:p>
-        </w:tc>
-        <w:tc>
-          <w:tcPr>
-            <w:tcW w:type="dxa" w:w="2160"/>
-          </w:tcPr>
-          <w:p>
-            <w:r>
-              <w:t>消费科技</w:t>
-            </w:r>
-          </w:p>
-        </w:tc>
-        <w:tc>
-          <w:tcPr>
-            <w:tcW w:type="dxa" w:w="2160"/>
-          </w:tcPr>
-          <w:p>
-            <w:r>
-              <w:t>319亿</w:t>
-            </w:r>
-          </w:p>
-        </w:tc>
-        <w:tc>
-          <w:tcPr>
-            <w:tcW w:type="dxa" w:w="2160"/>
-          </w:tcPr>
-          <w:p>
-            <w:r>
-              <w:t>17%</w:t>
-            </w:r>
-          </w:p>
-        </w:tc>
-      </w:tr>
-      <w:tr>
-        <w:tc>
-          <w:tcPr>
-            <w:tcW w:type="dxa" w:w="2160"/>
-          </w:tcPr>
-          <w:p>
-            <w:r>
-              <w:t>快讯网络有限公司</w:t>
-            </w:r>
-          </w:p>
-        </w:tc>
-        <w:tc>
-          <w:tcPr>
-            <w:tcW w:type="dxa" w:w="2160"/>
-          </w:tcPr>
-          <w:p>
-            <w:r>
-              <w:t>新能源</w:t>
-            </w:r>
-          </w:p>
-        </w:tc>
-        <w:tc>
-          <w:tcPr>
-            <w:tcW w:type="dxa" w:w="2160"/>
-          </w:tcPr>
-          <w:p>
-            <w:r>
-              <w:t>548亿</w:t>
-            </w:r>
-          </w:p>
-        </w:tc>
-        <w:tc>
-          <w:tcPr>
-            <w:tcW w:type="dxa" w:w="2160"/>
-          </w:tcPr>
-          <w:p>
-            <w:r>
-              <w:t>26%</w:t>
-            </w:r>
-          </w:p>
-        </w:tc>
-      </w:tr>
-      <w:tr>
-        <w:tc>
-          <w:tcPr>
-            <w:tcW w:type="dxa" w:w="2160"/>
-          </w:tcPr>
-          <w:p>
-            <w:r>
-              <w:t>兰金电子网络有限公司</w:t>
-            </w:r>
-          </w:p>
-        </w:tc>
-        <w:tc>
-          <w:tcPr>
-            <w:tcW w:type="dxa" w:w="2160"/>
-          </w:tcPr>
-          <w:p>
-            <w:r>
-              <w:t>消费科技</w:t>
-            </w:r>
-          </w:p>
-        </w:tc>
-        <w:tc>
-          <w:tcPr>
-            <w:tcW w:type="dxa" w:w="2160"/>
-          </w:tcPr>
-          <w:p>
-            <w:r>
-              <w:t>661亿</w:t>
-            </w:r>
-          </w:p>
-        </w:tc>
-        <w:tc>
-          <w:tcPr>
-            <w:tcW w:type="dxa" w:w="2160"/>
-          </w:tcPr>
-          <w:p>
-            <w:r>
-              <w:t>16%</w:t>
-            </w:r>
-          </w:p>
-        </w:tc>
-      </w:tr>
-    </w:tbl>
-    <w:p>
-      <w:pPr>
-        <w:pStyle w:val="Heading1"/>
-      </w:pPr>
-      <w:r>
-        <w:t>行业分析 3</w:t>
-      </w:r>
-    </w:p>
-    <w:p>
-      <w:r>
-        <w:br/>
-        <w:t>风险管理部认为，新能源 行业仍然面临若干</w:t>
-        <w:br/>
-        <w:t>不确定性因素，包括技术迭代风险、政策变化、</w:t>
-        <w:br/>
-        <w:t>以及市场竞争加剧等问题。</w:t>
-        <w:br/>
-      </w:r>
-    </w:p>
-    <w:p>
-      <w:r>
-        <w:br/>
-        <w:t>华辰资本旗下的 HC Alpha Growth Fund 在最近的资产配置会议中</w:t>
-        <w:br/>
-        <w:t>讨论了 新能源 行业的投资机会，并对 创汇传媒有限公司</w:t>
-        <w:br/>
-        <w:t>进行了重点评估。</w:t>
-        <w:br/>
-      </w:r>
-    </w:p>
-    <w:p>
-      <w:r>
-        <w:br/>
-        <w:t>华辰资本旗下的 HC Energy Transition Fund 在最近的资产配置会议中</w:t>
-        <w:br/>
-        <w:t>讨论了 半导体 行业的投资机会，并对 浦华众城科技有限公司</w:t>
-        <w:br/>
-        <w:t>进行了重点评估。</w:t>
-        <w:br/>
-      </w:r>
-    </w:p>
-    <w:p>
-      <w:r>
-        <w:br/>
-        <w:t>华远软件信息有限公司 是中国 半导体 行业的重要企业之一。</w:t>
-        <w:br/>
-        <w:t>根据华辰资本 风险管理部 的研究，该公司成立于 2015 年，</w:t>
-        <w:br/>
-        <w:t>目前员工规模约 6302 人。公司近年来持续加大研发投入，</w:t>
-        <w:br/>
-        <w:t>在核心技术方面形成了较强的竞争壁垒。</w:t>
-        <w:br/>
-      </w:r>
-    </w:p>
-    <w:p>
-      <w:r>
-        <w:br/>
-        <w:t>从产业链角度看，人工智能 行业主要由上游设备厂商、</w:t>
-        <w:br/>
-        <w:t>中游平台企业以及下游应用厂商组成。</w:t>
-        <w:br/>
-        <w:t>信诚致远传媒有限公司 主要位于产业链的 下游 环节。</w:t>
-        <w:br/>
-      </w:r>
-    </w:p>
-    <w:p>
-      <w:r>
-        <w:br/>
-        <w:t>风险管理部认为，新能源 行业仍然面临若干</w:t>
-        <w:br/>
-        <w:t>不确定性因素，包括技术迭代风险、政策变化、</w:t>
-        <w:br/>
-        <w:t>以及市场竞争加剧等问题。</w:t>
-        <w:br/>
-      </w:r>
-    </w:p>
-    <w:p>
-      <w:r>
-        <w:br/>
-        <w:t>根据内部财务模型测算，迪摩科技有限公司 在未来三年</w:t>
-        <w:br/>
-        <w:t>收入复合增长率预计可达到 22% 左右。</w:t>
-        <w:br/>
-        <w:t>该预测基于行业需求增长以及公司产能扩张计划。</w:t>
-        <w:br/>
-      </w:r>
-    </w:p>
-    <w:p>
-      <w:r>
-        <w:br/>
-        <w:t>风险管理部认为，云计算 行业仍然面临若干</w:t>
-        <w:br/>
-        <w:t>不确定性因素，包括技术迭代风险、政策变化、</w:t>
-        <w:br/>
-        <w:t>以及市场竞争加剧等问题。</w:t>
-        <w:br/>
-      </w:r>
-    </w:p>
-    <w:tbl>
-      <w:tblPr>
-        <w:tblW w:type="auto" w:w="0"/>
-        <w:tblLook w:firstColumn="1" w:firstRow="1" w:lastColumn="0" w:lastRow="0" w:noHBand="0" w:noVBand="1" w:val="04A0"/>
-      </w:tblPr>
-      <w:tblGrid>
-        <w:gridCol w:w="2160"/>
-        <w:gridCol w:w="2160"/>
-        <w:gridCol w:w="2160"/>
-        <w:gridCol w:w="2160"/>
-      </w:tblGrid>
-      <w:tr>
-        <w:tc>
-          <w:tcPr>
-            <w:tcW w:type="dxa" w:w="2160"/>
-          </w:tcPr>
-          <w:p>
-            <w:r>
-              <w:t>公司</w:t>
-            </w:r>
-          </w:p>
-        </w:tc>
-        <w:tc>
-          <w:tcPr>
-            <w:tcW w:type="dxa" w:w="2160"/>
-          </w:tcPr>
-          <w:p>
-            <w:r>
-              <w:t>行业</w:t>
-            </w:r>
-          </w:p>
-        </w:tc>
-        <w:tc>
-          <w:tcPr>
-            <w:tcW w:type="dxa" w:w="2160"/>
-          </w:tcPr>
-          <w:p>
-            <w:r>
-              <w:t>市值</w:t>
-            </w:r>
-          </w:p>
-        </w:tc>
-        <w:tc>
-          <w:tcPr>
-            <w:tcW w:type="dxa" w:w="2160"/>
-          </w:tcPr>
-          <w:p>
-            <w:r>
-              <w:t>增长率</w:t>
-            </w:r>
-          </w:p>
-        </w:tc>
-      </w:tr>
-      <w:tr>
-        <w:tc>
-          <w:tcPr>
-            <w:tcW w:type="dxa" w:w="2160"/>
-          </w:tcPr>
-          <w:p>
-            <w:r>
-              <w:t>浦华众城科技有限公司</w:t>
-            </w:r>
-          </w:p>
-        </w:tc>
-        <w:tc>
-          <w:tcPr>
-            <w:tcW w:type="dxa" w:w="2160"/>
-          </w:tcPr>
-          <w:p>
-            <w:r>
-              <w:t>半导体</w:t>
-            </w:r>
-          </w:p>
-        </w:tc>
-        <w:tc>
-          <w:tcPr>
-            <w:tcW w:type="dxa" w:w="2160"/>
-          </w:tcPr>
-          <w:p>
-            <w:r>
-              <w:t>554亿</w:t>
-            </w:r>
-          </w:p>
-        </w:tc>
-        <w:tc>
-          <w:tcPr>
-            <w:tcW w:type="dxa" w:w="2160"/>
-          </w:tcPr>
-          <w:p>
-            <w:r>
-              <w:t>29%</w:t>
-            </w:r>
-          </w:p>
-        </w:tc>
-      </w:tr>
-      <w:tr>
-        <w:tc>
-          <w:tcPr>
-            <w:tcW w:type="dxa" w:w="2160"/>
-          </w:tcPr>
-          <w:p>
-            <w:r>
-              <w:t>华远软件信息有限公司</w:t>
-            </w:r>
-          </w:p>
-        </w:tc>
-        <w:tc>
-          <w:tcPr>
-            <w:tcW w:type="dxa" w:w="2160"/>
-          </w:tcPr>
-          <w:p>
-            <w:r>
-              <w:t>半导体</w:t>
-            </w:r>
-          </w:p>
-        </w:tc>
-        <w:tc>
-          <w:tcPr>
-            <w:tcW w:type="dxa" w:w="2160"/>
-          </w:tcPr>
-          <w:p>
-            <w:r>
-              <w:t>585亿</w:t>
-            </w:r>
-          </w:p>
-        </w:tc>
-        <w:tc>
-          <w:tcPr>
-            <w:tcW w:type="dxa" w:w="2160"/>
-          </w:tcPr>
-          <w:p>
-            <w:r>
-              <w:t>6%</w:t>
-            </w:r>
-          </w:p>
-        </w:tc>
-      </w:tr>
-      <w:tr>
-        <w:tc>
-          <w:tcPr>
-            <w:tcW w:type="dxa" w:w="2160"/>
-          </w:tcPr>
-          <w:p>
-            <w:r>
-              <w:t>立信电子网络有限公司</w:t>
-            </w:r>
-          </w:p>
-        </w:tc>
-        <w:tc>
-          <w:tcPr>
-            <w:tcW w:type="dxa" w:w="2160"/>
-          </w:tcPr>
-          <w:p>
-            <w:r>
-              <w:t>云计算</w:t>
-            </w:r>
-          </w:p>
-        </w:tc>
-        <w:tc>
-          <w:tcPr>
-            <w:tcW w:type="dxa" w:w="2160"/>
-          </w:tcPr>
-          <w:p>
-            <w:r>
-              <w:t>632亿</w:t>
-            </w:r>
-          </w:p>
-        </w:tc>
-        <w:tc>
-          <w:tcPr>
-            <w:tcW w:type="dxa" w:w="2160"/>
-          </w:tcPr>
-          <w:p>
-            <w:r>
-              <w:t>23%</w:t>
-            </w:r>
-          </w:p>
-        </w:tc>
-      </w:tr>
-      <w:tr>
-        <w:tc>
-          <w:tcPr>
-            <w:tcW w:type="dxa" w:w="2160"/>
-          </w:tcPr>
-          <w:p>
-            <w:r>
-              <w:t>九方信息有限公司</w:t>
-            </w:r>
-          </w:p>
-        </w:tc>
-        <w:tc>
-          <w:tcPr>
-            <w:tcW w:type="dxa" w:w="2160"/>
-          </w:tcPr>
-          <w:p>
-            <w:r>
-              <w:t>新能源</w:t>
-            </w:r>
-          </w:p>
-        </w:tc>
-        <w:tc>
-          <w:tcPr>
-            <w:tcW w:type="dxa" w:w="2160"/>
-          </w:tcPr>
-          <w:p>
-            <w:r>
-              <w:t>670亿</w:t>
-            </w:r>
-          </w:p>
-        </w:tc>
-        <w:tc>
-          <w:tcPr>
-            <w:tcW w:type="dxa" w:w="2160"/>
-          </w:tcPr>
-          <w:p>
-            <w:r>
-              <w:t>12%</w:t>
-            </w:r>
-          </w:p>
-        </w:tc>
-      </w:tr>
-      <w:tr>
-        <w:tc>
-          <w:tcPr>
-            <w:tcW w:type="dxa" w:w="2160"/>
-          </w:tcPr>
-          <w:p>
-            <w:r>
-              <w:t>和泰传媒有限公司</w:t>
-            </w:r>
-          </w:p>
-        </w:tc>
-        <w:tc>
-          <w:tcPr>
-            <w:tcW w:type="dxa" w:w="2160"/>
-          </w:tcPr>
-          <w:p>
-            <w:r>
-              <w:t>消费科技</w:t>
-            </w:r>
-          </w:p>
-        </w:tc>
-        <w:tc>
-          <w:tcPr>
-            <w:tcW w:type="dxa" w:w="2160"/>
-          </w:tcPr>
-          <w:p>
-            <w:r>
-              <w:t>456亿</w:t>
-            </w:r>
-          </w:p>
-        </w:tc>
-        <w:tc>
-          <w:tcPr>
-            <w:tcW w:type="dxa" w:w="2160"/>
-          </w:tcPr>
-          <w:p>
-            <w:r>
-              <w:t>14%</w:t>
-            </w:r>
-          </w:p>
-        </w:tc>
-      </w:tr>
-      <w:tr>
-        <w:tc>
-          <w:tcPr>
-            <w:tcW w:type="dxa" w:w="2160"/>
-          </w:tcPr>
-          <w:p>
-            <w:r>
-              <w:t>快讯网络有限公司</w:t>
-            </w:r>
-          </w:p>
-        </w:tc>
-        <w:tc>
-          <w:tcPr>
-            <w:tcW w:type="dxa" w:w="2160"/>
-          </w:tcPr>
-          <w:p>
-            <w:r>
-              <w:t>新能源</w:t>
-            </w:r>
-          </w:p>
-        </w:tc>
-        <w:tc>
-          <w:tcPr>
-            <w:tcW w:type="dxa" w:w="2160"/>
-          </w:tcPr>
-          <w:p>
-            <w:r>
-              <w:t>427亿</w:t>
-            </w:r>
-          </w:p>
-        </w:tc>
-        <w:tc>
-          <w:tcPr>
-            <w:tcW w:type="dxa" w:w="2160"/>
-          </w:tcPr>
-          <w:p>
-            <w:r>
-              <w:t>13%</w:t>
-            </w:r>
-          </w:p>
-        </w:tc>
-      </w:tr>
-      <w:tr>
-        <w:tc>
-          <w:tcPr>
-            <w:tcW w:type="dxa" w:w="2160"/>
-          </w:tcPr>
-          <w:p>
-            <w:r>
-              <w:t>和泰传媒有限公司</w:t>
-            </w:r>
-          </w:p>
-        </w:tc>
-        <w:tc>
-          <w:tcPr>
-            <w:tcW w:type="dxa" w:w="2160"/>
-          </w:tcPr>
-          <w:p>
-            <w:r>
-              <w:t>消费科技</w:t>
-            </w:r>
-          </w:p>
-        </w:tc>
-        <w:tc>
-          <w:tcPr>
-            <w:tcW w:type="dxa" w:w="2160"/>
-          </w:tcPr>
-          <w:p>
-            <w:r>
-              <w:t>659亿</w:t>
-            </w:r>
-          </w:p>
-        </w:tc>
-        <w:tc>
-          <w:tcPr>
-            <w:tcW w:type="dxa" w:w="2160"/>
-          </w:tcPr>
-          <w:p>
-            <w:r>
-              <w:t>23%</w:t>
-            </w:r>
-          </w:p>
-        </w:tc>
-      </w:tr>
-      <w:tr>
-        <w:tc>
-          <w:tcPr>
-            <w:tcW w:type="dxa" w:w="2160"/>
-          </w:tcPr>
-          <w:p>
-            <w:r>
-              <w:t>创联世纪科技有限公司</w:t>
-            </w:r>
-          </w:p>
-        </w:tc>
-        <w:tc>
-          <w:tcPr>
-            <w:tcW w:type="dxa" w:w="2160"/>
-          </w:tcPr>
-          <w:p>
-            <w:r>
-              <w:t>医疗科技</w:t>
-            </w:r>
-          </w:p>
-        </w:tc>
-        <w:tc>
-          <w:tcPr>
-            <w:tcW w:type="dxa" w:w="2160"/>
-          </w:tcPr>
-          <w:p>
-            <w:r>
-              <w:t>595亿</w:t>
-            </w:r>
-          </w:p>
-        </w:tc>
-        <w:tc>
-          <w:tcPr>
-            <w:tcW w:type="dxa" w:w="2160"/>
-          </w:tcPr>
-          <w:p>
-            <w:r>
-              <w:t>15%</w:t>
-            </w:r>
-          </w:p>
-        </w:tc>
-      </w:tr>
-      <w:tr>
-        <w:tc>
-          <w:tcPr>
-            <w:tcW w:type="dxa" w:w="2160"/>
-          </w:tcPr>
-          <w:p>
-            <w:r>
-              <w:t>九方网络有限公司</w:t>
-            </w:r>
-          </w:p>
-        </w:tc>
-        <w:tc>
-          <w:tcPr>
-            <w:tcW w:type="dxa" w:w="2160"/>
-          </w:tcPr>
-          <w:p>
-            <w:r>
-              <w:t>新能源</w:t>
-            </w:r>
-          </w:p>
-        </w:tc>
-        <w:tc>
-          <w:tcPr>
-            <w:tcW w:type="dxa" w:w="2160"/>
-          </w:tcPr>
-          <w:p>
-            <w:r>
-              <w:t>144亿</w:t>
+              <w:t>237亿</w:t>
             </w:r>
           </w:p>
         </w:tc>
@@ -2101,1822 +3921,6 @@
           <w:p>
             <w:r>
               <w:t>7%</w:t>
-            </w:r>
-          </w:p>
-        </w:tc>
-      </w:tr>
-      <w:tr>
-        <w:tc>
-          <w:tcPr>
-            <w:tcW w:type="dxa" w:w="2160"/>
-          </w:tcPr>
-          <w:p>
-            <w:r>
-              <w:t>和泰传媒有限公司</w:t>
-            </w:r>
-          </w:p>
-        </w:tc>
-        <w:tc>
-          <w:tcPr>
-            <w:tcW w:type="dxa" w:w="2160"/>
-          </w:tcPr>
-          <w:p>
-            <w:r>
-              <w:t>消费科技</w:t>
-            </w:r>
-          </w:p>
-        </w:tc>
-        <w:tc>
-          <w:tcPr>
-            <w:tcW w:type="dxa" w:w="2160"/>
-          </w:tcPr>
-          <w:p>
-            <w:r>
-              <w:t>350亿</w:t>
-            </w:r>
-          </w:p>
-        </w:tc>
-        <w:tc>
-          <w:tcPr>
-            <w:tcW w:type="dxa" w:w="2160"/>
-          </w:tcPr>
-          <w:p>
-            <w:r>
-              <w:t>5%</w:t>
-            </w:r>
-          </w:p>
-        </w:tc>
-      </w:tr>
-      <w:tr>
-        <w:tc>
-          <w:tcPr>
-            <w:tcW w:type="dxa" w:w="2160"/>
-          </w:tcPr>
-          <w:p>
-            <w:r>
-              <w:t>创亿网络有限公司</w:t>
-            </w:r>
-          </w:p>
-        </w:tc>
-        <w:tc>
-          <w:tcPr>
-            <w:tcW w:type="dxa" w:w="2160"/>
-          </w:tcPr>
-          <w:p>
-            <w:r>
-              <w:t>云计算</w:t>
-            </w:r>
-          </w:p>
-        </w:tc>
-        <w:tc>
-          <w:tcPr>
-            <w:tcW w:type="dxa" w:w="2160"/>
-          </w:tcPr>
-          <w:p>
-            <w:r>
-              <w:t>460亿</w:t>
-            </w:r>
-          </w:p>
-        </w:tc>
-        <w:tc>
-          <w:tcPr>
-            <w:tcW w:type="dxa" w:w="2160"/>
-          </w:tcPr>
-          <w:p>
-            <w:r>
-              <w:t>15%</w:t>
-            </w:r>
-          </w:p>
-        </w:tc>
-      </w:tr>
-      <w:tr>
-        <w:tc>
-          <w:tcPr>
-            <w:tcW w:type="dxa" w:w="2160"/>
-          </w:tcPr>
-          <w:p>
-            <w:r>
-              <w:t>精芯信息有限公司</w:t>
-            </w:r>
-          </w:p>
-        </w:tc>
-        <w:tc>
-          <w:tcPr>
-            <w:tcW w:type="dxa" w:w="2160"/>
-          </w:tcPr>
-          <w:p>
-            <w:r>
-              <w:t>消费科技</w:t>
-            </w:r>
-          </w:p>
-        </w:tc>
-        <w:tc>
-          <w:tcPr>
-            <w:tcW w:type="dxa" w:w="2160"/>
-          </w:tcPr>
-          <w:p>
-            <w:r>
-              <w:t>774亿</w:t>
-            </w:r>
-          </w:p>
-        </w:tc>
-        <w:tc>
-          <w:tcPr>
-            <w:tcW w:type="dxa" w:w="2160"/>
-          </w:tcPr>
-          <w:p>
-            <w:r>
-              <w:t>20%</w:t>
-            </w:r>
-          </w:p>
-        </w:tc>
-      </w:tr>
-      <w:tr>
-        <w:tc>
-          <w:tcPr>
-            <w:tcW w:type="dxa" w:w="2160"/>
-          </w:tcPr>
-          <w:p>
-            <w:r>
-              <w:t>精芯科技有限公司</w:t>
-            </w:r>
-          </w:p>
-        </w:tc>
-        <w:tc>
-          <w:tcPr>
-            <w:tcW w:type="dxa" w:w="2160"/>
-          </w:tcPr>
-          <w:p>
-            <w:r>
-              <w:t>云计算</w:t>
-            </w:r>
-          </w:p>
-        </w:tc>
-        <w:tc>
-          <w:tcPr>
-            <w:tcW w:type="dxa" w:w="2160"/>
-          </w:tcPr>
-          <w:p>
-            <w:r>
-              <w:t>324亿</w:t>
-            </w:r>
-          </w:p>
-        </w:tc>
-        <w:tc>
-          <w:tcPr>
-            <w:tcW w:type="dxa" w:w="2160"/>
-          </w:tcPr>
-          <w:p>
-            <w:r>
-              <w:t>24%</w:t>
-            </w:r>
-          </w:p>
-        </w:tc>
-      </w:tr>
-      <w:tr>
-        <w:tc>
-          <w:tcPr>
-            <w:tcW w:type="dxa" w:w="2160"/>
-          </w:tcPr>
-          <w:p>
-            <w:r>
-              <w:t>新宇龙信息传媒有限公司</w:t>
-            </w:r>
-          </w:p>
-        </w:tc>
-        <w:tc>
-          <w:tcPr>
-            <w:tcW w:type="dxa" w:w="2160"/>
-          </w:tcPr>
-          <w:p>
-            <w:r>
-              <w:t>机器人</w:t>
-            </w:r>
-          </w:p>
-        </w:tc>
-        <w:tc>
-          <w:tcPr>
-            <w:tcW w:type="dxa" w:w="2160"/>
-          </w:tcPr>
-          <w:p>
-            <w:r>
-              <w:t>435亿</w:t>
-            </w:r>
-          </w:p>
-        </w:tc>
-        <w:tc>
-          <w:tcPr>
-            <w:tcW w:type="dxa" w:w="2160"/>
-          </w:tcPr>
-          <w:p>
-            <w:r>
-              <w:t>23%</w:t>
-            </w:r>
-          </w:p>
-        </w:tc>
-      </w:tr>
-      <w:tr>
-        <w:tc>
-          <w:tcPr>
-            <w:tcW w:type="dxa" w:w="2160"/>
-          </w:tcPr>
-          <w:p>
-            <w:r>
-              <w:t>精芯信息有限公司</w:t>
-            </w:r>
-          </w:p>
-        </w:tc>
-        <w:tc>
-          <w:tcPr>
-            <w:tcW w:type="dxa" w:w="2160"/>
-          </w:tcPr>
-          <w:p>
-            <w:r>
-              <w:t>消费科技</w:t>
-            </w:r>
-          </w:p>
-        </w:tc>
-        <w:tc>
-          <w:tcPr>
-            <w:tcW w:type="dxa" w:w="2160"/>
-          </w:tcPr>
-          <w:p>
-            <w:r>
-              <w:t>436亿</w:t>
-            </w:r>
-          </w:p>
-        </w:tc>
-        <w:tc>
-          <w:tcPr>
-            <w:tcW w:type="dxa" w:w="2160"/>
-          </w:tcPr>
-          <w:p>
-            <w:r>
-              <w:t>7%</w:t>
-            </w:r>
-          </w:p>
-        </w:tc>
-      </w:tr>
-    </w:tbl>
-    <w:p>
-      <w:pPr>
-        <w:pStyle w:val="Heading1"/>
-      </w:pPr>
-      <w:r>
-        <w:t>行业分析 4</w:t>
-      </w:r>
-    </w:p>
-    <w:p>
-      <w:r>
-        <w:br/>
-        <w:t>根据内部财务模型测算，鸿睿思博信息有限公司 在未来三年</w:t>
-        <w:br/>
-        <w:t>收入复合增长率预计可达到 20% 左右。</w:t>
-        <w:br/>
-        <w:t>该预测基于行业需求增长以及公司产能扩张计划。</w:t>
-        <w:br/>
-      </w:r>
-    </w:p>
-    <w:p>
-      <w:r>
-        <w:br/>
-        <w:t>从产业链角度看，医疗科技 行业主要由上游设备厂商、</w:t>
-        <w:br/>
-        <w:t>中游平台企业以及下游应用厂商组成。</w:t>
-        <w:br/>
-        <w:t>创联世纪科技有限公司 主要位于产业链的 上游 环节。</w:t>
-        <w:br/>
-      </w:r>
-    </w:p>
-    <w:p>
-      <w:r>
-        <w:br/>
-        <w:t>华辰资本旗下的 HC AI Innovation Fund 在最近的资产配置会议中</w:t>
-        <w:br/>
-        <w:t>讨论了 云计算 行业的投资机会，并对 易动力科技有限公司</w:t>
-        <w:br/>
-        <w:t>进行了重点评估。</w:t>
-        <w:br/>
-      </w:r>
-    </w:p>
-    <w:p>
-      <w:r>
-        <w:br/>
-        <w:t>根据内部财务模型测算，飞利信科技有限公司 在未来三年</w:t>
-        <w:br/>
-        <w:t>收入复合增长率预计可达到 12% 左右。</w:t>
-        <w:br/>
-        <w:t>该预测基于行业需求增长以及公司产能扩张计划。</w:t>
-        <w:br/>
-      </w:r>
-    </w:p>
-    <w:p>
-      <w:r>
-        <w:br/>
-        <w:t>凌云网络有限公司 是中国 医疗科技 行业的重要企业之一。</w:t>
-        <w:br/>
-        <w:t>根据华辰资本 资产配置委员会 的研究，该公司成立于 2020 年，</w:t>
-        <w:br/>
-        <w:t>目前员工规模约 730 人。公司近年来持续加大研发投入，</w:t>
-        <w:br/>
-        <w:t>在核心技术方面形成了较强的竞争壁垒。</w:t>
-        <w:br/>
-      </w:r>
-    </w:p>
-    <w:p>
-      <w:r>
-        <w:br/>
-        <w:t>和泰传媒有限公司 是中国 消费科技 行业的重要企业之一。</w:t>
-        <w:br/>
-        <w:t>根据华辰资本 风险管理部 的研究，该公司成立于 2020 年，</w:t>
-        <w:br/>
-        <w:t>目前员工规模约 7048 人。公司近年来持续加大研发投入，</w:t>
-        <w:br/>
-        <w:t>在核心技术方面形成了较强的竞争壁垒。</w:t>
-        <w:br/>
-      </w:r>
-    </w:p>
-    <w:p>
-      <w:r>
-        <w:br/>
-        <w:t>根据内部财务模型测算，银嘉信息有限公司 在未来三年</w:t>
-        <w:br/>
-        <w:t>收入复合增长率预计可达到 15% 左右。</w:t>
-        <w:br/>
-        <w:t>该预测基于行业需求增长以及公司产能扩张计划。</w:t>
-        <w:br/>
-      </w:r>
-    </w:p>
-    <w:p>
-      <w:r>
-        <w:br/>
-        <w:t>风险管理部认为，消费科技 行业仍然面临若干</w:t>
-        <w:br/>
-        <w:t>不确定性因素，包括技术迭代风险、政策变化、</w:t>
-        <w:br/>
-        <w:t>以及市场竞争加剧等问题。</w:t>
-        <w:br/>
-      </w:r>
-    </w:p>
-    <w:tbl>
-      <w:tblPr>
-        <w:tblW w:type="auto" w:w="0"/>
-        <w:tblLook w:firstColumn="1" w:firstRow="1" w:lastColumn="0" w:lastRow="0" w:noHBand="0" w:noVBand="1" w:val="04A0"/>
-      </w:tblPr>
-      <w:tblGrid>
-        <w:gridCol w:w="2160"/>
-        <w:gridCol w:w="2160"/>
-        <w:gridCol w:w="2160"/>
-        <w:gridCol w:w="2160"/>
-      </w:tblGrid>
-      <w:tr>
-        <w:tc>
-          <w:tcPr>
-            <w:tcW w:type="dxa" w:w="2160"/>
-          </w:tcPr>
-          <w:p>
-            <w:r>
-              <w:t>公司</w:t>
-            </w:r>
-          </w:p>
-        </w:tc>
-        <w:tc>
-          <w:tcPr>
-            <w:tcW w:type="dxa" w:w="2160"/>
-          </w:tcPr>
-          <w:p>
-            <w:r>
-              <w:t>行业</w:t>
-            </w:r>
-          </w:p>
-        </w:tc>
-        <w:tc>
-          <w:tcPr>
-            <w:tcW w:type="dxa" w:w="2160"/>
-          </w:tcPr>
-          <w:p>
-            <w:r>
-              <w:t>市值</w:t>
-            </w:r>
-          </w:p>
-        </w:tc>
-        <w:tc>
-          <w:tcPr>
-            <w:tcW w:type="dxa" w:w="2160"/>
-          </w:tcPr>
-          <w:p>
-            <w:r>
-              <w:t>增长率</w:t>
-            </w:r>
-          </w:p>
-        </w:tc>
-      </w:tr>
-      <w:tr>
-        <w:tc>
-          <w:tcPr>
-            <w:tcW w:type="dxa" w:w="2160"/>
-          </w:tcPr>
-          <w:p>
-            <w:r>
-              <w:t>易动力科技有限公司</w:t>
-            </w:r>
-          </w:p>
-        </w:tc>
-        <w:tc>
-          <w:tcPr>
-            <w:tcW w:type="dxa" w:w="2160"/>
-          </w:tcPr>
-          <w:p>
-            <w:r>
-              <w:t>云计算</w:t>
-            </w:r>
-          </w:p>
-        </w:tc>
-        <w:tc>
-          <w:tcPr>
-            <w:tcW w:type="dxa" w:w="2160"/>
-          </w:tcPr>
-          <w:p>
-            <w:r>
-              <w:t>694亿</w:t>
-            </w:r>
-          </w:p>
-        </w:tc>
-        <w:tc>
-          <w:tcPr>
-            <w:tcW w:type="dxa" w:w="2160"/>
-          </w:tcPr>
-          <w:p>
-            <w:r>
-              <w:t>26%</w:t>
-            </w:r>
-          </w:p>
-        </w:tc>
-      </w:tr>
-      <w:tr>
-        <w:tc>
-          <w:tcPr>
-            <w:tcW w:type="dxa" w:w="2160"/>
-          </w:tcPr>
-          <w:p>
-            <w:r>
-              <w:t>创亿信息有限公司</w:t>
-            </w:r>
-          </w:p>
-        </w:tc>
-        <w:tc>
-          <w:tcPr>
-            <w:tcW w:type="dxa" w:w="2160"/>
-          </w:tcPr>
-          <w:p>
-            <w:r>
-              <w:t>医疗科技</w:t>
-            </w:r>
-          </w:p>
-        </w:tc>
-        <w:tc>
-          <w:tcPr>
-            <w:tcW w:type="dxa" w:w="2160"/>
-          </w:tcPr>
-          <w:p>
-            <w:r>
-              <w:t>638亿</w:t>
-            </w:r>
-          </w:p>
-        </w:tc>
-        <w:tc>
-          <w:tcPr>
-            <w:tcW w:type="dxa" w:w="2160"/>
-          </w:tcPr>
-          <w:p>
-            <w:r>
-              <w:t>16%</w:t>
-            </w:r>
-          </w:p>
-        </w:tc>
-      </w:tr>
-      <w:tr>
-        <w:tc>
-          <w:tcPr>
-            <w:tcW w:type="dxa" w:w="2160"/>
-          </w:tcPr>
-          <w:p>
-            <w:r>
-              <w:t>昂歌信息科技有限公司</w:t>
-            </w:r>
-          </w:p>
-        </w:tc>
-        <w:tc>
-          <w:tcPr>
-            <w:tcW w:type="dxa" w:w="2160"/>
-          </w:tcPr>
-          <w:p>
-            <w:r>
-              <w:t>消费科技</w:t>
-            </w:r>
-          </w:p>
-        </w:tc>
-        <w:tc>
-          <w:tcPr>
-            <w:tcW w:type="dxa" w:w="2160"/>
-          </w:tcPr>
-          <w:p>
-            <w:r>
-              <w:t>222亿</w:t>
-            </w:r>
-          </w:p>
-        </w:tc>
-        <w:tc>
-          <w:tcPr>
-            <w:tcW w:type="dxa" w:w="2160"/>
-          </w:tcPr>
-          <w:p>
-            <w:r>
-              <w:t>24%</w:t>
-            </w:r>
-          </w:p>
-        </w:tc>
-      </w:tr>
-      <w:tr>
-        <w:tc>
-          <w:tcPr>
-            <w:tcW w:type="dxa" w:w="2160"/>
-          </w:tcPr>
-          <w:p>
-            <w:r>
-              <w:t>万迅电脑网络有限公司</w:t>
-            </w:r>
-          </w:p>
-        </w:tc>
-        <w:tc>
-          <w:tcPr>
-            <w:tcW w:type="dxa" w:w="2160"/>
-          </w:tcPr>
-          <w:p>
-            <w:r>
-              <w:t>半导体</w:t>
-            </w:r>
-          </w:p>
-        </w:tc>
-        <w:tc>
-          <w:tcPr>
-            <w:tcW w:type="dxa" w:w="2160"/>
-          </w:tcPr>
-          <w:p>
-            <w:r>
-              <w:t>255亿</w:t>
-            </w:r>
-          </w:p>
-        </w:tc>
-        <w:tc>
-          <w:tcPr>
-            <w:tcW w:type="dxa" w:w="2160"/>
-          </w:tcPr>
-          <w:p>
-            <w:r>
-              <w:t>5%</w:t>
-            </w:r>
-          </w:p>
-        </w:tc>
-      </w:tr>
-      <w:tr>
-        <w:tc>
-          <w:tcPr>
-            <w:tcW w:type="dxa" w:w="2160"/>
-          </w:tcPr>
-          <w:p>
-            <w:r>
-              <w:t>昊嘉网络有限公司</w:t>
-            </w:r>
-          </w:p>
-        </w:tc>
-        <w:tc>
-          <w:tcPr>
-            <w:tcW w:type="dxa" w:w="2160"/>
-          </w:tcPr>
-          <w:p>
-            <w:r>
-              <w:t>新能源</w:t>
-            </w:r>
-          </w:p>
-        </w:tc>
-        <w:tc>
-          <w:tcPr>
-            <w:tcW w:type="dxa" w:w="2160"/>
-          </w:tcPr>
-          <w:p>
-            <w:r>
-              <w:t>632亿</w:t>
-            </w:r>
-          </w:p>
-        </w:tc>
-        <w:tc>
-          <w:tcPr>
-            <w:tcW w:type="dxa" w:w="2160"/>
-          </w:tcPr>
-          <w:p>
-            <w:r>
-              <w:t>19%</w:t>
-            </w:r>
-          </w:p>
-        </w:tc>
-      </w:tr>
-      <w:tr>
-        <w:tc>
-          <w:tcPr>
-            <w:tcW w:type="dxa" w:w="2160"/>
-          </w:tcPr>
-          <w:p>
-            <w:r>
-              <w:t>万迅电脑网络有限公司</w:t>
-            </w:r>
-          </w:p>
-        </w:tc>
-        <w:tc>
-          <w:tcPr>
-            <w:tcW w:type="dxa" w:w="2160"/>
-          </w:tcPr>
-          <w:p>
-            <w:r>
-              <w:t>半导体</w:t>
-            </w:r>
-          </w:p>
-        </w:tc>
-        <w:tc>
-          <w:tcPr>
-            <w:tcW w:type="dxa" w:w="2160"/>
-          </w:tcPr>
-          <w:p>
-            <w:r>
-              <w:t>429亿</w:t>
-            </w:r>
-          </w:p>
-        </w:tc>
-        <w:tc>
-          <w:tcPr>
-            <w:tcW w:type="dxa" w:w="2160"/>
-          </w:tcPr>
-          <w:p>
-            <w:r>
-              <w:t>13%</w:t>
-            </w:r>
-          </w:p>
-        </w:tc>
-      </w:tr>
-      <w:tr>
-        <w:tc>
-          <w:tcPr>
-            <w:tcW w:type="dxa" w:w="2160"/>
-          </w:tcPr>
-          <w:p>
-            <w:r>
-              <w:t>创亿信息有限公司</w:t>
-            </w:r>
-          </w:p>
-        </w:tc>
-        <w:tc>
-          <w:tcPr>
-            <w:tcW w:type="dxa" w:w="2160"/>
-          </w:tcPr>
-          <w:p>
-            <w:r>
-              <w:t>医疗科技</w:t>
-            </w:r>
-          </w:p>
-        </w:tc>
-        <w:tc>
-          <w:tcPr>
-            <w:tcW w:type="dxa" w:w="2160"/>
-          </w:tcPr>
-          <w:p>
-            <w:r>
-              <w:t>349亿</w:t>
-            </w:r>
-          </w:p>
-        </w:tc>
-        <w:tc>
-          <w:tcPr>
-            <w:tcW w:type="dxa" w:w="2160"/>
-          </w:tcPr>
-          <w:p>
-            <w:r>
-              <w:t>22%</w:t>
-            </w:r>
-          </w:p>
-        </w:tc>
-      </w:tr>
-      <w:tr>
-        <w:tc>
-          <w:tcPr>
-            <w:tcW w:type="dxa" w:w="2160"/>
-          </w:tcPr>
-          <w:p>
-            <w:r>
-              <w:t>快讯网络有限公司</w:t>
-            </w:r>
-          </w:p>
-        </w:tc>
-        <w:tc>
-          <w:tcPr>
-            <w:tcW w:type="dxa" w:w="2160"/>
-          </w:tcPr>
-          <w:p>
-            <w:r>
-              <w:t>新能源</w:t>
-            </w:r>
-          </w:p>
-        </w:tc>
-        <w:tc>
-          <w:tcPr>
-            <w:tcW w:type="dxa" w:w="2160"/>
-          </w:tcPr>
-          <w:p>
-            <w:r>
-              <w:t>606亿</w:t>
-            </w:r>
-          </w:p>
-        </w:tc>
-        <w:tc>
-          <w:tcPr>
-            <w:tcW w:type="dxa" w:w="2160"/>
-          </w:tcPr>
-          <w:p>
-            <w:r>
-              <w:t>19%</w:t>
-            </w:r>
-          </w:p>
-        </w:tc>
-      </w:tr>
-      <w:tr>
-        <w:tc>
-          <w:tcPr>
-            <w:tcW w:type="dxa" w:w="2160"/>
-          </w:tcPr>
-          <w:p>
-            <w:r>
-              <w:t>精芯科技有限公司</w:t>
-            </w:r>
-          </w:p>
-        </w:tc>
-        <w:tc>
-          <w:tcPr>
-            <w:tcW w:type="dxa" w:w="2160"/>
-          </w:tcPr>
-          <w:p>
-            <w:r>
-              <w:t>云计算</w:t>
-            </w:r>
-          </w:p>
-        </w:tc>
-        <w:tc>
-          <w:tcPr>
-            <w:tcW w:type="dxa" w:w="2160"/>
-          </w:tcPr>
-          <w:p>
-            <w:r>
-              <w:t>782亿</w:t>
-            </w:r>
-          </w:p>
-        </w:tc>
-        <w:tc>
-          <w:tcPr>
-            <w:tcW w:type="dxa" w:w="2160"/>
-          </w:tcPr>
-          <w:p>
-            <w:r>
-              <w:t>22%</w:t>
-            </w:r>
-          </w:p>
-        </w:tc>
-      </w:tr>
-      <w:tr>
-        <w:tc>
-          <w:tcPr>
-            <w:tcW w:type="dxa" w:w="2160"/>
-          </w:tcPr>
-          <w:p>
-            <w:r>
-              <w:t>鸿睿思博信息有限公司</w:t>
-            </w:r>
-          </w:p>
-        </w:tc>
-        <w:tc>
-          <w:tcPr>
-            <w:tcW w:type="dxa" w:w="2160"/>
-          </w:tcPr>
-          <w:p>
-            <w:r>
-              <w:t>半导体</w:t>
-            </w:r>
-          </w:p>
-        </w:tc>
-        <w:tc>
-          <w:tcPr>
-            <w:tcW w:type="dxa" w:w="2160"/>
-          </w:tcPr>
-          <w:p>
-            <w:r>
-              <w:t>327亿</w:t>
-            </w:r>
-          </w:p>
-        </w:tc>
-        <w:tc>
-          <w:tcPr>
-            <w:tcW w:type="dxa" w:w="2160"/>
-          </w:tcPr>
-          <w:p>
-            <w:r>
-              <w:t>16%</w:t>
-            </w:r>
-          </w:p>
-        </w:tc>
-      </w:tr>
-      <w:tr>
-        <w:tc>
-          <w:tcPr>
-            <w:tcW w:type="dxa" w:w="2160"/>
-          </w:tcPr>
-          <w:p>
-            <w:r>
-              <w:t>华远软件信息有限公司</w:t>
-            </w:r>
-          </w:p>
-        </w:tc>
-        <w:tc>
-          <w:tcPr>
-            <w:tcW w:type="dxa" w:w="2160"/>
-          </w:tcPr>
-          <w:p>
-            <w:r>
-              <w:t>半导体</w:t>
-            </w:r>
-          </w:p>
-        </w:tc>
-        <w:tc>
-          <w:tcPr>
-            <w:tcW w:type="dxa" w:w="2160"/>
-          </w:tcPr>
-          <w:p>
-            <w:r>
-              <w:t>317亿</w:t>
-            </w:r>
-          </w:p>
-        </w:tc>
-        <w:tc>
-          <w:tcPr>
-            <w:tcW w:type="dxa" w:w="2160"/>
-          </w:tcPr>
-          <w:p>
-            <w:r>
-              <w:t>29%</w:t>
-            </w:r>
-          </w:p>
-        </w:tc>
-      </w:tr>
-      <w:tr>
-        <w:tc>
-          <w:tcPr>
-            <w:tcW w:type="dxa" w:w="2160"/>
-          </w:tcPr>
-          <w:p>
-            <w:r>
-              <w:t>国讯网络有限公司</w:t>
-            </w:r>
-          </w:p>
-        </w:tc>
-        <w:tc>
-          <w:tcPr>
-            <w:tcW w:type="dxa" w:w="2160"/>
-          </w:tcPr>
-          <w:p>
-            <w:r>
-              <w:t>云计算</w:t>
-            </w:r>
-          </w:p>
-        </w:tc>
-        <w:tc>
-          <w:tcPr>
-            <w:tcW w:type="dxa" w:w="2160"/>
-          </w:tcPr>
-          <w:p>
-            <w:r>
-              <w:t>645亿</w:t>
-            </w:r>
-          </w:p>
-        </w:tc>
-        <w:tc>
-          <w:tcPr>
-            <w:tcW w:type="dxa" w:w="2160"/>
-          </w:tcPr>
-          <w:p>
-            <w:r>
-              <w:t>12%</w:t>
-            </w:r>
-          </w:p>
-        </w:tc>
-      </w:tr>
-      <w:tr>
-        <w:tc>
-          <w:tcPr>
-            <w:tcW w:type="dxa" w:w="2160"/>
-          </w:tcPr>
-          <w:p>
-            <w:r>
-              <w:t>兰金电子网络有限公司</w:t>
-            </w:r>
-          </w:p>
-        </w:tc>
-        <w:tc>
-          <w:tcPr>
-            <w:tcW w:type="dxa" w:w="2160"/>
-          </w:tcPr>
-          <w:p>
-            <w:r>
-              <w:t>消费科技</w:t>
-            </w:r>
-          </w:p>
-        </w:tc>
-        <w:tc>
-          <w:tcPr>
-            <w:tcW w:type="dxa" w:w="2160"/>
-          </w:tcPr>
-          <w:p>
-            <w:r>
-              <w:t>425亿</w:t>
-            </w:r>
-          </w:p>
-        </w:tc>
-        <w:tc>
-          <w:tcPr>
-            <w:tcW w:type="dxa" w:w="2160"/>
-          </w:tcPr>
-          <w:p>
-            <w:r>
-              <w:t>17%</w:t>
-            </w:r>
-          </w:p>
-        </w:tc>
-      </w:tr>
-      <w:tr>
-        <w:tc>
-          <w:tcPr>
-            <w:tcW w:type="dxa" w:w="2160"/>
-          </w:tcPr>
-          <w:p>
-            <w:r>
-              <w:t>和泰传媒有限公司</w:t>
-            </w:r>
-          </w:p>
-        </w:tc>
-        <w:tc>
-          <w:tcPr>
-            <w:tcW w:type="dxa" w:w="2160"/>
-          </w:tcPr>
-          <w:p>
-            <w:r>
-              <w:t>消费科技</w:t>
-            </w:r>
-          </w:p>
-        </w:tc>
-        <w:tc>
-          <w:tcPr>
-            <w:tcW w:type="dxa" w:w="2160"/>
-          </w:tcPr>
-          <w:p>
-            <w:r>
-              <w:t>775亿</w:t>
-            </w:r>
-          </w:p>
-        </w:tc>
-        <w:tc>
-          <w:tcPr>
-            <w:tcW w:type="dxa" w:w="2160"/>
-          </w:tcPr>
-          <w:p>
-            <w:r>
-              <w:t>17%</w:t>
-            </w:r>
-          </w:p>
-        </w:tc>
-      </w:tr>
-      <w:tr>
-        <w:tc>
-          <w:tcPr>
-            <w:tcW w:type="dxa" w:w="2160"/>
-          </w:tcPr>
-          <w:p>
-            <w:r>
-              <w:t>鸿睿思博信息有限公司</w:t>
-            </w:r>
-          </w:p>
-        </w:tc>
-        <w:tc>
-          <w:tcPr>
-            <w:tcW w:type="dxa" w:w="2160"/>
-          </w:tcPr>
-          <w:p>
-            <w:r>
-              <w:t>半导体</w:t>
-            </w:r>
-          </w:p>
-        </w:tc>
-        <w:tc>
-          <w:tcPr>
-            <w:tcW w:type="dxa" w:w="2160"/>
-          </w:tcPr>
-          <w:p>
-            <w:r>
-              <w:t>288亿</w:t>
-            </w:r>
-          </w:p>
-        </w:tc>
-        <w:tc>
-          <w:tcPr>
-            <w:tcW w:type="dxa" w:w="2160"/>
-          </w:tcPr>
-          <w:p>
-            <w:r>
-              <w:t>19%</w:t>
-            </w:r>
-          </w:p>
-        </w:tc>
-      </w:tr>
-    </w:tbl>
-    <w:p>
-      <w:pPr>
-        <w:pStyle w:val="Heading1"/>
-      </w:pPr>
-      <w:r>
-        <w:t>行业分析 5</w:t>
-      </w:r>
-    </w:p>
-    <w:p>
-      <w:r>
-        <w:br/>
-        <w:t>风险管理部认为，人工智能 行业仍然面临若干</w:t>
-        <w:br/>
-        <w:t>不确定性因素，包括技术迭代风险、政策变化、</w:t>
-        <w:br/>
-        <w:t>以及市场竞争加剧等问题。</w:t>
-        <w:br/>
-      </w:r>
-    </w:p>
-    <w:p>
-      <w:r>
-        <w:br/>
-        <w:t>风险管理部认为，人工智能 行业仍然面临若干</w:t>
-        <w:br/>
-        <w:t>不确定性因素，包括技术迭代风险、政策变化、</w:t>
-        <w:br/>
-        <w:t>以及市场竞争加剧等问题。</w:t>
-        <w:br/>
-      </w:r>
-    </w:p>
-    <w:p>
-      <w:r>
-        <w:br/>
-        <w:t>根据内部财务模型测算，银嘉信息有限公司 在未来三年</w:t>
-        <w:br/>
-        <w:t>收入复合增长率预计可达到 10% 左右。</w:t>
-        <w:br/>
-        <w:t>该预测基于行业需求增长以及公司产能扩张计划。</w:t>
-        <w:br/>
-      </w:r>
-    </w:p>
-    <w:p>
-      <w:r>
-        <w:br/>
-        <w:t>风险管理部认为，人工智能 行业仍然面临若干</w:t>
-        <w:br/>
-        <w:t>不确定性因素，包括技术迭代风险、政策变化、</w:t>
-        <w:br/>
-        <w:t>以及市场竞争加剧等问题。</w:t>
-        <w:br/>
-      </w:r>
-    </w:p>
-    <w:p>
-      <w:r>
-        <w:br/>
-        <w:t>根据内部财务模型测算，精芯信息有限公司 在未来三年</w:t>
-        <w:br/>
-        <w:t>收入复合增长率预计可达到 11% 左右。</w:t>
-        <w:br/>
-        <w:t>该预测基于行业需求增长以及公司产能扩张计划。</w:t>
-        <w:br/>
-      </w:r>
-    </w:p>
-    <w:p>
-      <w:r>
-        <w:br/>
-        <w:t>根据内部财务模型测算，华远软件信息有限公司 在未来三年</w:t>
-        <w:br/>
-        <w:t>收入复合增长率预计可达到 11% 左右。</w:t>
-        <w:br/>
-        <w:t>该预测基于行业需求增长以及公司产能扩张计划。</w:t>
-        <w:br/>
-      </w:r>
-    </w:p>
-    <w:p>
-      <w:r>
-        <w:br/>
-        <w:t>从产业链角度看，机器人 行业主要由上游设备厂商、</w:t>
-        <w:br/>
-        <w:t>中游平台企业以及下游应用厂商组成。</w:t>
-        <w:br/>
-        <w:t>东方峻景网络有限公司 主要位于产业链的 下游 环节。</w:t>
-        <w:br/>
-      </w:r>
-    </w:p>
-    <w:p>
-      <w:r>
-        <w:br/>
-        <w:t>从产业链角度看，半导体 行业主要由上游设备厂商、</w:t>
-        <w:br/>
-        <w:t>中游平台企业以及下游应用厂商组成。</w:t>
-        <w:br/>
-        <w:t>浦华众城科技有限公司 主要位于产业链的 中游 环节。</w:t>
-        <w:br/>
-      </w:r>
-    </w:p>
-    <w:tbl>
-      <w:tblPr>
-        <w:tblW w:type="auto" w:w="0"/>
-        <w:tblLook w:firstColumn="1" w:firstRow="1" w:lastColumn="0" w:lastRow="0" w:noHBand="0" w:noVBand="1" w:val="04A0"/>
-      </w:tblPr>
-      <w:tblGrid>
-        <w:gridCol w:w="2160"/>
-        <w:gridCol w:w="2160"/>
-        <w:gridCol w:w="2160"/>
-        <w:gridCol w:w="2160"/>
-      </w:tblGrid>
-      <w:tr>
-        <w:tc>
-          <w:tcPr>
-            <w:tcW w:type="dxa" w:w="2160"/>
-          </w:tcPr>
-          <w:p>
-            <w:r>
-              <w:t>公司</w:t>
-            </w:r>
-          </w:p>
-        </w:tc>
-        <w:tc>
-          <w:tcPr>
-            <w:tcW w:type="dxa" w:w="2160"/>
-          </w:tcPr>
-          <w:p>
-            <w:r>
-              <w:t>行业</w:t>
-            </w:r>
-          </w:p>
-        </w:tc>
-        <w:tc>
-          <w:tcPr>
-            <w:tcW w:type="dxa" w:w="2160"/>
-          </w:tcPr>
-          <w:p>
-            <w:r>
-              <w:t>市值</w:t>
-            </w:r>
-          </w:p>
-        </w:tc>
-        <w:tc>
-          <w:tcPr>
-            <w:tcW w:type="dxa" w:w="2160"/>
-          </w:tcPr>
-          <w:p>
-            <w:r>
-              <w:t>增长率</w:t>
-            </w:r>
-          </w:p>
-        </w:tc>
-      </w:tr>
-      <w:tr>
-        <w:tc>
-          <w:tcPr>
-            <w:tcW w:type="dxa" w:w="2160"/>
-          </w:tcPr>
-          <w:p>
-            <w:r>
-              <w:t>银嘉信息有限公司</w:t>
-            </w:r>
-          </w:p>
-        </w:tc>
-        <w:tc>
-          <w:tcPr>
-            <w:tcW w:type="dxa" w:w="2160"/>
-          </w:tcPr>
-          <w:p>
-            <w:r>
-              <w:t>消费科技</w:t>
-            </w:r>
-          </w:p>
-        </w:tc>
-        <w:tc>
-          <w:tcPr>
-            <w:tcW w:type="dxa" w:w="2160"/>
-          </w:tcPr>
-          <w:p>
-            <w:r>
-              <w:t>755亿</w:t>
-            </w:r>
-          </w:p>
-        </w:tc>
-        <w:tc>
-          <w:tcPr>
-            <w:tcW w:type="dxa" w:w="2160"/>
-          </w:tcPr>
-          <w:p>
-            <w:r>
-              <w:t>16%</w:t>
-            </w:r>
-          </w:p>
-        </w:tc>
-      </w:tr>
-      <w:tr>
-        <w:tc>
-          <w:tcPr>
-            <w:tcW w:type="dxa" w:w="2160"/>
-          </w:tcPr>
-          <w:p>
-            <w:r>
-              <w:t>和泰传媒有限公司</w:t>
-            </w:r>
-          </w:p>
-        </w:tc>
-        <w:tc>
-          <w:tcPr>
-            <w:tcW w:type="dxa" w:w="2160"/>
-          </w:tcPr>
-          <w:p>
-            <w:r>
-              <w:t>消费科技</w:t>
-            </w:r>
-          </w:p>
-        </w:tc>
-        <w:tc>
-          <w:tcPr>
-            <w:tcW w:type="dxa" w:w="2160"/>
-          </w:tcPr>
-          <w:p>
-            <w:r>
-              <w:t>266亿</w:t>
-            </w:r>
-          </w:p>
-        </w:tc>
-        <w:tc>
-          <w:tcPr>
-            <w:tcW w:type="dxa" w:w="2160"/>
-          </w:tcPr>
-          <w:p>
-            <w:r>
-              <w:t>22%</w:t>
-            </w:r>
-          </w:p>
-        </w:tc>
-      </w:tr>
-      <w:tr>
-        <w:tc>
-          <w:tcPr>
-            <w:tcW w:type="dxa" w:w="2160"/>
-          </w:tcPr>
-          <w:p>
-            <w:r>
-              <w:t>佳禾科技有限公司</w:t>
-            </w:r>
-          </w:p>
-        </w:tc>
-        <w:tc>
-          <w:tcPr>
-            <w:tcW w:type="dxa" w:w="2160"/>
-          </w:tcPr>
-          <w:p>
-            <w:r>
-              <w:t>半导体</w:t>
-            </w:r>
-          </w:p>
-        </w:tc>
-        <w:tc>
-          <w:tcPr>
-            <w:tcW w:type="dxa" w:w="2160"/>
-          </w:tcPr>
-          <w:p>
-            <w:r>
-              <w:t>637亿</w:t>
-            </w:r>
-          </w:p>
-        </w:tc>
-        <w:tc>
-          <w:tcPr>
-            <w:tcW w:type="dxa" w:w="2160"/>
-          </w:tcPr>
-          <w:p>
-            <w:r>
-              <w:t>19%</w:t>
-            </w:r>
-          </w:p>
-        </w:tc>
-      </w:tr>
-      <w:tr>
-        <w:tc>
-          <w:tcPr>
-            <w:tcW w:type="dxa" w:w="2160"/>
-          </w:tcPr>
-          <w:p>
-            <w:r>
-              <w:t>富罳信息有限公司</w:t>
-            </w:r>
-          </w:p>
-        </w:tc>
-        <w:tc>
-          <w:tcPr>
-            <w:tcW w:type="dxa" w:w="2160"/>
-          </w:tcPr>
-          <w:p>
-            <w:r>
-              <w:t>医疗科技</w:t>
-            </w:r>
-          </w:p>
-        </w:tc>
-        <w:tc>
-          <w:tcPr>
-            <w:tcW w:type="dxa" w:w="2160"/>
-          </w:tcPr>
-          <w:p>
-            <w:r>
-              <w:t>644亿</w:t>
-            </w:r>
-          </w:p>
-        </w:tc>
-        <w:tc>
-          <w:tcPr>
-            <w:tcW w:type="dxa" w:w="2160"/>
-          </w:tcPr>
-          <w:p>
-            <w:r>
-              <w:t>28%</w:t>
-            </w:r>
-          </w:p>
-        </w:tc>
-      </w:tr>
-      <w:tr>
-        <w:tc>
-          <w:tcPr>
-            <w:tcW w:type="dxa" w:w="2160"/>
-          </w:tcPr>
-          <w:p>
-            <w:r>
-              <w:t>九方信息有限公司</w:t>
-            </w:r>
-          </w:p>
-        </w:tc>
-        <w:tc>
-          <w:tcPr>
-            <w:tcW w:type="dxa" w:w="2160"/>
-          </w:tcPr>
-          <w:p>
-            <w:r>
-              <w:t>新能源</w:t>
-            </w:r>
-          </w:p>
-        </w:tc>
-        <w:tc>
-          <w:tcPr>
-            <w:tcW w:type="dxa" w:w="2160"/>
-          </w:tcPr>
-          <w:p>
-            <w:r>
-              <w:t>411亿</w:t>
-            </w:r>
-          </w:p>
-        </w:tc>
-        <w:tc>
-          <w:tcPr>
-            <w:tcW w:type="dxa" w:w="2160"/>
-          </w:tcPr>
-          <w:p>
-            <w:r>
-              <w:t>27%</w:t>
-            </w:r>
-          </w:p>
-        </w:tc>
-      </w:tr>
-      <w:tr>
-        <w:tc>
-          <w:tcPr>
-            <w:tcW w:type="dxa" w:w="2160"/>
-          </w:tcPr>
-          <w:p>
-            <w:r>
-              <w:t>济南亿次元网络有限公司</w:t>
-            </w:r>
-          </w:p>
-        </w:tc>
-        <w:tc>
-          <w:tcPr>
-            <w:tcW w:type="dxa" w:w="2160"/>
-          </w:tcPr>
-          <w:p>
-            <w:r>
-              <w:t>机器人</w:t>
-            </w:r>
-          </w:p>
-        </w:tc>
-        <w:tc>
-          <w:tcPr>
-            <w:tcW w:type="dxa" w:w="2160"/>
-          </w:tcPr>
-          <w:p>
-            <w:r>
-              <w:t>665亿</w:t>
-            </w:r>
-          </w:p>
-        </w:tc>
-        <w:tc>
-          <w:tcPr>
-            <w:tcW w:type="dxa" w:w="2160"/>
-          </w:tcPr>
-          <w:p>
-            <w:r>
-              <w:t>24%</w:t>
-            </w:r>
-          </w:p>
-        </w:tc>
-      </w:tr>
-      <w:tr>
-        <w:tc>
-          <w:tcPr>
-            <w:tcW w:type="dxa" w:w="2160"/>
-          </w:tcPr>
-          <w:p>
-            <w:r>
-              <w:t>兰金电子网络有限公司</w:t>
-            </w:r>
-          </w:p>
-        </w:tc>
-        <w:tc>
-          <w:tcPr>
-            <w:tcW w:type="dxa" w:w="2160"/>
-          </w:tcPr>
-          <w:p>
-            <w:r>
-              <w:t>消费科技</w:t>
-            </w:r>
-          </w:p>
-        </w:tc>
-        <w:tc>
-          <w:tcPr>
-            <w:tcW w:type="dxa" w:w="2160"/>
-          </w:tcPr>
-          <w:p>
-            <w:r>
-              <w:t>619亿</w:t>
-            </w:r>
-          </w:p>
-        </w:tc>
-        <w:tc>
-          <w:tcPr>
-            <w:tcW w:type="dxa" w:w="2160"/>
-          </w:tcPr>
-          <w:p>
-            <w:r>
-              <w:t>9%</w:t>
-            </w:r>
-          </w:p>
-        </w:tc>
-      </w:tr>
-      <w:tr>
-        <w:tc>
-          <w:tcPr>
-            <w:tcW w:type="dxa" w:w="2160"/>
-          </w:tcPr>
-          <w:p>
-            <w:r>
-              <w:t>精芯科技有限公司</w:t>
-            </w:r>
-          </w:p>
-        </w:tc>
-        <w:tc>
-          <w:tcPr>
-            <w:tcW w:type="dxa" w:w="2160"/>
-          </w:tcPr>
-          <w:p>
-            <w:r>
-              <w:t>云计算</w:t>
-            </w:r>
-          </w:p>
-        </w:tc>
-        <w:tc>
-          <w:tcPr>
-            <w:tcW w:type="dxa" w:w="2160"/>
-          </w:tcPr>
-          <w:p>
-            <w:r>
-              <w:t>660亿</w:t>
-            </w:r>
-          </w:p>
-        </w:tc>
-        <w:tc>
-          <w:tcPr>
-            <w:tcW w:type="dxa" w:w="2160"/>
-          </w:tcPr>
-          <w:p>
-            <w:r>
-              <w:t>8%</w:t>
-            </w:r>
-          </w:p>
-        </w:tc>
-      </w:tr>
-      <w:tr>
-        <w:tc>
-          <w:tcPr>
-            <w:tcW w:type="dxa" w:w="2160"/>
-          </w:tcPr>
-          <w:p>
-            <w:r>
-              <w:t>银嘉信息有限公司</w:t>
-            </w:r>
-          </w:p>
-        </w:tc>
-        <w:tc>
-          <w:tcPr>
-            <w:tcW w:type="dxa" w:w="2160"/>
-          </w:tcPr>
-          <w:p>
-            <w:r>
-              <w:t>消费科技</w:t>
-            </w:r>
-          </w:p>
-        </w:tc>
-        <w:tc>
-          <w:tcPr>
-            <w:tcW w:type="dxa" w:w="2160"/>
-          </w:tcPr>
-          <w:p>
-            <w:r>
-              <w:t>699亿</w:t>
-            </w:r>
-          </w:p>
-        </w:tc>
-        <w:tc>
-          <w:tcPr>
-            <w:tcW w:type="dxa" w:w="2160"/>
-          </w:tcPr>
-          <w:p>
-            <w:r>
-              <w:t>30%</w:t>
-            </w:r>
-          </w:p>
-        </w:tc>
-      </w:tr>
-      <w:tr>
-        <w:tc>
-          <w:tcPr>
-            <w:tcW w:type="dxa" w:w="2160"/>
-          </w:tcPr>
-          <w:p>
-            <w:r>
-              <w:t>创汇传媒有限公司</w:t>
-            </w:r>
-          </w:p>
-        </w:tc>
-        <w:tc>
-          <w:tcPr>
-            <w:tcW w:type="dxa" w:w="2160"/>
-          </w:tcPr>
-          <w:p>
-            <w:r>
-              <w:t>新能源</w:t>
-            </w:r>
-          </w:p>
-        </w:tc>
-        <w:tc>
-          <w:tcPr>
-            <w:tcW w:type="dxa" w:w="2160"/>
-          </w:tcPr>
-          <w:p>
-            <w:r>
-              <w:t>428亿</w:t>
-            </w:r>
-          </w:p>
-        </w:tc>
-        <w:tc>
-          <w:tcPr>
-            <w:tcW w:type="dxa" w:w="2160"/>
-          </w:tcPr>
-          <w:p>
-            <w:r>
-              <w:t>18%</w:t>
-            </w:r>
-          </w:p>
-        </w:tc>
-      </w:tr>
-      <w:tr>
-        <w:tc>
-          <w:tcPr>
-            <w:tcW w:type="dxa" w:w="2160"/>
-          </w:tcPr>
-          <w:p>
-            <w:r>
-              <w:t>富罳信息有限公司</w:t>
-            </w:r>
-          </w:p>
-        </w:tc>
-        <w:tc>
-          <w:tcPr>
-            <w:tcW w:type="dxa" w:w="2160"/>
-          </w:tcPr>
-          <w:p>
-            <w:r>
-              <w:t>医疗科技</w:t>
-            </w:r>
-          </w:p>
-        </w:tc>
-        <w:tc>
-          <w:tcPr>
-            <w:tcW w:type="dxa" w:w="2160"/>
-          </w:tcPr>
-          <w:p>
-            <w:r>
-              <w:t>115亿</w:t>
-            </w:r>
-          </w:p>
-        </w:tc>
-        <w:tc>
-          <w:tcPr>
-            <w:tcW w:type="dxa" w:w="2160"/>
-          </w:tcPr>
-          <w:p>
-            <w:r>
-              <w:t>11%</w:t>
-            </w:r>
-          </w:p>
-        </w:tc>
-      </w:tr>
-      <w:tr>
-        <w:tc>
-          <w:tcPr>
-            <w:tcW w:type="dxa" w:w="2160"/>
-          </w:tcPr>
-          <w:p>
-            <w:r>
-              <w:t>东方峻景网络有限公司</w:t>
-            </w:r>
-          </w:p>
-        </w:tc>
-        <w:tc>
-          <w:tcPr>
-            <w:tcW w:type="dxa" w:w="2160"/>
-          </w:tcPr>
-          <w:p>
-            <w:r>
-              <w:t>机器人</w:t>
-            </w:r>
-          </w:p>
-        </w:tc>
-        <w:tc>
-          <w:tcPr>
-            <w:tcW w:type="dxa" w:w="2160"/>
-          </w:tcPr>
-          <w:p>
-            <w:r>
-              <w:t>168亿</w:t>
-            </w:r>
-          </w:p>
-        </w:tc>
-        <w:tc>
-          <w:tcPr>
-            <w:tcW w:type="dxa" w:w="2160"/>
-          </w:tcPr>
-          <w:p>
-            <w:r>
-              <w:t>20%</w:t>
-            </w:r>
-          </w:p>
-        </w:tc>
-      </w:tr>
-      <w:tr>
-        <w:tc>
-          <w:tcPr>
-            <w:tcW w:type="dxa" w:w="2160"/>
-          </w:tcPr>
-          <w:p>
-            <w:r>
-              <w:t>华远软件信息有限公司</w:t>
-            </w:r>
-          </w:p>
-        </w:tc>
-        <w:tc>
-          <w:tcPr>
-            <w:tcW w:type="dxa" w:w="2160"/>
-          </w:tcPr>
-          <w:p>
-            <w:r>
-              <w:t>半导体</w:t>
-            </w:r>
-          </w:p>
-        </w:tc>
-        <w:tc>
-          <w:tcPr>
-            <w:tcW w:type="dxa" w:w="2160"/>
-          </w:tcPr>
-          <w:p>
-            <w:r>
-              <w:t>534亿</w:t>
-            </w:r>
-          </w:p>
-        </w:tc>
-        <w:tc>
-          <w:tcPr>
-            <w:tcW w:type="dxa" w:w="2160"/>
-          </w:tcPr>
-          <w:p>
-            <w:r>
-              <w:t>9%</w:t>
-            </w:r>
-          </w:p>
-        </w:tc>
-      </w:tr>
-      <w:tr>
-        <w:tc>
-          <w:tcPr>
-            <w:tcW w:type="dxa" w:w="2160"/>
-          </w:tcPr>
-          <w:p>
-            <w:r>
-              <w:t>九方信息有限公司</w:t>
-            </w:r>
-          </w:p>
-        </w:tc>
-        <w:tc>
-          <w:tcPr>
-            <w:tcW w:type="dxa" w:w="2160"/>
-          </w:tcPr>
-          <w:p>
-            <w:r>
-              <w:t>新能源</w:t>
-            </w:r>
-          </w:p>
-        </w:tc>
-        <w:tc>
-          <w:tcPr>
-            <w:tcW w:type="dxa" w:w="2160"/>
-          </w:tcPr>
-          <w:p>
-            <w:r>
-              <w:t>126亿</w:t>
-            </w:r>
-          </w:p>
-        </w:tc>
-        <w:tc>
-          <w:tcPr>
-            <w:tcW w:type="dxa" w:w="2160"/>
-          </w:tcPr>
-          <w:p>
-            <w:r>
-              <w:t>8%</w:t>
-            </w:r>
-          </w:p>
-        </w:tc>
-      </w:tr>
-      <w:tr>
-        <w:tc>
-          <w:tcPr>
-            <w:tcW w:type="dxa" w:w="2160"/>
-          </w:tcPr>
-          <w:p>
-            <w:r>
-              <w:t>九方网络有限公司</w:t>
-            </w:r>
-          </w:p>
-        </w:tc>
-        <w:tc>
-          <w:tcPr>
-            <w:tcW w:type="dxa" w:w="2160"/>
-          </w:tcPr>
-          <w:p>
-            <w:r>
-              <w:t>新能源</w:t>
-            </w:r>
-          </w:p>
-        </w:tc>
-        <w:tc>
-          <w:tcPr>
-            <w:tcW w:type="dxa" w:w="2160"/>
-          </w:tcPr>
-          <w:p>
-            <w:r>
-              <w:t>202亿</w:t>
-            </w:r>
-          </w:p>
-        </w:tc>
-        <w:tc>
-          <w:tcPr>
-            <w:tcW w:type="dxa" w:w="2160"/>
-          </w:tcPr>
-          <w:p>
-            <w:r>
-              <w:t>11%</w:t>
             </w:r>
           </w:p>
         </w:tc>
